--- a/docs/Plano_de_Testes_GamePad.docx
+++ b/docs/Plano_de_Testes_GamePad.docx
@@ -2274,9 +2274,2268 @@
     </w:p>
     <w:p>
       <w:r>
-        <w:t>(A ser preenchido)</w:t>
+        <w:t>Os testes funcionais automatizados foram implementados em C# (.NET 8) com xUnit e Selenium WebDriver, dirigindo o navegador Microsoft Edge sobre o front-end (React + Vite) integrado ao back-end local. Cada caso simula a interação real do usuário — navegação, cliques e digitação — e verifica o comportamento da interface. A suíte (projeto GamePadAPI.SeleniumTests) é executada com o comando dotnet test, em ordem (CT11 a CT20) e com o navegador visível, o que facilita a gravação em vídeo. Os casos cobrem navegação, busca e detalhe de jogos (integração com a API IGDB), autenticação (login válido e inválido), cadastro de usuários e criação de listas.</w:t>
       </w:r>
     </w:p>
+    <w:p>
+      <w:r>
+        <w:rPr>
+          <w:b/>
+        </w:rPr>
+        <w:t>Resultado da execução da suíte (dotnet test): 10 de 10 casos APROVADOS, 0 falhas.</w:t>
+      </w:r>
+    </w:p>
+    <w:p/>
+    <w:tbl>
+      <w:tblPr>
+        <w:tblStyle w:val="TableGrid"/>
+        <w:tblW w:type="auto" w:w="0"/>
+        <w:jc w:val="center"/>
+        <w:tblLook w:firstColumn="1" w:firstRow="1" w:lastColumn="0" w:lastRow="0" w:noHBand="0" w:noVBand="1" w:val="04A0"/>
+      </w:tblPr>
+      <w:tblGrid>
+        <w:gridCol w:w="4320"/>
+        <w:gridCol w:w="4320"/>
+      </w:tblGrid>
+      <w:tr>
+        <w:tc>
+          <w:tcPr>
+            <w:tcW w:type="dxa" w:w="2200"/>
+          </w:tcPr>
+          <w:p>
+            <w:r>
+              <w:rPr>
+                <w:b/>
+              </w:rPr>
+              <w:t>Caso de Teste</w:t>
+            </w:r>
+          </w:p>
+        </w:tc>
+        <w:tc>
+          <w:tcPr>
+            <w:tcW w:type="dxa" w:w="7200"/>
+          </w:tcPr>
+          <w:p>
+            <w:r>
+              <w:t>CT11 – A home carrega com o logo e a navbar</w:t>
+            </w:r>
+          </w:p>
+        </w:tc>
+      </w:tr>
+      <w:tr>
+        <w:tc>
+          <w:tcPr>
+            <w:tcW w:type="dxa" w:w="2200"/>
+          </w:tcPr>
+          <w:p>
+            <w:r>
+              <w:rPr>
+                <w:b/>
+              </w:rPr>
+              <w:t>Pré-Condição</w:t>
+            </w:r>
+          </w:p>
+        </w:tc>
+        <w:tc>
+          <w:tcPr>
+            <w:tcW w:type="dxa" w:w="7200"/>
+          </w:tcPr>
+          <w:p>
+            <w:r>
+              <w:t>Front-end no ar em http://localhost:5173.</w:t>
+            </w:r>
+          </w:p>
+        </w:tc>
+      </w:tr>
+      <w:tr>
+        <w:tc>
+          <w:tcPr>
+            <w:tcW w:type="dxa" w:w="2200"/>
+          </w:tcPr>
+          <w:p>
+            <w:r>
+              <w:rPr>
+                <w:b/>
+              </w:rPr>
+              <w:t>Procedimento</w:t>
+            </w:r>
+          </w:p>
+        </w:tc>
+        <w:tc>
+          <w:tcPr>
+            <w:tcW w:type="dxa" w:w="7200"/>
+          </w:tcPr>
+          <w:p>
+            <w:r>
+              <w:t>1) Abrir a página inicial ("/").</w:t>
+            </w:r>
+          </w:p>
+          <w:p>
+            <w:r>
+              <w:t>2) Verificar que o logo do site e o link "Home" da navbar estão visíveis.</w:t>
+            </w:r>
+          </w:p>
+        </w:tc>
+      </w:tr>
+      <w:tr>
+        <w:tc>
+          <w:tcPr>
+            <w:tcW w:type="dxa" w:w="2200"/>
+          </w:tcPr>
+          <w:p>
+            <w:r>
+              <w:rPr>
+                <w:b/>
+              </w:rPr>
+              <w:t>Dados de entrada</w:t>
+            </w:r>
+          </w:p>
+        </w:tc>
+        <w:tc>
+          <w:tcPr>
+            <w:tcW w:type="dxa" w:w="7200"/>
+          </w:tcPr>
+          <w:p>
+            <w:r>
+              <w:t>Navegação para "/"</w:t>
+            </w:r>
+          </w:p>
+        </w:tc>
+      </w:tr>
+      <w:tr>
+        <w:tc>
+          <w:tcPr>
+            <w:tcW w:type="dxa" w:w="2200"/>
+          </w:tcPr>
+          <w:p>
+            <w:r>
+              <w:rPr>
+                <w:b/>
+              </w:rPr>
+              <w:t>Saída esperada</w:t>
+            </w:r>
+          </w:p>
+        </w:tc>
+        <w:tc>
+          <w:tcPr>
+            <w:tcW w:type="dxa" w:w="7200"/>
+          </w:tcPr>
+          <w:p>
+            <w:r>
+              <w:t>Logo ("Logo do site") e o link "Home" da navbar visíveis.</w:t>
+            </w:r>
+          </w:p>
+        </w:tc>
+      </w:tr>
+      <w:tr>
+        <w:tc>
+          <w:tcPr>
+            <w:tcW w:type="dxa" w:w="2200"/>
+          </w:tcPr>
+          <w:p>
+            <w:r>
+              <w:rPr>
+                <w:b/>
+              </w:rPr>
+              <w:t>Saída encontrada</w:t>
+            </w:r>
+          </w:p>
+        </w:tc>
+        <w:tc>
+          <w:tcPr>
+            <w:tcW w:type="dxa" w:w="7200"/>
+          </w:tcPr>
+          <w:p>
+            <w:r>
+              <w:t>Logo e link "Home" exibidos corretamente. Teste APROVADO (✓).</w:t>
+            </w:r>
+          </w:p>
+        </w:tc>
+      </w:tr>
+      <w:tr>
+        <w:tc>
+          <w:tcPr>
+            <w:tcW w:type="dxa" w:w="2200"/>
+          </w:tcPr>
+          <w:p>
+            <w:r>
+              <w:rPr>
+                <w:b/>
+              </w:rPr>
+              <w:t>Prioridade</w:t>
+            </w:r>
+          </w:p>
+        </w:tc>
+        <w:tc>
+          <w:tcPr>
+            <w:tcW w:type="dxa" w:w="7200"/>
+          </w:tcPr>
+          <w:p>
+            <w:r>
+              <w:t>Alta</w:t>
+            </w:r>
+          </w:p>
+        </w:tc>
+      </w:tr>
+      <w:tr>
+        <w:tc>
+          <w:tcPr>
+            <w:tcW w:type="dxa" w:w="2200"/>
+          </w:tcPr>
+          <w:p>
+            <w:r>
+              <w:rPr>
+                <w:b/>
+              </w:rPr>
+              <w:t>Técnica</w:t>
+            </w:r>
+          </w:p>
+        </w:tc>
+        <w:tc>
+          <w:tcPr>
+            <w:tcW w:type="dxa" w:w="7200"/>
+          </w:tcPr>
+          <w:p>
+            <w:r>
+              <w:t>Automatizada (Selenium WebDriver + Edge)</w:t>
+            </w:r>
+          </w:p>
+        </w:tc>
+      </w:tr>
+    </w:tbl>
+    <w:p/>
+    <w:tbl>
+      <w:tblPr>
+        <w:tblStyle w:val="TableGrid"/>
+        <w:tblW w:type="auto" w:w="0"/>
+        <w:jc w:val="center"/>
+        <w:tblLook w:firstColumn="1" w:firstRow="1" w:lastColumn="0" w:lastRow="0" w:noHBand="0" w:noVBand="1" w:val="04A0"/>
+      </w:tblPr>
+      <w:tblGrid>
+        <w:gridCol w:w="4320"/>
+        <w:gridCol w:w="4320"/>
+      </w:tblGrid>
+      <w:tr>
+        <w:tc>
+          <w:tcPr>
+            <w:tcW w:type="dxa" w:w="2200"/>
+          </w:tcPr>
+          <w:p>
+            <w:r>
+              <w:rPr>
+                <w:b/>
+              </w:rPr>
+              <w:t>Caso de Teste</w:t>
+            </w:r>
+          </w:p>
+        </w:tc>
+        <w:tc>
+          <w:tcPr>
+            <w:tcW w:type="dxa" w:w="7200"/>
+          </w:tcPr>
+          <w:p>
+            <w:r>
+              <w:t>CT12 – Navegar para a página de Jogos pela navbar</w:t>
+            </w:r>
+          </w:p>
+        </w:tc>
+      </w:tr>
+      <w:tr>
+        <w:tc>
+          <w:tcPr>
+            <w:tcW w:type="dxa" w:w="2200"/>
+          </w:tcPr>
+          <w:p>
+            <w:r>
+              <w:rPr>
+                <w:b/>
+              </w:rPr>
+              <w:t>Pré-Condição</w:t>
+            </w:r>
+          </w:p>
+        </w:tc>
+        <w:tc>
+          <w:tcPr>
+            <w:tcW w:type="dxa" w:w="7200"/>
+          </w:tcPr>
+          <w:p>
+            <w:r>
+              <w:t>Home aberta; back-end e API IGDB no ar.</w:t>
+            </w:r>
+          </w:p>
+        </w:tc>
+      </w:tr>
+      <w:tr>
+        <w:tc>
+          <w:tcPr>
+            <w:tcW w:type="dxa" w:w="2200"/>
+          </w:tcPr>
+          <w:p>
+            <w:r>
+              <w:rPr>
+                <w:b/>
+              </w:rPr>
+              <w:t>Procedimento</w:t>
+            </w:r>
+          </w:p>
+        </w:tc>
+        <w:tc>
+          <w:tcPr>
+            <w:tcW w:type="dxa" w:w="7200"/>
+          </w:tcPr>
+          <w:p>
+            <w:r>
+              <w:t>1) Na home, clicar no link "Jogos" da navbar.</w:t>
+            </w:r>
+          </w:p>
+          <w:p>
+            <w:r>
+              <w:t>2) Aguardar a rota /games carregar.</w:t>
+            </w:r>
+          </w:p>
+          <w:p>
+            <w:r>
+              <w:t>3) Verificar que a listagem exibe ao menos um card de jogo.</w:t>
+            </w:r>
+          </w:p>
+        </w:tc>
+      </w:tr>
+      <w:tr>
+        <w:tc>
+          <w:tcPr>
+            <w:tcW w:type="dxa" w:w="2200"/>
+          </w:tcPr>
+          <w:p>
+            <w:r>
+              <w:rPr>
+                <w:b/>
+              </w:rPr>
+              <w:t>Dados de entrada</w:t>
+            </w:r>
+          </w:p>
+        </w:tc>
+        <w:tc>
+          <w:tcPr>
+            <w:tcW w:type="dxa" w:w="7200"/>
+          </w:tcPr>
+          <w:p>
+            <w:r>
+              <w:t>Clique no link "Jogos"</w:t>
+            </w:r>
+          </w:p>
+        </w:tc>
+      </w:tr>
+      <w:tr>
+        <w:tc>
+          <w:tcPr>
+            <w:tcW w:type="dxa" w:w="2200"/>
+          </w:tcPr>
+          <w:p>
+            <w:r>
+              <w:rPr>
+                <w:b/>
+              </w:rPr>
+              <w:t>Saída esperada</w:t>
+            </w:r>
+          </w:p>
+        </w:tc>
+        <w:tc>
+          <w:tcPr>
+            <w:tcW w:type="dxa" w:w="7200"/>
+          </w:tcPr>
+          <w:p>
+            <w:r>
+              <w:t>URL passa a conter /games e ao menos um card de jogo é exibido.</w:t>
+            </w:r>
+          </w:p>
+        </w:tc>
+      </w:tr>
+      <w:tr>
+        <w:tc>
+          <w:tcPr>
+            <w:tcW w:type="dxa" w:w="2200"/>
+          </w:tcPr>
+          <w:p>
+            <w:r>
+              <w:rPr>
+                <w:b/>
+              </w:rPr>
+              <w:t>Saída encontrada</w:t>
+            </w:r>
+          </w:p>
+        </w:tc>
+        <w:tc>
+          <w:tcPr>
+            <w:tcW w:type="dxa" w:w="7200"/>
+          </w:tcPr>
+          <w:p>
+            <w:r>
+              <w:t>Navegou para /games e exibiu os cards de jogos. Teste APROVADO (✓).</w:t>
+            </w:r>
+          </w:p>
+        </w:tc>
+      </w:tr>
+      <w:tr>
+        <w:tc>
+          <w:tcPr>
+            <w:tcW w:type="dxa" w:w="2200"/>
+          </w:tcPr>
+          <w:p>
+            <w:r>
+              <w:rPr>
+                <w:b/>
+              </w:rPr>
+              <w:t>Prioridade</w:t>
+            </w:r>
+          </w:p>
+        </w:tc>
+        <w:tc>
+          <w:tcPr>
+            <w:tcW w:type="dxa" w:w="7200"/>
+          </w:tcPr>
+          <w:p>
+            <w:r>
+              <w:t>Média</w:t>
+            </w:r>
+          </w:p>
+        </w:tc>
+      </w:tr>
+      <w:tr>
+        <w:tc>
+          <w:tcPr>
+            <w:tcW w:type="dxa" w:w="2200"/>
+          </w:tcPr>
+          <w:p>
+            <w:r>
+              <w:rPr>
+                <w:b/>
+              </w:rPr>
+              <w:t>Técnica</w:t>
+            </w:r>
+          </w:p>
+        </w:tc>
+        <w:tc>
+          <w:tcPr>
+            <w:tcW w:type="dxa" w:w="7200"/>
+          </w:tcPr>
+          <w:p>
+            <w:r>
+              <w:t>Automatizada (Selenium WebDriver + Edge)</w:t>
+            </w:r>
+          </w:p>
+        </w:tc>
+      </w:tr>
+    </w:tbl>
+    <w:p/>
+    <w:tbl>
+      <w:tblPr>
+        <w:tblStyle w:val="TableGrid"/>
+        <w:tblW w:type="auto" w:w="0"/>
+        <w:jc w:val="center"/>
+        <w:tblLook w:firstColumn="1" w:firstRow="1" w:lastColumn="0" w:lastRow="0" w:noHBand="0" w:noVBand="1" w:val="04A0"/>
+      </w:tblPr>
+      <w:tblGrid>
+        <w:gridCol w:w="4320"/>
+        <w:gridCol w:w="4320"/>
+      </w:tblGrid>
+      <w:tr>
+        <w:tc>
+          <w:tcPr>
+            <w:tcW w:type="dxa" w:w="2200"/>
+          </w:tcPr>
+          <w:p>
+            <w:r>
+              <w:rPr>
+                <w:b/>
+              </w:rPr>
+              <w:t>Caso de Teste</w:t>
+            </w:r>
+          </w:p>
+        </w:tc>
+        <w:tc>
+          <w:tcPr>
+            <w:tcW w:type="dxa" w:w="7200"/>
+          </w:tcPr>
+          <w:p>
+            <w:r>
+              <w:t>CT13 – Buscar um jogo retorna resultados</w:t>
+            </w:r>
+          </w:p>
+        </w:tc>
+      </w:tr>
+      <w:tr>
+        <w:tc>
+          <w:tcPr>
+            <w:tcW w:type="dxa" w:w="2200"/>
+          </w:tcPr>
+          <w:p>
+            <w:r>
+              <w:rPr>
+                <w:b/>
+              </w:rPr>
+              <w:t>Pré-Condição</w:t>
+            </w:r>
+          </w:p>
+        </w:tc>
+        <w:tc>
+          <w:tcPr>
+            <w:tcW w:type="dxa" w:w="7200"/>
+          </w:tcPr>
+          <w:p>
+            <w:r>
+              <w:t>Home aberta; API IGDB no ar.</w:t>
+            </w:r>
+          </w:p>
+        </w:tc>
+      </w:tr>
+      <w:tr>
+        <w:tc>
+          <w:tcPr>
+            <w:tcW w:type="dxa" w:w="2200"/>
+          </w:tcPr>
+          <w:p>
+            <w:r>
+              <w:rPr>
+                <w:b/>
+              </w:rPr>
+              <w:t>Procedimento</w:t>
+            </w:r>
+          </w:p>
+        </w:tc>
+        <w:tc>
+          <w:tcPr>
+            <w:tcW w:type="dxa" w:w="7200"/>
+          </w:tcPr>
+          <w:p>
+            <w:r>
+              <w:t>1) Digitar "Zelda" no campo de busca da navbar.</w:t>
+            </w:r>
+          </w:p>
+          <w:p>
+            <w:r>
+              <w:t>2) Clicar no botão de buscar.</w:t>
+            </w:r>
+          </w:p>
+          <w:p>
+            <w:r>
+              <w:t>3) Aguardar a rota /games/search/ carregar.</w:t>
+            </w:r>
+          </w:p>
+          <w:p>
+            <w:r>
+              <w:t>4) Verificar que ao menos um resultado é exibido.</w:t>
+            </w:r>
+          </w:p>
+        </w:tc>
+      </w:tr>
+      <w:tr>
+        <w:tc>
+          <w:tcPr>
+            <w:tcW w:type="dxa" w:w="2200"/>
+          </w:tcPr>
+          <w:p>
+            <w:r>
+              <w:rPr>
+                <w:b/>
+              </w:rPr>
+              <w:t>Dados de entrada</w:t>
+            </w:r>
+          </w:p>
+        </w:tc>
+        <w:tc>
+          <w:tcPr>
+            <w:tcW w:type="dxa" w:w="7200"/>
+          </w:tcPr>
+          <w:p>
+            <w:r>
+              <w:t>Termo de busca: "Zelda"</w:t>
+            </w:r>
+          </w:p>
+        </w:tc>
+      </w:tr>
+      <w:tr>
+        <w:tc>
+          <w:tcPr>
+            <w:tcW w:type="dxa" w:w="2200"/>
+          </w:tcPr>
+          <w:p>
+            <w:r>
+              <w:rPr>
+                <w:b/>
+              </w:rPr>
+              <w:t>Saída esperada</w:t>
+            </w:r>
+          </w:p>
+        </w:tc>
+        <w:tc>
+          <w:tcPr>
+            <w:tcW w:type="dxa" w:w="7200"/>
+          </w:tcPr>
+          <w:p>
+            <w:r>
+              <w:t>URL contém /games/search/ e ao menos um resultado ("Ver detalhes de…") é exibido.</w:t>
+            </w:r>
+          </w:p>
+        </w:tc>
+      </w:tr>
+      <w:tr>
+        <w:tc>
+          <w:tcPr>
+            <w:tcW w:type="dxa" w:w="2200"/>
+          </w:tcPr>
+          <w:p>
+            <w:r>
+              <w:rPr>
+                <w:b/>
+              </w:rPr>
+              <w:t>Saída encontrada</w:t>
+            </w:r>
+          </w:p>
+        </w:tc>
+        <w:tc>
+          <w:tcPr>
+            <w:tcW w:type="dxa" w:w="7200"/>
+          </w:tcPr>
+          <w:p>
+            <w:r>
+              <w:t>Exibiu a lista de resultados para "Zelda". Teste APROVADO (✓).</w:t>
+            </w:r>
+          </w:p>
+        </w:tc>
+      </w:tr>
+      <w:tr>
+        <w:tc>
+          <w:tcPr>
+            <w:tcW w:type="dxa" w:w="2200"/>
+          </w:tcPr>
+          <w:p>
+            <w:r>
+              <w:rPr>
+                <w:b/>
+              </w:rPr>
+              <w:t>Prioridade</w:t>
+            </w:r>
+          </w:p>
+        </w:tc>
+        <w:tc>
+          <w:tcPr>
+            <w:tcW w:type="dxa" w:w="7200"/>
+          </w:tcPr>
+          <w:p>
+            <w:r>
+              <w:t>Média</w:t>
+            </w:r>
+          </w:p>
+        </w:tc>
+      </w:tr>
+      <w:tr>
+        <w:tc>
+          <w:tcPr>
+            <w:tcW w:type="dxa" w:w="2200"/>
+          </w:tcPr>
+          <w:p>
+            <w:r>
+              <w:rPr>
+                <w:b/>
+              </w:rPr>
+              <w:t>Técnica</w:t>
+            </w:r>
+          </w:p>
+        </w:tc>
+        <w:tc>
+          <w:tcPr>
+            <w:tcW w:type="dxa" w:w="7200"/>
+          </w:tcPr>
+          <w:p>
+            <w:r>
+              <w:t>Automatizada (Selenium WebDriver + Edge)</w:t>
+            </w:r>
+          </w:p>
+        </w:tc>
+      </w:tr>
+    </w:tbl>
+    <w:p/>
+    <w:tbl>
+      <w:tblPr>
+        <w:tblStyle w:val="TableGrid"/>
+        <w:tblW w:type="auto" w:w="0"/>
+        <w:jc w:val="center"/>
+        <w:tblLook w:firstColumn="1" w:firstRow="1" w:lastColumn="0" w:lastRow="0" w:noHBand="0" w:noVBand="1" w:val="04A0"/>
+      </w:tblPr>
+      <w:tblGrid>
+        <w:gridCol w:w="4320"/>
+        <w:gridCol w:w="4320"/>
+      </w:tblGrid>
+      <w:tr>
+        <w:tc>
+          <w:tcPr>
+            <w:tcW w:type="dxa" w:w="2200"/>
+          </w:tcPr>
+          <w:p>
+            <w:r>
+              <w:rPr>
+                <w:b/>
+              </w:rPr>
+              <w:t>Caso de Teste</w:t>
+            </w:r>
+          </w:p>
+        </w:tc>
+        <w:tc>
+          <w:tcPr>
+            <w:tcW w:type="dxa" w:w="7200"/>
+          </w:tcPr>
+          <w:p>
+            <w:r>
+              <w:t>CT14 – Abrir o detalhe de um jogo</w:t>
+            </w:r>
+          </w:p>
+        </w:tc>
+      </w:tr>
+      <w:tr>
+        <w:tc>
+          <w:tcPr>
+            <w:tcW w:type="dxa" w:w="2200"/>
+          </w:tcPr>
+          <w:p>
+            <w:r>
+              <w:rPr>
+                <w:b/>
+              </w:rPr>
+              <w:t>Pré-Condição</w:t>
+            </w:r>
+          </w:p>
+        </w:tc>
+        <w:tc>
+          <w:tcPr>
+            <w:tcW w:type="dxa" w:w="7200"/>
+          </w:tcPr>
+          <w:p>
+            <w:r>
+              <w:t>Página /games com jogos listados.</w:t>
+            </w:r>
+          </w:p>
+        </w:tc>
+      </w:tr>
+      <w:tr>
+        <w:tc>
+          <w:tcPr>
+            <w:tcW w:type="dxa" w:w="2200"/>
+          </w:tcPr>
+          <w:p>
+            <w:r>
+              <w:rPr>
+                <w:b/>
+              </w:rPr>
+              <w:t>Procedimento</w:t>
+            </w:r>
+          </w:p>
+        </w:tc>
+        <w:tc>
+          <w:tcPr>
+            <w:tcW w:type="dxa" w:w="7200"/>
+          </w:tcPr>
+          <w:p>
+            <w:r>
+              <w:t>1) Acessar /games.</w:t>
+            </w:r>
+          </w:p>
+          <w:p>
+            <w:r>
+              <w:t>2) Clicar no primeiro card de jogo.</w:t>
+            </w:r>
+          </w:p>
+          <w:p>
+            <w:r>
+              <w:t>3) Verificar a navegação para a página de detalhe.</w:t>
+            </w:r>
+          </w:p>
+        </w:tc>
+      </w:tr>
+      <w:tr>
+        <w:tc>
+          <w:tcPr>
+            <w:tcW w:type="dxa" w:w="2200"/>
+          </w:tcPr>
+          <w:p>
+            <w:r>
+              <w:rPr>
+                <w:b/>
+              </w:rPr>
+              <w:t>Dados de entrada</w:t>
+            </w:r>
+          </w:p>
+        </w:tc>
+        <w:tc>
+          <w:tcPr>
+            <w:tcW w:type="dxa" w:w="7200"/>
+          </w:tcPr>
+          <w:p>
+            <w:r>
+              <w:t>Clique no primeiro card de jogo</w:t>
+            </w:r>
+          </w:p>
+        </w:tc>
+      </w:tr>
+      <w:tr>
+        <w:tc>
+          <w:tcPr>
+            <w:tcW w:type="dxa" w:w="2200"/>
+          </w:tcPr>
+          <w:p>
+            <w:r>
+              <w:rPr>
+                <w:b/>
+              </w:rPr>
+              <w:t>Saída esperada</w:t>
+            </w:r>
+          </w:p>
+        </w:tc>
+        <w:tc>
+          <w:tcPr>
+            <w:tcW w:type="dxa" w:w="7200"/>
+          </w:tcPr>
+          <w:p>
+            <w:r>
+              <w:t>URL no formato /games/{id} (número).</w:t>
+            </w:r>
+          </w:p>
+        </w:tc>
+      </w:tr>
+      <w:tr>
+        <w:tc>
+          <w:tcPr>
+            <w:tcW w:type="dxa" w:w="2200"/>
+          </w:tcPr>
+          <w:p>
+            <w:r>
+              <w:rPr>
+                <w:b/>
+              </w:rPr>
+              <w:t>Saída encontrada</w:t>
+            </w:r>
+          </w:p>
+        </w:tc>
+        <w:tc>
+          <w:tcPr>
+            <w:tcW w:type="dxa" w:w="7200"/>
+          </w:tcPr>
+          <w:p>
+            <w:r>
+              <w:t>Abriu a página de detalhe (/games/{id}). Teste APROVADO (✓).</w:t>
+            </w:r>
+          </w:p>
+        </w:tc>
+      </w:tr>
+      <w:tr>
+        <w:tc>
+          <w:tcPr>
+            <w:tcW w:type="dxa" w:w="2200"/>
+          </w:tcPr>
+          <w:p>
+            <w:r>
+              <w:rPr>
+                <w:b/>
+              </w:rPr>
+              <w:t>Prioridade</w:t>
+            </w:r>
+          </w:p>
+        </w:tc>
+        <w:tc>
+          <w:tcPr>
+            <w:tcW w:type="dxa" w:w="7200"/>
+          </w:tcPr>
+          <w:p>
+            <w:r>
+              <w:t>Média</w:t>
+            </w:r>
+          </w:p>
+        </w:tc>
+      </w:tr>
+      <w:tr>
+        <w:tc>
+          <w:tcPr>
+            <w:tcW w:type="dxa" w:w="2200"/>
+          </w:tcPr>
+          <w:p>
+            <w:r>
+              <w:rPr>
+                <w:b/>
+              </w:rPr>
+              <w:t>Técnica</w:t>
+            </w:r>
+          </w:p>
+        </w:tc>
+        <w:tc>
+          <w:tcPr>
+            <w:tcW w:type="dxa" w:w="7200"/>
+          </w:tcPr>
+          <w:p>
+            <w:r>
+              <w:t>Automatizada (Selenium WebDriver + Edge)</w:t>
+            </w:r>
+          </w:p>
+        </w:tc>
+      </w:tr>
+    </w:tbl>
+    <w:p/>
+    <w:tbl>
+      <w:tblPr>
+        <w:tblStyle w:val="TableGrid"/>
+        <w:tblW w:type="auto" w:w="0"/>
+        <w:jc w:val="center"/>
+        <w:tblLook w:firstColumn="1" w:firstRow="1" w:lastColumn="0" w:lastRow="0" w:noHBand="0" w:noVBand="1" w:val="04A0"/>
+      </w:tblPr>
+      <w:tblGrid>
+        <w:gridCol w:w="4320"/>
+        <w:gridCol w:w="4320"/>
+      </w:tblGrid>
+      <w:tr>
+        <w:tc>
+          <w:tcPr>
+            <w:tcW w:type="dxa" w:w="2200"/>
+          </w:tcPr>
+          <w:p>
+            <w:r>
+              <w:rPr>
+                <w:b/>
+              </w:rPr>
+              <w:t>Caso de Teste</w:t>
+            </w:r>
+          </w:p>
+        </w:tc>
+        <w:tc>
+          <w:tcPr>
+            <w:tcW w:type="dxa" w:w="7200"/>
+          </w:tcPr>
+          <w:p>
+            <w:r>
+              <w:t>CT15 – Abrir o modal de login</w:t>
+            </w:r>
+          </w:p>
+        </w:tc>
+      </w:tr>
+      <w:tr>
+        <w:tc>
+          <w:tcPr>
+            <w:tcW w:type="dxa" w:w="2200"/>
+          </w:tcPr>
+          <w:p>
+            <w:r>
+              <w:rPr>
+                <w:b/>
+              </w:rPr>
+              <w:t>Pré-Condição</w:t>
+            </w:r>
+          </w:p>
+        </w:tc>
+        <w:tc>
+          <w:tcPr>
+            <w:tcW w:type="dxa" w:w="7200"/>
+          </w:tcPr>
+          <w:p>
+            <w:r>
+              <w:t>Home aberta, usuário não autenticado.</w:t>
+            </w:r>
+          </w:p>
+        </w:tc>
+      </w:tr>
+      <w:tr>
+        <w:tc>
+          <w:tcPr>
+            <w:tcW w:type="dxa" w:w="2200"/>
+          </w:tcPr>
+          <w:p>
+            <w:r>
+              <w:rPr>
+                <w:b/>
+              </w:rPr>
+              <w:t>Procedimento</w:t>
+            </w:r>
+          </w:p>
+        </w:tc>
+        <w:tc>
+          <w:tcPr>
+            <w:tcW w:type="dxa" w:w="7200"/>
+          </w:tcPr>
+          <w:p>
+            <w:r>
+              <w:t>1) Clicar no botão "Entrar" da navbar.</w:t>
+            </w:r>
+          </w:p>
+          <w:p>
+            <w:r>
+              <w:t>2) Verificar que o modal de login é exibido.</w:t>
+            </w:r>
+          </w:p>
+        </w:tc>
+      </w:tr>
+      <w:tr>
+        <w:tc>
+          <w:tcPr>
+            <w:tcW w:type="dxa" w:w="2200"/>
+          </w:tcPr>
+          <w:p>
+            <w:r>
+              <w:rPr>
+                <w:b/>
+              </w:rPr>
+              <w:t>Dados de entrada</w:t>
+            </w:r>
+          </w:p>
+        </w:tc>
+        <w:tc>
+          <w:tcPr>
+            <w:tcW w:type="dxa" w:w="7200"/>
+          </w:tcPr>
+          <w:p>
+            <w:r>
+              <w:t>Clique no botão "Entrar"</w:t>
+            </w:r>
+          </w:p>
+        </w:tc>
+      </w:tr>
+      <w:tr>
+        <w:tc>
+          <w:tcPr>
+            <w:tcW w:type="dxa" w:w="2200"/>
+          </w:tcPr>
+          <w:p>
+            <w:r>
+              <w:rPr>
+                <w:b/>
+              </w:rPr>
+              <w:t>Saída esperada</w:t>
+            </w:r>
+          </w:p>
+        </w:tc>
+        <w:tc>
+          <w:tcPr>
+            <w:tcW w:type="dxa" w:w="7200"/>
+          </w:tcPr>
+          <w:p>
+            <w:r>
+              <w:t>Título "Entrar" e o campo de e-mail do modal visíveis.</w:t>
+            </w:r>
+          </w:p>
+        </w:tc>
+      </w:tr>
+      <w:tr>
+        <w:tc>
+          <w:tcPr>
+            <w:tcW w:type="dxa" w:w="2200"/>
+          </w:tcPr>
+          <w:p>
+            <w:r>
+              <w:rPr>
+                <w:b/>
+              </w:rPr>
+              <w:t>Saída encontrada</w:t>
+            </w:r>
+          </w:p>
+        </w:tc>
+        <w:tc>
+          <w:tcPr>
+            <w:tcW w:type="dxa" w:w="7200"/>
+          </w:tcPr>
+          <w:p>
+            <w:r>
+              <w:t>Modal de login exibido com o campo de e-mail. Teste APROVADO (✓).</w:t>
+            </w:r>
+          </w:p>
+        </w:tc>
+      </w:tr>
+      <w:tr>
+        <w:tc>
+          <w:tcPr>
+            <w:tcW w:type="dxa" w:w="2200"/>
+          </w:tcPr>
+          <w:p>
+            <w:r>
+              <w:rPr>
+                <w:b/>
+              </w:rPr>
+              <w:t>Prioridade</w:t>
+            </w:r>
+          </w:p>
+        </w:tc>
+        <w:tc>
+          <w:tcPr>
+            <w:tcW w:type="dxa" w:w="7200"/>
+          </w:tcPr>
+          <w:p>
+            <w:r>
+              <w:t>Média</w:t>
+            </w:r>
+          </w:p>
+        </w:tc>
+      </w:tr>
+      <w:tr>
+        <w:tc>
+          <w:tcPr>
+            <w:tcW w:type="dxa" w:w="2200"/>
+          </w:tcPr>
+          <w:p>
+            <w:r>
+              <w:rPr>
+                <w:b/>
+              </w:rPr>
+              <w:t>Técnica</w:t>
+            </w:r>
+          </w:p>
+        </w:tc>
+        <w:tc>
+          <w:tcPr>
+            <w:tcW w:type="dxa" w:w="7200"/>
+          </w:tcPr>
+          <w:p>
+            <w:r>
+              <w:t>Automatizada (Selenium WebDriver + Edge)</w:t>
+            </w:r>
+          </w:p>
+        </w:tc>
+      </w:tr>
+    </w:tbl>
+    <w:p/>
+    <w:tbl>
+      <w:tblPr>
+        <w:tblStyle w:val="TableGrid"/>
+        <w:tblW w:type="auto" w:w="0"/>
+        <w:jc w:val="center"/>
+        <w:tblLook w:firstColumn="1" w:firstRow="1" w:lastColumn="0" w:lastRow="0" w:noHBand="0" w:noVBand="1" w:val="04A0"/>
+      </w:tblPr>
+      <w:tblGrid>
+        <w:gridCol w:w="4320"/>
+        <w:gridCol w:w="4320"/>
+      </w:tblGrid>
+      <w:tr>
+        <w:tc>
+          <w:tcPr>
+            <w:tcW w:type="dxa" w:w="2200"/>
+          </w:tcPr>
+          <w:p>
+            <w:r>
+              <w:rPr>
+                <w:b/>
+              </w:rPr>
+              <w:t>Caso de Teste</w:t>
+            </w:r>
+          </w:p>
+        </w:tc>
+        <w:tc>
+          <w:tcPr>
+            <w:tcW w:type="dxa" w:w="7200"/>
+          </w:tcPr>
+          <w:p>
+            <w:r>
+              <w:t>CT16 – Login com credenciais inválidas exibe erro</w:t>
+            </w:r>
+          </w:p>
+        </w:tc>
+      </w:tr>
+      <w:tr>
+        <w:tc>
+          <w:tcPr>
+            <w:tcW w:type="dxa" w:w="2200"/>
+          </w:tcPr>
+          <w:p>
+            <w:r>
+              <w:rPr>
+                <w:b/>
+              </w:rPr>
+              <w:t>Pré-Condição</w:t>
+            </w:r>
+          </w:p>
+        </w:tc>
+        <w:tc>
+          <w:tcPr>
+            <w:tcW w:type="dxa" w:w="7200"/>
+          </w:tcPr>
+          <w:p>
+            <w:r>
+              <w:t>Modal de login aberto; back-end no ar.</w:t>
+            </w:r>
+          </w:p>
+        </w:tc>
+      </w:tr>
+      <w:tr>
+        <w:tc>
+          <w:tcPr>
+            <w:tcW w:type="dxa" w:w="2200"/>
+          </w:tcPr>
+          <w:p>
+            <w:r>
+              <w:rPr>
+                <w:b/>
+              </w:rPr>
+              <w:t>Procedimento</w:t>
+            </w:r>
+          </w:p>
+        </w:tc>
+        <w:tc>
+          <w:tcPr>
+            <w:tcW w:type="dxa" w:w="7200"/>
+          </w:tcPr>
+          <w:p>
+            <w:r>
+              <w:t>1) Abrir o modal de login.</w:t>
+            </w:r>
+          </w:p>
+          <w:p>
+            <w:r>
+              <w:t>2) Preencher um e-mail inexistente e uma senha incorreta.</w:t>
+            </w:r>
+          </w:p>
+          <w:p>
+            <w:r>
+              <w:t>3) Submeter o formulário.</w:t>
+            </w:r>
+          </w:p>
+          <w:p>
+            <w:r>
+              <w:t>4) Verificar a mensagem de erro.</w:t>
+            </w:r>
+          </w:p>
+        </w:tc>
+      </w:tr>
+      <w:tr>
+        <w:tc>
+          <w:tcPr>
+            <w:tcW w:type="dxa" w:w="2200"/>
+          </w:tcPr>
+          <w:p>
+            <w:r>
+              <w:rPr>
+                <w:b/>
+              </w:rPr>
+              <w:t>Dados de entrada</w:t>
+            </w:r>
+          </w:p>
+        </w:tc>
+        <w:tc>
+          <w:tcPr>
+            <w:tcW w:type="dxa" w:w="7200"/>
+          </w:tcPr>
+          <w:p>
+            <w:r>
+              <w:t>E-mail inexistente + senha "senhaErrada"</w:t>
+            </w:r>
+          </w:p>
+        </w:tc>
+      </w:tr>
+      <w:tr>
+        <w:tc>
+          <w:tcPr>
+            <w:tcW w:type="dxa" w:w="2200"/>
+          </w:tcPr>
+          <w:p>
+            <w:r>
+              <w:rPr>
+                <w:b/>
+              </w:rPr>
+              <w:t>Saída esperada</w:t>
+            </w:r>
+          </w:p>
+        </w:tc>
+        <w:tc>
+          <w:tcPr>
+            <w:tcW w:type="dxa" w:w="7200"/>
+          </w:tcPr>
+          <w:p>
+            <w:r>
+              <w:t>Mensagem de erro contendo "Inválidos".</w:t>
+            </w:r>
+          </w:p>
+        </w:tc>
+      </w:tr>
+      <w:tr>
+        <w:tc>
+          <w:tcPr>
+            <w:tcW w:type="dxa" w:w="2200"/>
+          </w:tcPr>
+          <w:p>
+            <w:r>
+              <w:rPr>
+                <w:b/>
+              </w:rPr>
+              <w:t>Saída encontrada</w:t>
+            </w:r>
+          </w:p>
+        </w:tc>
+        <w:tc>
+          <w:tcPr>
+            <w:tcW w:type="dxa" w:w="7200"/>
+          </w:tcPr>
+          <w:p>
+            <w:r>
+              <w:t>Exibiu "Email e/ou senha Inválidos!". Teste APROVADO (✓).</w:t>
+            </w:r>
+          </w:p>
+        </w:tc>
+      </w:tr>
+      <w:tr>
+        <w:tc>
+          <w:tcPr>
+            <w:tcW w:type="dxa" w:w="2200"/>
+          </w:tcPr>
+          <w:p>
+            <w:r>
+              <w:rPr>
+                <w:b/>
+              </w:rPr>
+              <w:t>Prioridade</w:t>
+            </w:r>
+          </w:p>
+        </w:tc>
+        <w:tc>
+          <w:tcPr>
+            <w:tcW w:type="dxa" w:w="7200"/>
+          </w:tcPr>
+          <w:p>
+            <w:r>
+              <w:t>Alta</w:t>
+            </w:r>
+          </w:p>
+        </w:tc>
+      </w:tr>
+      <w:tr>
+        <w:tc>
+          <w:tcPr>
+            <w:tcW w:type="dxa" w:w="2200"/>
+          </w:tcPr>
+          <w:p>
+            <w:r>
+              <w:rPr>
+                <w:b/>
+              </w:rPr>
+              <w:t>Técnica</w:t>
+            </w:r>
+          </w:p>
+        </w:tc>
+        <w:tc>
+          <w:tcPr>
+            <w:tcW w:type="dxa" w:w="7200"/>
+          </w:tcPr>
+          <w:p>
+            <w:r>
+              <w:t>Automatizada (Selenium WebDriver + Edge)</w:t>
+            </w:r>
+          </w:p>
+        </w:tc>
+      </w:tr>
+    </w:tbl>
+    <w:p/>
+    <w:tbl>
+      <w:tblPr>
+        <w:tblStyle w:val="TableGrid"/>
+        <w:tblW w:type="auto" w:w="0"/>
+        <w:jc w:val="center"/>
+        <w:tblLook w:firstColumn="1" w:firstRow="1" w:lastColumn="0" w:lastRow="0" w:noHBand="0" w:noVBand="1" w:val="04A0"/>
+      </w:tblPr>
+      <w:tblGrid>
+        <w:gridCol w:w="4320"/>
+        <w:gridCol w:w="4320"/>
+      </w:tblGrid>
+      <w:tr>
+        <w:tc>
+          <w:tcPr>
+            <w:tcW w:type="dxa" w:w="2200"/>
+          </w:tcPr>
+          <w:p>
+            <w:r>
+              <w:rPr>
+                <w:b/>
+              </w:rPr>
+              <w:t>Caso de Teste</w:t>
+            </w:r>
+          </w:p>
+        </w:tc>
+        <w:tc>
+          <w:tcPr>
+            <w:tcW w:type="dxa" w:w="7200"/>
+          </w:tcPr>
+          <w:p>
+            <w:r>
+              <w:t>CT17 – Validação do cadastro (campo obrigatório)</w:t>
+            </w:r>
+          </w:p>
+        </w:tc>
+      </w:tr>
+      <w:tr>
+        <w:tc>
+          <w:tcPr>
+            <w:tcW w:type="dxa" w:w="2200"/>
+          </w:tcPr>
+          <w:p>
+            <w:r>
+              <w:rPr>
+                <w:b/>
+              </w:rPr>
+              <w:t>Pré-Condição</w:t>
+            </w:r>
+          </w:p>
+        </w:tc>
+        <w:tc>
+          <w:tcPr>
+            <w:tcW w:type="dxa" w:w="7200"/>
+          </w:tcPr>
+          <w:p>
+            <w:r>
+              <w:t>Home aberta.</w:t>
+            </w:r>
+          </w:p>
+        </w:tc>
+      </w:tr>
+      <w:tr>
+        <w:tc>
+          <w:tcPr>
+            <w:tcW w:type="dxa" w:w="2200"/>
+          </w:tcPr>
+          <w:p>
+            <w:r>
+              <w:rPr>
+                <w:b/>
+              </w:rPr>
+              <w:t>Procedimento</w:t>
+            </w:r>
+          </w:p>
+        </w:tc>
+        <w:tc>
+          <w:tcPr>
+            <w:tcW w:type="dxa" w:w="7200"/>
+          </w:tcPr>
+          <w:p>
+            <w:r>
+              <w:t>1) Clicar no botão "Registrar" da navbar.</w:t>
+            </w:r>
+          </w:p>
+          <w:p>
+            <w:r>
+              <w:t>2) Submeter o formulário de cadastro vazio.</w:t>
+            </w:r>
+          </w:p>
+          <w:p>
+            <w:r>
+              <w:t>3) Verificar a mensagem de validação.</w:t>
+            </w:r>
+          </w:p>
+        </w:tc>
+      </w:tr>
+      <w:tr>
+        <w:tc>
+          <w:tcPr>
+            <w:tcW w:type="dxa" w:w="2200"/>
+          </w:tcPr>
+          <w:p>
+            <w:r>
+              <w:rPr>
+                <w:b/>
+              </w:rPr>
+              <w:t>Dados de entrada</w:t>
+            </w:r>
+          </w:p>
+        </w:tc>
+        <w:tc>
+          <w:tcPr>
+            <w:tcW w:type="dxa" w:w="7200"/>
+          </w:tcPr>
+          <w:p>
+            <w:r>
+              <w:t>Formulário de cadastro enviado vazio</w:t>
+            </w:r>
+          </w:p>
+        </w:tc>
+      </w:tr>
+      <w:tr>
+        <w:tc>
+          <w:tcPr>
+            <w:tcW w:type="dxa" w:w="2200"/>
+          </w:tcPr>
+          <w:p>
+            <w:r>
+              <w:rPr>
+                <w:b/>
+              </w:rPr>
+              <w:t>Saída esperada</w:t>
+            </w:r>
+          </w:p>
+        </w:tc>
+        <w:tc>
+          <w:tcPr>
+            <w:tcW w:type="dxa" w:w="7200"/>
+          </w:tcPr>
+          <w:p>
+            <w:r>
+              <w:t>Mensagem de validação contendo "obrigatório".</w:t>
+            </w:r>
+          </w:p>
+        </w:tc>
+      </w:tr>
+      <w:tr>
+        <w:tc>
+          <w:tcPr>
+            <w:tcW w:type="dxa" w:w="2200"/>
+          </w:tcPr>
+          <w:p>
+            <w:r>
+              <w:rPr>
+                <w:b/>
+              </w:rPr>
+              <w:t>Saída encontrada</w:t>
+            </w:r>
+          </w:p>
+        </w:tc>
+        <w:tc>
+          <w:tcPr>
+            <w:tcW w:type="dxa" w:w="7200"/>
+          </w:tcPr>
+          <w:p>
+            <w:r>
+              <w:t>Exibiu "Nome é obrigatório". Teste APROVADO (✓).</w:t>
+            </w:r>
+          </w:p>
+        </w:tc>
+      </w:tr>
+      <w:tr>
+        <w:tc>
+          <w:tcPr>
+            <w:tcW w:type="dxa" w:w="2200"/>
+          </w:tcPr>
+          <w:p>
+            <w:r>
+              <w:rPr>
+                <w:b/>
+              </w:rPr>
+              <w:t>Prioridade</w:t>
+            </w:r>
+          </w:p>
+        </w:tc>
+        <w:tc>
+          <w:tcPr>
+            <w:tcW w:type="dxa" w:w="7200"/>
+          </w:tcPr>
+          <w:p>
+            <w:r>
+              <w:t>Média</w:t>
+            </w:r>
+          </w:p>
+        </w:tc>
+      </w:tr>
+      <w:tr>
+        <w:tc>
+          <w:tcPr>
+            <w:tcW w:type="dxa" w:w="2200"/>
+          </w:tcPr>
+          <w:p>
+            <w:r>
+              <w:rPr>
+                <w:b/>
+              </w:rPr>
+              <w:t>Técnica</w:t>
+            </w:r>
+          </w:p>
+        </w:tc>
+        <w:tc>
+          <w:tcPr>
+            <w:tcW w:type="dxa" w:w="7200"/>
+          </w:tcPr>
+          <w:p>
+            <w:r>
+              <w:t>Automatizada (Selenium WebDriver + Edge)</w:t>
+            </w:r>
+          </w:p>
+        </w:tc>
+      </w:tr>
+    </w:tbl>
+    <w:p/>
+    <w:tbl>
+      <w:tblPr>
+        <w:tblStyle w:val="TableGrid"/>
+        <w:tblW w:type="auto" w:w="0"/>
+        <w:jc w:val="center"/>
+        <w:tblLook w:firstColumn="1" w:firstRow="1" w:lastColumn="0" w:lastRow="0" w:noHBand="0" w:noVBand="1" w:val="04A0"/>
+      </w:tblPr>
+      <w:tblGrid>
+        <w:gridCol w:w="4320"/>
+        <w:gridCol w:w="4320"/>
+      </w:tblGrid>
+      <w:tr>
+        <w:tc>
+          <w:tcPr>
+            <w:tcW w:type="dxa" w:w="2200"/>
+          </w:tcPr>
+          <w:p>
+            <w:r>
+              <w:rPr>
+                <w:b/>
+              </w:rPr>
+              <w:t>Caso de Teste</w:t>
+            </w:r>
+          </w:p>
+        </w:tc>
+        <w:tc>
+          <w:tcPr>
+            <w:tcW w:type="dxa" w:w="7200"/>
+          </w:tcPr>
+          <w:p>
+            <w:r>
+              <w:t>CT18 – Cadastrar um novo usuário</w:t>
+            </w:r>
+          </w:p>
+        </w:tc>
+      </w:tr>
+      <w:tr>
+        <w:tc>
+          <w:tcPr>
+            <w:tcW w:type="dxa" w:w="2200"/>
+          </w:tcPr>
+          <w:p>
+            <w:r>
+              <w:rPr>
+                <w:b/>
+              </w:rPr>
+              <w:t>Pré-Condição</w:t>
+            </w:r>
+          </w:p>
+        </w:tc>
+        <w:tc>
+          <w:tcPr>
+            <w:tcW w:type="dxa" w:w="7200"/>
+          </w:tcPr>
+          <w:p>
+            <w:r>
+              <w:t>Back-end no ar.</w:t>
+            </w:r>
+          </w:p>
+        </w:tc>
+      </w:tr>
+      <w:tr>
+        <w:tc>
+          <w:tcPr>
+            <w:tcW w:type="dxa" w:w="2200"/>
+          </w:tcPr>
+          <w:p>
+            <w:r>
+              <w:rPr>
+                <w:b/>
+              </w:rPr>
+              <w:t>Procedimento</w:t>
+            </w:r>
+          </w:p>
+        </w:tc>
+        <w:tc>
+          <w:tcPr>
+            <w:tcW w:type="dxa" w:w="7200"/>
+          </w:tcPr>
+          <w:p>
+            <w:r>
+              <w:t>1) Abrir o modal de cadastro.</w:t>
+            </w:r>
+          </w:p>
+          <w:p>
+            <w:r>
+              <w:t>2) Preencher nome e e-mail únicos, senha e confirmação.</w:t>
+            </w:r>
+          </w:p>
+          <w:p>
+            <w:r>
+              <w:t>3) Submeter o formulário.</w:t>
+            </w:r>
+          </w:p>
+          <w:p>
+            <w:r>
+              <w:t>4) Verificar a mensagem de sucesso.</w:t>
+            </w:r>
+          </w:p>
+        </w:tc>
+      </w:tr>
+      <w:tr>
+        <w:tc>
+          <w:tcPr>
+            <w:tcW w:type="dxa" w:w="2200"/>
+          </w:tcPr>
+          <w:p>
+            <w:r>
+              <w:rPr>
+                <w:b/>
+              </w:rPr>
+              <w:t>Dados de entrada</w:t>
+            </w:r>
+          </w:p>
+        </w:tc>
+        <w:tc>
+          <w:tcPr>
+            <w:tcW w:type="dxa" w:w="7200"/>
+          </w:tcPr>
+          <w:p>
+            <w:r>
+              <w:t>Usuário novo (nome/e-mail com sufixo único, senha "senha123")</w:t>
+            </w:r>
+          </w:p>
+        </w:tc>
+      </w:tr>
+      <w:tr>
+        <w:tc>
+          <w:tcPr>
+            <w:tcW w:type="dxa" w:w="2200"/>
+          </w:tcPr>
+          <w:p>
+            <w:r>
+              <w:rPr>
+                <w:b/>
+              </w:rPr>
+              <w:t>Saída esperada</w:t>
+            </w:r>
+          </w:p>
+        </w:tc>
+        <w:tc>
+          <w:tcPr>
+            <w:tcW w:type="dxa" w:w="7200"/>
+          </w:tcPr>
+          <w:p>
+            <w:r>
+              <w:t>Mensagem "Cadastro realizado com sucesso!".</w:t>
+            </w:r>
+          </w:p>
+        </w:tc>
+      </w:tr>
+      <w:tr>
+        <w:tc>
+          <w:tcPr>
+            <w:tcW w:type="dxa" w:w="2200"/>
+          </w:tcPr>
+          <w:p>
+            <w:r>
+              <w:rPr>
+                <w:b/>
+              </w:rPr>
+              <w:t>Saída encontrada</w:t>
+            </w:r>
+          </w:p>
+        </w:tc>
+        <w:tc>
+          <w:tcPr>
+            <w:tcW w:type="dxa" w:w="7200"/>
+          </w:tcPr>
+          <w:p>
+            <w:r>
+              <w:t>Usuário cadastrado e mensagem de sucesso exibida. Teste APROVADO (✓).</w:t>
+            </w:r>
+          </w:p>
+        </w:tc>
+      </w:tr>
+      <w:tr>
+        <w:tc>
+          <w:tcPr>
+            <w:tcW w:type="dxa" w:w="2200"/>
+          </w:tcPr>
+          <w:p>
+            <w:r>
+              <w:rPr>
+                <w:b/>
+              </w:rPr>
+              <w:t>Prioridade</w:t>
+            </w:r>
+          </w:p>
+        </w:tc>
+        <w:tc>
+          <w:tcPr>
+            <w:tcW w:type="dxa" w:w="7200"/>
+          </w:tcPr>
+          <w:p>
+            <w:r>
+              <w:t>Alta</w:t>
+            </w:r>
+          </w:p>
+        </w:tc>
+      </w:tr>
+      <w:tr>
+        <w:tc>
+          <w:tcPr>
+            <w:tcW w:type="dxa" w:w="2200"/>
+          </w:tcPr>
+          <w:p>
+            <w:r>
+              <w:rPr>
+                <w:b/>
+              </w:rPr>
+              <w:t>Técnica</w:t>
+            </w:r>
+          </w:p>
+        </w:tc>
+        <w:tc>
+          <w:tcPr>
+            <w:tcW w:type="dxa" w:w="7200"/>
+          </w:tcPr>
+          <w:p>
+            <w:r>
+              <w:t>Automatizada (Selenium WebDriver + Edge)</w:t>
+            </w:r>
+          </w:p>
+        </w:tc>
+      </w:tr>
+    </w:tbl>
+    <w:p/>
+    <w:tbl>
+      <w:tblPr>
+        <w:tblStyle w:val="TableGrid"/>
+        <w:tblW w:type="auto" w:w="0"/>
+        <w:jc w:val="center"/>
+        <w:tblLook w:firstColumn="1" w:firstRow="1" w:lastColumn="0" w:lastRow="0" w:noHBand="0" w:noVBand="1" w:val="04A0"/>
+      </w:tblPr>
+      <w:tblGrid>
+        <w:gridCol w:w="4320"/>
+        <w:gridCol w:w="4320"/>
+      </w:tblGrid>
+      <w:tr>
+        <w:tc>
+          <w:tcPr>
+            <w:tcW w:type="dxa" w:w="2200"/>
+          </w:tcPr>
+          <w:p>
+            <w:r>
+              <w:rPr>
+                <w:b/>
+              </w:rPr>
+              <w:t>Caso de Teste</w:t>
+            </w:r>
+          </w:p>
+        </w:tc>
+        <w:tc>
+          <w:tcPr>
+            <w:tcW w:type="dxa" w:w="7200"/>
+          </w:tcPr>
+          <w:p>
+            <w:r>
+              <w:t>CT19 – Login com o usuário recém-cadastrado</w:t>
+            </w:r>
+          </w:p>
+        </w:tc>
+      </w:tr>
+      <w:tr>
+        <w:tc>
+          <w:tcPr>
+            <w:tcW w:type="dxa" w:w="2200"/>
+          </w:tcPr>
+          <w:p>
+            <w:r>
+              <w:rPr>
+                <w:b/>
+              </w:rPr>
+              <w:t>Pré-Condição</w:t>
+            </w:r>
+          </w:p>
+        </w:tc>
+        <w:tc>
+          <w:tcPr>
+            <w:tcW w:type="dxa" w:w="7200"/>
+          </w:tcPr>
+          <w:p>
+            <w:r>
+              <w:t>Back-end no ar.</w:t>
+            </w:r>
+          </w:p>
+        </w:tc>
+      </w:tr>
+      <w:tr>
+        <w:tc>
+          <w:tcPr>
+            <w:tcW w:type="dxa" w:w="2200"/>
+          </w:tcPr>
+          <w:p>
+            <w:r>
+              <w:rPr>
+                <w:b/>
+              </w:rPr>
+              <w:t>Procedimento</w:t>
+            </w:r>
+          </w:p>
+        </w:tc>
+        <w:tc>
+          <w:tcPr>
+            <w:tcW w:type="dxa" w:w="7200"/>
+          </w:tcPr>
+          <w:p>
+            <w:r>
+              <w:t>1) Cadastrar um novo usuário (a modal troca automaticamente para login).</w:t>
+            </w:r>
+          </w:p>
+          <w:p>
+            <w:r>
+              <w:t>2) Informar e-mail e senha do usuário criado.</w:t>
+            </w:r>
+          </w:p>
+          <w:p>
+            <w:r>
+              <w:t>3) Submeter o formulário.</w:t>
+            </w:r>
+          </w:p>
+          <w:p>
+            <w:r>
+              <w:t>4) Verificar a saudação de boas-vindas.</w:t>
+            </w:r>
+          </w:p>
+        </w:tc>
+      </w:tr>
+      <w:tr>
+        <w:tc>
+          <w:tcPr>
+            <w:tcW w:type="dxa" w:w="2200"/>
+          </w:tcPr>
+          <w:p>
+            <w:r>
+              <w:rPr>
+                <w:b/>
+              </w:rPr>
+              <w:t>Dados de entrada</w:t>
+            </w:r>
+          </w:p>
+        </w:tc>
+        <w:tc>
+          <w:tcPr>
+            <w:tcW w:type="dxa" w:w="7200"/>
+          </w:tcPr>
+          <w:p>
+            <w:r>
+              <w:t>Credenciais do usuário recém-cadastrado</w:t>
+            </w:r>
+          </w:p>
+        </w:tc>
+      </w:tr>
+      <w:tr>
+        <w:tc>
+          <w:tcPr>
+            <w:tcW w:type="dxa" w:w="2200"/>
+          </w:tcPr>
+          <w:p>
+            <w:r>
+              <w:rPr>
+                <w:b/>
+              </w:rPr>
+              <w:t>Saída esperada</w:t>
+            </w:r>
+          </w:p>
+        </w:tc>
+        <w:tc>
+          <w:tcPr>
+            <w:tcW w:type="dxa" w:w="7200"/>
+          </w:tcPr>
+          <w:p>
+            <w:r>
+              <w:t>Mensagem "Bem-vindo!".</w:t>
+            </w:r>
+          </w:p>
+        </w:tc>
+      </w:tr>
+      <w:tr>
+        <w:tc>
+          <w:tcPr>
+            <w:tcW w:type="dxa" w:w="2200"/>
+          </w:tcPr>
+          <w:p>
+            <w:r>
+              <w:rPr>
+                <w:b/>
+              </w:rPr>
+              <w:t>Saída encontrada</w:t>
+            </w:r>
+          </w:p>
+        </w:tc>
+        <w:tc>
+          <w:tcPr>
+            <w:tcW w:type="dxa" w:w="7200"/>
+          </w:tcPr>
+          <w:p>
+            <w:r>
+              <w:t>Login efetuado e saudação "Bem-vindo!" exibida. Teste APROVADO (✓).</w:t>
+            </w:r>
+          </w:p>
+        </w:tc>
+      </w:tr>
+      <w:tr>
+        <w:tc>
+          <w:tcPr>
+            <w:tcW w:type="dxa" w:w="2200"/>
+          </w:tcPr>
+          <w:p>
+            <w:r>
+              <w:rPr>
+                <w:b/>
+              </w:rPr>
+              <w:t>Prioridade</w:t>
+            </w:r>
+          </w:p>
+        </w:tc>
+        <w:tc>
+          <w:tcPr>
+            <w:tcW w:type="dxa" w:w="7200"/>
+          </w:tcPr>
+          <w:p>
+            <w:r>
+              <w:t>Alta</w:t>
+            </w:r>
+          </w:p>
+        </w:tc>
+      </w:tr>
+      <w:tr>
+        <w:tc>
+          <w:tcPr>
+            <w:tcW w:type="dxa" w:w="2200"/>
+          </w:tcPr>
+          <w:p>
+            <w:r>
+              <w:rPr>
+                <w:b/>
+              </w:rPr>
+              <w:t>Técnica</w:t>
+            </w:r>
+          </w:p>
+        </w:tc>
+        <w:tc>
+          <w:tcPr>
+            <w:tcW w:type="dxa" w:w="7200"/>
+          </w:tcPr>
+          <w:p>
+            <w:r>
+              <w:t>Automatizada (Selenium WebDriver + Edge)</w:t>
+            </w:r>
+          </w:p>
+        </w:tc>
+      </w:tr>
+    </w:tbl>
+    <w:p/>
+    <w:tbl>
+      <w:tblPr>
+        <w:tblStyle w:val="TableGrid"/>
+        <w:tblW w:type="auto" w:w="0"/>
+        <w:jc w:val="center"/>
+        <w:tblLook w:firstColumn="1" w:firstRow="1" w:lastColumn="0" w:lastRow="0" w:noHBand="0" w:noVBand="1" w:val="04A0"/>
+      </w:tblPr>
+      <w:tblGrid>
+        <w:gridCol w:w="4320"/>
+        <w:gridCol w:w="4320"/>
+      </w:tblGrid>
+      <w:tr>
+        <w:tc>
+          <w:tcPr>
+            <w:tcW w:type="dxa" w:w="2200"/>
+          </w:tcPr>
+          <w:p>
+            <w:r>
+              <w:rPr>
+                <w:b/>
+              </w:rPr>
+              <w:t>Caso de Teste</w:t>
+            </w:r>
+          </w:p>
+        </w:tc>
+        <w:tc>
+          <w:tcPr>
+            <w:tcW w:type="dxa" w:w="7200"/>
+          </w:tcPr>
+          <w:p>
+            <w:r>
+              <w:t>CT20 – Usuário logado cria uma nova lista de jogos</w:t>
+            </w:r>
+          </w:p>
+        </w:tc>
+      </w:tr>
+      <w:tr>
+        <w:tc>
+          <w:tcPr>
+            <w:tcW w:type="dxa" w:w="2200"/>
+          </w:tcPr>
+          <w:p>
+            <w:r>
+              <w:rPr>
+                <w:b/>
+              </w:rPr>
+              <w:t>Pré-Condição</w:t>
+            </w:r>
+          </w:p>
+        </w:tc>
+        <w:tc>
+          <w:tcPr>
+            <w:tcW w:type="dxa" w:w="7200"/>
+          </w:tcPr>
+          <w:p>
+            <w:r>
+              <w:t>Back-end no ar.</w:t>
+            </w:r>
+          </w:p>
+        </w:tc>
+      </w:tr>
+      <w:tr>
+        <w:tc>
+          <w:tcPr>
+            <w:tcW w:type="dxa" w:w="2200"/>
+          </w:tcPr>
+          <w:p>
+            <w:r>
+              <w:rPr>
+                <w:b/>
+              </w:rPr>
+              <w:t>Procedimento</w:t>
+            </w:r>
+          </w:p>
+        </w:tc>
+        <w:tc>
+          <w:tcPr>
+            <w:tcW w:type="dxa" w:w="7200"/>
+          </w:tcPr>
+          <w:p>
+            <w:r>
+              <w:t>1) Cadastrar e autenticar um usuário.</w:t>
+            </w:r>
+          </w:p>
+          <w:p>
+            <w:r>
+              <w:t>2) Acessar a página de criação de lista (/list/create).</w:t>
+            </w:r>
+          </w:p>
+          <w:p>
+            <w:r>
+              <w:t>3) Informar o nome da lista.</w:t>
+            </w:r>
+          </w:p>
+          <w:p>
+            <w:r>
+              <w:t>4) Clicar em "Salvar Lista".</w:t>
+            </w:r>
+          </w:p>
+          <w:p>
+            <w:r>
+              <w:t>5) Verificar a navegação para a lista criada.</w:t>
+            </w:r>
+          </w:p>
+        </w:tc>
+      </w:tr>
+      <w:tr>
+        <w:tc>
+          <w:tcPr>
+            <w:tcW w:type="dxa" w:w="2200"/>
+          </w:tcPr>
+          <w:p>
+            <w:r>
+              <w:rPr>
+                <w:b/>
+              </w:rPr>
+              <w:t>Dados de entrada</w:t>
+            </w:r>
+          </w:p>
+        </w:tc>
+        <w:tc>
+          <w:tcPr>
+            <w:tcW w:type="dxa" w:w="7200"/>
+          </w:tcPr>
+          <w:p>
+            <w:r>
+              <w:t>Nome da lista: "Lista Selenium {sufixo}"</w:t>
+            </w:r>
+          </w:p>
+        </w:tc>
+      </w:tr>
+      <w:tr>
+        <w:tc>
+          <w:tcPr>
+            <w:tcW w:type="dxa" w:w="2200"/>
+          </w:tcPr>
+          <w:p>
+            <w:r>
+              <w:rPr>
+                <w:b/>
+              </w:rPr>
+              <w:t>Saída esperada</w:t>
+            </w:r>
+          </w:p>
+        </w:tc>
+        <w:tc>
+          <w:tcPr>
+            <w:tcW w:type="dxa" w:w="7200"/>
+          </w:tcPr>
+          <w:p>
+            <w:r>
+              <w:t>URL passa a conter /list/ (lista criada com sucesso).</w:t>
+            </w:r>
+          </w:p>
+        </w:tc>
+      </w:tr>
+      <w:tr>
+        <w:tc>
+          <w:tcPr>
+            <w:tcW w:type="dxa" w:w="2200"/>
+          </w:tcPr>
+          <w:p>
+            <w:r>
+              <w:rPr>
+                <w:b/>
+              </w:rPr>
+              <w:t>Saída encontrada</w:t>
+            </w:r>
+          </w:p>
+        </w:tc>
+        <w:tc>
+          <w:tcPr>
+            <w:tcW w:type="dxa" w:w="7200"/>
+          </w:tcPr>
+          <w:p>
+            <w:r>
+              <w:t>Lista criada e redirecionou para a página da lista (/list/). Teste APROVADO (✓).</w:t>
+            </w:r>
+          </w:p>
+        </w:tc>
+      </w:tr>
+      <w:tr>
+        <w:tc>
+          <w:tcPr>
+            <w:tcW w:type="dxa" w:w="2200"/>
+          </w:tcPr>
+          <w:p>
+            <w:r>
+              <w:rPr>
+                <w:b/>
+              </w:rPr>
+              <w:t>Prioridade</w:t>
+            </w:r>
+          </w:p>
+        </w:tc>
+        <w:tc>
+          <w:tcPr>
+            <w:tcW w:type="dxa" w:w="7200"/>
+          </w:tcPr>
+          <w:p>
+            <w:r>
+              <w:t>Média</w:t>
+            </w:r>
+          </w:p>
+        </w:tc>
+      </w:tr>
+      <w:tr>
+        <w:tc>
+          <w:tcPr>
+            <w:tcW w:type="dxa" w:w="2200"/>
+          </w:tcPr>
+          <w:p>
+            <w:r>
+              <w:rPr>
+                <w:b/>
+              </w:rPr>
+              <w:t>Técnica</w:t>
+            </w:r>
+          </w:p>
+        </w:tc>
+        <w:tc>
+          <w:tcPr>
+            <w:tcW w:type="dxa" w:w="7200"/>
+          </w:tcPr>
+          <w:p>
+            <w:r>
+              <w:t>Automatizada (Selenium WebDriver + Edge)</w:t>
+            </w:r>
+          </w:p>
+        </w:tc>
+      </w:tr>
+    </w:tbl>
+    <w:p/>
     <w:p>
       <w:pPr>
         <w:pStyle w:val="Heading1"/>

--- a/docs/Plano_de_Testes_GamePad.docx
+++ b/docs/Plano_de_Testes_GamePad.docx
@@ -2,6 +2,36 @@
 <file path=word/document.xml><?xml version="1.0" encoding="utf-8"?>
 <w:document xmlns:wpc="http://schemas.microsoft.com/office/word/2010/wordprocessingCanvas" xmlns:mo="http://schemas.microsoft.com/office/mac/office/2008/main" xmlns:mc="http://schemas.openxmlformats.org/markup-compatibility/2006" xmlns:mv="urn:schemas-microsoft-com:mac:vml" xmlns:o="urn:schemas-microsoft-com:office:office" xmlns:r="http://schemas.openxmlformats.org/officeDocument/2006/relationships" xmlns:m="http://schemas.openxmlformats.org/officeDocument/2006/math" xmlns:v="urn:schemas-microsoft-com:vml" xmlns:wp14="http://schemas.microsoft.com/office/word/2010/wordprocessingDrawing" xmlns:wp="http://schemas.openxmlformats.org/drawingml/2006/wordprocessingDrawing" xmlns:w10="urn:schemas-microsoft-com:office:word" xmlns:w="http://schemas.openxmlformats.org/wordprocessingml/2006/main" xmlns:w14="http://schemas.microsoft.com/office/word/2010/wordml" xmlns:wpg="http://schemas.microsoft.com/office/word/2010/wordprocessingGroup" xmlns:wpi="http://schemas.microsoft.com/office/word/2010/wordprocessingInk" xmlns:wne="http://schemas.microsoft.com/office/word/2006/wordml" xmlns:wps="http://schemas.microsoft.com/office/word/2010/wordprocessingShape" mc:Ignorable="w14 wp14">
   <w:body>
+    <w:p>
+      <w:pPr>
+        <w:pStyle w:val="TOCHeading"/>
+      </w:pPr>
+      <w:r>
+        <w:t>Sumário</w:t>
+      </w:r>
+    </w:p>
+    <w:p>
+      <w:r>
+        <w:fldChar w:fldCharType="begin"/>
+      </w:r>
+      <w:r>
+        <w:instrText xml:space="preserve"> TOC \o "1-3" \h \z \u </w:instrText>
+      </w:r>
+      <w:r>
+        <w:fldChar w:fldCharType="separate"/>
+      </w:r>
+      <w:r>
+        <w:t>Sumário automático: clique com o botão direito sobre esta área e escolha "Atualizar campo" (ou selecione tudo e pressione F9) para gerar os títulos e páginas.</w:t>
+      </w:r>
+      <w:r>
+        <w:fldChar w:fldCharType="end"/>
+      </w:r>
+    </w:p>
+    <w:p>
+      <w:r>
+        <w:br w:type="page"/>
+      </w:r>
+    </w:p>
     <w:p>
       <w:r>
         <w:br w:type="page"/>
@@ -4546,9 +4576,4854 @@
     </w:p>
     <w:p>
       <w:r>
-        <w:t>(A ser preenchido)</w:t>
+        <w:t>Os testes funcionais manuais foram executados diretamente pela interface do GamePad (React + Vite) com o back-end local no ar, simulando a interação real de um usuário. Adota-se a técnica de caixa-preta: validam-se entradas, ações e saídas observáveis na tela, sem conhecimento da implementação interna. Cada caso abaixo traz a saída esperada preenchida; a coluna "Saída encontrada" deve ser preenchida durante a execução, com o respectivo print de evidência.</w:t>
       </w:r>
     </w:p>
+    <w:tbl>
+      <w:tblPr>
+        <w:tblStyle w:val="TableGrid"/>
+        <w:tblW w:type="auto" w:w="0"/>
+        <w:tblLayout w:type="fixed"/>
+        <w:tblLook w:firstColumn="1" w:firstRow="1" w:lastColumn="0" w:lastRow="0" w:noHBand="0" w:noVBand="1" w:val="04A0"/>
+      </w:tblPr>
+      <w:tblGrid>
+        <w:gridCol w:w="4320"/>
+        <w:gridCol w:w="4320"/>
+      </w:tblGrid>
+      <w:tr>
+        <w:tc>
+          <w:tcPr>
+            <w:tcW w:type="dxa" w:w="4320"/>
+          </w:tcPr>
+          <w:p>
+            <w:r/>
+            <w:r>
+              <w:rPr>
+                <w:b/>
+              </w:rPr>
+              <w:t>Caso de Teste</w:t>
+            </w:r>
+          </w:p>
+        </w:tc>
+        <w:tc>
+          <w:tcPr>
+            <w:tcW w:type="dxa" w:w="4320"/>
+          </w:tcPr>
+          <w:p>
+            <w:r/>
+            <w:r>
+              <w:rPr>
+                <w:b w:val="0"/>
+              </w:rPr>
+              <w:t>CT21 – Avaliar um jogo com nota e comentário (Fazer Review)</w:t>
+            </w:r>
+          </w:p>
+        </w:tc>
+      </w:tr>
+      <w:tr>
+        <w:tc>
+          <w:tcPr>
+            <w:tcW w:type="dxa" w:w="4320"/>
+          </w:tcPr>
+          <w:p>
+            <w:r/>
+            <w:r>
+              <w:rPr>
+                <w:b/>
+              </w:rPr>
+              <w:t>Pré-Condição</w:t>
+            </w:r>
+          </w:p>
+        </w:tc>
+        <w:tc>
+          <w:tcPr>
+            <w:tcW w:type="dxa" w:w="4320"/>
+          </w:tcPr>
+          <w:p>
+            <w:r/>
+            <w:r>
+              <w:rPr>
+                <w:b w:val="0"/>
+              </w:rPr>
+              <w:t>Usuário autenticado, na página de detalhe de um jogo (/games/{id}), ainda sem avaliação própria para esse jogo.</w:t>
+            </w:r>
+          </w:p>
+        </w:tc>
+      </w:tr>
+      <w:tr>
+        <w:tc>
+          <w:tcPr>
+            <w:tcW w:type="dxa" w:w="4320"/>
+          </w:tcPr>
+          <w:p>
+            <w:r/>
+            <w:r>
+              <w:rPr>
+                <w:b/>
+              </w:rPr>
+              <w:t>Procedimento</w:t>
+            </w:r>
+          </w:p>
+        </w:tc>
+        <w:tc>
+          <w:tcPr>
+            <w:tcW w:type="dxa" w:w="4320"/>
+          </w:tcPr>
+          <w:p>
+            <w:r/>
+            <w:r>
+              <w:rPr>
+                <w:b w:val="0"/>
+              </w:rPr>
+              <w:t>1) Fazer login na aplicação.</w:t>
+            </w:r>
+          </w:p>
+          <w:p>
+            <w:r>
+              <w:rPr>
+                <w:b w:val="0"/>
+              </w:rPr>
+              <w:t>2) Abrir o detalhe de um jogo.</w:t>
+            </w:r>
+          </w:p>
+          <w:p>
+            <w:r>
+              <w:rPr>
+                <w:b w:val="0"/>
+              </w:rPr>
+              <w:t>3) Na coluna "Sua avaliação", clicar em "Fazer Review".</w:t>
+            </w:r>
+          </w:p>
+          <w:p>
+            <w:r>
+              <w:rPr>
+                <w:b w:val="0"/>
+              </w:rPr>
+              <w:t>4) No modal, selecionar 5 estrelas, digitar um comentário e clicar em "Salvar Review".</w:t>
+            </w:r>
+          </w:p>
+        </w:tc>
+      </w:tr>
+      <w:tr>
+        <w:tc>
+          <w:tcPr>
+            <w:tcW w:type="dxa" w:w="4320"/>
+          </w:tcPr>
+          <w:p>
+            <w:r/>
+            <w:r>
+              <w:rPr>
+                <w:b/>
+              </w:rPr>
+              <w:t>Dados de entrada</w:t>
+            </w:r>
+          </w:p>
+        </w:tc>
+        <w:tc>
+          <w:tcPr>
+            <w:tcW w:type="dxa" w:w="4320"/>
+          </w:tcPr>
+          <w:p>
+            <w:r/>
+            <w:r>
+              <w:rPr>
+                <w:b w:val="0"/>
+              </w:rPr>
+              <w:t>Nota = 5 estrelas; Comentário = "Jogo excelente, recomendo!"</w:t>
+            </w:r>
+          </w:p>
+        </w:tc>
+      </w:tr>
+      <w:tr>
+        <w:tc>
+          <w:tcPr>
+            <w:tcW w:type="dxa" w:w="4320"/>
+          </w:tcPr>
+          <w:p>
+            <w:r/>
+            <w:r>
+              <w:rPr>
+                <w:b/>
+              </w:rPr>
+              <w:t>Saída esperada</w:t>
+            </w:r>
+          </w:p>
+        </w:tc>
+        <w:tc>
+          <w:tcPr>
+            <w:tcW w:type="dxa" w:w="4320"/>
+          </w:tcPr>
+          <w:p>
+            <w:r/>
+            <w:r>
+              <w:rPr>
+                <w:b w:val="0"/>
+              </w:rPr>
+              <w:t>O modal fecha; o comentário passa a aparecer na seção "Comentários" com o nome do usuário e as 5 estrelas; o botão muda de "Fazer Review" para "Editar Review"; a "Média dos usuários" é recalculada considerando a nova nota.</w:t>
+            </w:r>
+          </w:p>
+        </w:tc>
+      </w:tr>
+      <w:tr>
+        <w:tc>
+          <w:tcPr>
+            <w:tcW w:type="dxa" w:w="4320"/>
+          </w:tcPr>
+          <w:p>
+            <w:r/>
+            <w:r>
+              <w:rPr>
+                <w:b/>
+              </w:rPr>
+              <w:t>Saída encontrada</w:t>
+            </w:r>
+          </w:p>
+        </w:tc>
+        <w:tc>
+          <w:tcPr>
+            <w:tcW w:type="dxa" w:w="4320"/>
+          </w:tcPr>
+          <w:p>
+            <w:r/>
+            <w:r>
+              <w:rPr>
+                <w:b w:val="0"/>
+              </w:rPr>
+              <w:t>(A preencher na execução — inserir aqui o print do resultado.)</w:t>
+            </w:r>
+          </w:p>
+          <w:p/>
+          <w:p/>
+          <w:p/>
+          <w:p/>
+        </w:tc>
+      </w:tr>
+      <w:tr>
+        <w:tc>
+          <w:tcPr>
+            <w:tcW w:type="dxa" w:w="4320"/>
+          </w:tcPr>
+          <w:p>
+            <w:r/>
+            <w:r>
+              <w:rPr>
+                <w:b/>
+              </w:rPr>
+              <w:t>Prioridade</w:t>
+            </w:r>
+          </w:p>
+        </w:tc>
+        <w:tc>
+          <w:tcPr>
+            <w:tcW w:type="dxa" w:w="4320"/>
+          </w:tcPr>
+          <w:p>
+            <w:r/>
+            <w:r>
+              <w:rPr>
+                <w:b w:val="0"/>
+              </w:rPr>
+              <w:t>Alta</w:t>
+            </w:r>
+          </w:p>
+        </w:tc>
+      </w:tr>
+      <w:tr>
+        <w:tc>
+          <w:tcPr>
+            <w:tcW w:type="dxa" w:w="4320"/>
+          </w:tcPr>
+          <w:p>
+            <w:r/>
+            <w:r>
+              <w:rPr>
+                <w:b/>
+              </w:rPr>
+              <w:t>Técnica</w:t>
+            </w:r>
+          </w:p>
+        </w:tc>
+        <w:tc>
+          <w:tcPr>
+            <w:tcW w:type="dxa" w:w="4320"/>
+          </w:tcPr>
+          <w:p>
+            <w:r/>
+            <w:r>
+              <w:rPr>
+                <w:b w:val="0"/>
+              </w:rPr>
+              <w:t>Manual (caixa-preta)</w:t>
+            </w:r>
+          </w:p>
+        </w:tc>
+      </w:tr>
+    </w:tbl>
+    <w:p/>
+    <w:tbl>
+      <w:tblPr>
+        <w:tblStyle w:val="TableGrid"/>
+        <w:tblW w:type="auto" w:w="0"/>
+        <w:tblLayout w:type="fixed"/>
+        <w:tblLook w:firstColumn="1" w:firstRow="1" w:lastColumn="0" w:lastRow="0" w:noHBand="0" w:noVBand="1" w:val="04A0"/>
+      </w:tblPr>
+      <w:tblGrid>
+        <w:gridCol w:w="4320"/>
+        <w:gridCol w:w="4320"/>
+      </w:tblGrid>
+      <w:tr>
+        <w:tc>
+          <w:tcPr>
+            <w:tcW w:type="dxa" w:w="4320"/>
+          </w:tcPr>
+          <w:p>
+            <w:r/>
+            <w:r>
+              <w:rPr>
+                <w:b/>
+              </w:rPr>
+              <w:t>Caso de Teste</w:t>
+            </w:r>
+          </w:p>
+        </w:tc>
+        <w:tc>
+          <w:tcPr>
+            <w:tcW w:type="dxa" w:w="4320"/>
+          </w:tcPr>
+          <w:p>
+            <w:r/>
+            <w:r>
+              <w:rPr>
+                <w:b w:val="0"/>
+              </w:rPr>
+              <w:t>CT22 – Editar uma review já existente</w:t>
+            </w:r>
+          </w:p>
+        </w:tc>
+      </w:tr>
+      <w:tr>
+        <w:tc>
+          <w:tcPr>
+            <w:tcW w:type="dxa" w:w="4320"/>
+          </w:tcPr>
+          <w:p>
+            <w:r/>
+            <w:r>
+              <w:rPr>
+                <w:b/>
+              </w:rPr>
+              <w:t>Pré-Condição</w:t>
+            </w:r>
+          </w:p>
+        </w:tc>
+        <w:tc>
+          <w:tcPr>
+            <w:tcW w:type="dxa" w:w="4320"/>
+          </w:tcPr>
+          <w:p>
+            <w:r/>
+            <w:r>
+              <w:rPr>
+                <w:b w:val="0"/>
+              </w:rPr>
+              <w:t>Usuário autenticado que já avaliou o jogo (ver CT21), na tela de detalhe desse jogo.</w:t>
+            </w:r>
+          </w:p>
+        </w:tc>
+      </w:tr>
+      <w:tr>
+        <w:tc>
+          <w:tcPr>
+            <w:tcW w:type="dxa" w:w="4320"/>
+          </w:tcPr>
+          <w:p>
+            <w:r/>
+            <w:r>
+              <w:rPr>
+                <w:b/>
+              </w:rPr>
+              <w:t>Procedimento</w:t>
+            </w:r>
+          </w:p>
+        </w:tc>
+        <w:tc>
+          <w:tcPr>
+            <w:tcW w:type="dxa" w:w="4320"/>
+          </w:tcPr>
+          <w:p>
+            <w:r/>
+            <w:r>
+              <w:rPr>
+                <w:b w:val="0"/>
+              </w:rPr>
+              <w:t>1) Abrir o detalhe do jogo já avaliado.</w:t>
+            </w:r>
+          </w:p>
+          <w:p>
+            <w:r>
+              <w:rPr>
+                <w:b w:val="0"/>
+              </w:rPr>
+              <w:t>2) Clicar em "Editar Review".</w:t>
+            </w:r>
+          </w:p>
+          <w:p>
+            <w:r>
+              <w:rPr>
+                <w:b w:val="0"/>
+              </w:rPr>
+              <w:t>3) No modal, alterar a nota para 3 estrelas e o texto do comentário.</w:t>
+            </w:r>
+          </w:p>
+          <w:p>
+            <w:r>
+              <w:rPr>
+                <w:b w:val="0"/>
+              </w:rPr>
+              <w:t>4) Clicar em "Salvar Review".</w:t>
+            </w:r>
+          </w:p>
+        </w:tc>
+      </w:tr>
+      <w:tr>
+        <w:tc>
+          <w:tcPr>
+            <w:tcW w:type="dxa" w:w="4320"/>
+          </w:tcPr>
+          <w:p>
+            <w:r/>
+            <w:r>
+              <w:rPr>
+                <w:b/>
+              </w:rPr>
+              <w:t>Dados de entrada</w:t>
+            </w:r>
+          </w:p>
+        </w:tc>
+        <w:tc>
+          <w:tcPr>
+            <w:tcW w:type="dxa" w:w="4320"/>
+          </w:tcPr>
+          <w:p>
+            <w:r/>
+            <w:r>
+              <w:rPr>
+                <w:b w:val="0"/>
+              </w:rPr>
+              <w:t>Nota = 3 estrelas; Comentário = "Revendo: é bom, mas tem alguns problemas."</w:t>
+            </w:r>
+          </w:p>
+        </w:tc>
+      </w:tr>
+      <w:tr>
+        <w:tc>
+          <w:tcPr>
+            <w:tcW w:type="dxa" w:w="4320"/>
+          </w:tcPr>
+          <w:p>
+            <w:r/>
+            <w:r>
+              <w:rPr>
+                <w:b/>
+              </w:rPr>
+              <w:t>Saída esperada</w:t>
+            </w:r>
+          </w:p>
+        </w:tc>
+        <w:tc>
+          <w:tcPr>
+            <w:tcW w:type="dxa" w:w="4320"/>
+          </w:tcPr>
+          <w:p>
+            <w:r/>
+            <w:r>
+              <w:rPr>
+                <w:b w:val="0"/>
+              </w:rPr>
+              <w:t>O comentário e a nota são atualizados na seção "Comentários" (sem duplicar); a "Média dos usuários" é recalculada; o botão permanece como "Editar Review".</w:t>
+            </w:r>
+          </w:p>
+        </w:tc>
+      </w:tr>
+      <w:tr>
+        <w:tc>
+          <w:tcPr>
+            <w:tcW w:type="dxa" w:w="4320"/>
+          </w:tcPr>
+          <w:p>
+            <w:r/>
+            <w:r>
+              <w:rPr>
+                <w:b/>
+              </w:rPr>
+              <w:t>Saída encontrada</w:t>
+            </w:r>
+          </w:p>
+        </w:tc>
+        <w:tc>
+          <w:tcPr>
+            <w:tcW w:type="dxa" w:w="4320"/>
+          </w:tcPr>
+          <w:p>
+            <w:r/>
+            <w:r>
+              <w:rPr>
+                <w:b w:val="0"/>
+              </w:rPr>
+              <w:t>(A preencher na execução — inserir aqui o print do resultado.)</w:t>
+            </w:r>
+          </w:p>
+          <w:p/>
+          <w:p/>
+          <w:p/>
+          <w:p/>
+        </w:tc>
+      </w:tr>
+      <w:tr>
+        <w:tc>
+          <w:tcPr>
+            <w:tcW w:type="dxa" w:w="4320"/>
+          </w:tcPr>
+          <w:p>
+            <w:r/>
+            <w:r>
+              <w:rPr>
+                <w:b/>
+              </w:rPr>
+              <w:t>Prioridade</w:t>
+            </w:r>
+          </w:p>
+        </w:tc>
+        <w:tc>
+          <w:tcPr>
+            <w:tcW w:type="dxa" w:w="4320"/>
+          </w:tcPr>
+          <w:p>
+            <w:r/>
+            <w:r>
+              <w:rPr>
+                <w:b w:val="0"/>
+              </w:rPr>
+              <w:t>Média</w:t>
+            </w:r>
+          </w:p>
+        </w:tc>
+      </w:tr>
+      <w:tr>
+        <w:tc>
+          <w:tcPr>
+            <w:tcW w:type="dxa" w:w="4320"/>
+          </w:tcPr>
+          <w:p>
+            <w:r/>
+            <w:r>
+              <w:rPr>
+                <w:b/>
+              </w:rPr>
+              <w:t>Técnica</w:t>
+            </w:r>
+          </w:p>
+        </w:tc>
+        <w:tc>
+          <w:tcPr>
+            <w:tcW w:type="dxa" w:w="4320"/>
+          </w:tcPr>
+          <w:p>
+            <w:r/>
+            <w:r>
+              <w:rPr>
+                <w:b w:val="0"/>
+              </w:rPr>
+              <w:t>Manual (caixa-preta)</w:t>
+            </w:r>
+          </w:p>
+        </w:tc>
+      </w:tr>
+    </w:tbl>
+    <w:p/>
+    <w:tbl>
+      <w:tblPr>
+        <w:tblStyle w:val="TableGrid"/>
+        <w:tblW w:type="auto" w:w="0"/>
+        <w:tblLayout w:type="fixed"/>
+        <w:tblLook w:firstColumn="1" w:firstRow="1" w:lastColumn="0" w:lastRow="0" w:noHBand="0" w:noVBand="1" w:val="04A0"/>
+      </w:tblPr>
+      <w:tblGrid>
+        <w:gridCol w:w="4320"/>
+        <w:gridCol w:w="4320"/>
+      </w:tblGrid>
+      <w:tr>
+        <w:tc>
+          <w:tcPr>
+            <w:tcW w:type="dxa" w:w="4320"/>
+          </w:tcPr>
+          <w:p>
+            <w:r/>
+            <w:r>
+              <w:rPr>
+                <w:b/>
+              </w:rPr>
+              <w:t>Caso de Teste</w:t>
+            </w:r>
+          </w:p>
+        </w:tc>
+        <w:tc>
+          <w:tcPr>
+            <w:tcW w:type="dxa" w:w="4320"/>
+          </w:tcPr>
+          <w:p>
+            <w:r/>
+            <w:r>
+              <w:rPr>
+                <w:b w:val="0"/>
+              </w:rPr>
+              <w:t>CT23 – Marcar os status "Zerado" e "Desejo" de um jogo</w:t>
+            </w:r>
+          </w:p>
+        </w:tc>
+      </w:tr>
+      <w:tr>
+        <w:tc>
+          <w:tcPr>
+            <w:tcW w:type="dxa" w:w="4320"/>
+          </w:tcPr>
+          <w:p>
+            <w:r/>
+            <w:r>
+              <w:rPr>
+                <w:b/>
+              </w:rPr>
+              <w:t>Pré-Condição</w:t>
+            </w:r>
+          </w:p>
+        </w:tc>
+        <w:tc>
+          <w:tcPr>
+            <w:tcW w:type="dxa" w:w="4320"/>
+          </w:tcPr>
+          <w:p>
+            <w:r/>
+            <w:r>
+              <w:rPr>
+                <w:b w:val="0"/>
+              </w:rPr>
+              <w:t>Usuário autenticado, na tela de detalhe de um jogo.</w:t>
+            </w:r>
+          </w:p>
+        </w:tc>
+      </w:tr>
+      <w:tr>
+        <w:tc>
+          <w:tcPr>
+            <w:tcW w:type="dxa" w:w="4320"/>
+          </w:tcPr>
+          <w:p>
+            <w:r/>
+            <w:r>
+              <w:rPr>
+                <w:b/>
+              </w:rPr>
+              <w:t>Procedimento</w:t>
+            </w:r>
+          </w:p>
+        </w:tc>
+        <w:tc>
+          <w:tcPr>
+            <w:tcW w:type="dxa" w:w="4320"/>
+          </w:tcPr>
+          <w:p>
+            <w:r/>
+            <w:r>
+              <w:rPr>
+                <w:b w:val="0"/>
+              </w:rPr>
+              <w:t>1) Na coluna de status, clicar no botão "Zerado".</w:t>
+            </w:r>
+          </w:p>
+          <w:p>
+            <w:r>
+              <w:rPr>
+                <w:b w:val="0"/>
+              </w:rPr>
+              <w:t>2) Em seguida, clicar no botão "Desejo".</w:t>
+            </w:r>
+          </w:p>
+          <w:p>
+            <w:r>
+              <w:rPr>
+                <w:b w:val="0"/>
+              </w:rPr>
+              <w:t>3) Observar o destaque dos botões e os contadores à esquerda ("Jogaram" e "Desejos").</w:t>
+            </w:r>
+          </w:p>
+        </w:tc>
+      </w:tr>
+      <w:tr>
+        <w:tc>
+          <w:tcPr>
+            <w:tcW w:type="dxa" w:w="4320"/>
+          </w:tcPr>
+          <w:p>
+            <w:r/>
+            <w:r>
+              <w:rPr>
+                <w:b/>
+              </w:rPr>
+              <w:t>Dados de entrada</w:t>
+            </w:r>
+          </w:p>
+        </w:tc>
+        <w:tc>
+          <w:tcPr>
+            <w:tcW w:type="dxa" w:w="4320"/>
+          </w:tcPr>
+          <w:p>
+            <w:r/>
+            <w:r>
+              <w:rPr>
+                <w:b w:val="0"/>
+              </w:rPr>
+              <w:t>Cliques nos botões "Zerado" e "Desejo".</w:t>
+            </w:r>
+          </w:p>
+        </w:tc>
+      </w:tr>
+      <w:tr>
+        <w:tc>
+          <w:tcPr>
+            <w:tcW w:type="dxa" w:w="4320"/>
+          </w:tcPr>
+          <w:p>
+            <w:r/>
+            <w:r>
+              <w:rPr>
+                <w:b/>
+              </w:rPr>
+              <w:t>Saída esperada</w:t>
+            </w:r>
+          </w:p>
+        </w:tc>
+        <w:tc>
+          <w:tcPr>
+            <w:tcW w:type="dxa" w:w="4320"/>
+          </w:tcPr>
+          <w:p>
+            <w:r/>
+            <w:r>
+              <w:rPr>
+                <w:b w:val="0"/>
+              </w:rPr>
+              <w:t>Os botões "Zerado" e "Desejo" ficam destacados (estado selecionado) e os contadores "Jogaram" e "Desejos" são incrementados em 1 cada.</w:t>
+            </w:r>
+          </w:p>
+        </w:tc>
+      </w:tr>
+      <w:tr>
+        <w:tc>
+          <w:tcPr>
+            <w:tcW w:type="dxa" w:w="4320"/>
+          </w:tcPr>
+          <w:p>
+            <w:r/>
+            <w:r>
+              <w:rPr>
+                <w:b/>
+              </w:rPr>
+              <w:t>Saída encontrada</w:t>
+            </w:r>
+          </w:p>
+        </w:tc>
+        <w:tc>
+          <w:tcPr>
+            <w:tcW w:type="dxa" w:w="4320"/>
+          </w:tcPr>
+          <w:p>
+            <w:r/>
+            <w:r>
+              <w:rPr>
+                <w:b w:val="0"/>
+              </w:rPr>
+              <w:t>(A preencher na execução — inserir aqui o print do resultado.)</w:t>
+            </w:r>
+          </w:p>
+          <w:p/>
+          <w:p/>
+          <w:p/>
+          <w:p/>
+        </w:tc>
+      </w:tr>
+      <w:tr>
+        <w:tc>
+          <w:tcPr>
+            <w:tcW w:type="dxa" w:w="4320"/>
+          </w:tcPr>
+          <w:p>
+            <w:r/>
+            <w:r>
+              <w:rPr>
+                <w:b/>
+              </w:rPr>
+              <w:t>Prioridade</w:t>
+            </w:r>
+          </w:p>
+        </w:tc>
+        <w:tc>
+          <w:tcPr>
+            <w:tcW w:type="dxa" w:w="4320"/>
+          </w:tcPr>
+          <w:p>
+            <w:r/>
+            <w:r>
+              <w:rPr>
+                <w:b w:val="0"/>
+              </w:rPr>
+              <w:t>Média</w:t>
+            </w:r>
+          </w:p>
+        </w:tc>
+      </w:tr>
+      <w:tr>
+        <w:tc>
+          <w:tcPr>
+            <w:tcW w:type="dxa" w:w="4320"/>
+          </w:tcPr>
+          <w:p>
+            <w:r/>
+            <w:r>
+              <w:rPr>
+                <w:b/>
+              </w:rPr>
+              <w:t>Técnica</w:t>
+            </w:r>
+          </w:p>
+        </w:tc>
+        <w:tc>
+          <w:tcPr>
+            <w:tcW w:type="dxa" w:w="4320"/>
+          </w:tcPr>
+          <w:p>
+            <w:r/>
+            <w:r>
+              <w:rPr>
+                <w:b w:val="0"/>
+              </w:rPr>
+              <w:t>Manual (caixa-preta)</w:t>
+            </w:r>
+          </w:p>
+        </w:tc>
+      </w:tr>
+    </w:tbl>
+    <w:p/>
+    <w:tbl>
+      <w:tblPr>
+        <w:tblStyle w:val="TableGrid"/>
+        <w:tblW w:type="auto" w:w="0"/>
+        <w:tblLayout w:type="fixed"/>
+        <w:tblLook w:firstColumn="1" w:firstRow="1" w:lastColumn="0" w:lastRow="0" w:noHBand="0" w:noVBand="1" w:val="04A0"/>
+      </w:tblPr>
+      <w:tblGrid>
+        <w:gridCol w:w="4320"/>
+        <w:gridCol w:w="4320"/>
+      </w:tblGrid>
+      <w:tr>
+        <w:tc>
+          <w:tcPr>
+            <w:tcW w:type="dxa" w:w="4320"/>
+          </w:tcPr>
+          <w:p>
+            <w:r/>
+            <w:r>
+              <w:rPr>
+                <w:b/>
+              </w:rPr>
+              <w:t>Caso de Teste</w:t>
+            </w:r>
+          </w:p>
+        </w:tc>
+        <w:tc>
+          <w:tcPr>
+            <w:tcW w:type="dxa" w:w="4320"/>
+          </w:tcPr>
+          <w:p>
+            <w:r/>
+            <w:r>
+              <w:rPr>
+                <w:b w:val="0"/>
+              </w:rPr>
+              <w:t>CT24 – Favoritar (curtir) um jogo</w:t>
+            </w:r>
+          </w:p>
+        </w:tc>
+      </w:tr>
+      <w:tr>
+        <w:tc>
+          <w:tcPr>
+            <w:tcW w:type="dxa" w:w="4320"/>
+          </w:tcPr>
+          <w:p>
+            <w:r/>
+            <w:r>
+              <w:rPr>
+                <w:b/>
+              </w:rPr>
+              <w:t>Pré-Condição</w:t>
+            </w:r>
+          </w:p>
+        </w:tc>
+        <w:tc>
+          <w:tcPr>
+            <w:tcW w:type="dxa" w:w="4320"/>
+          </w:tcPr>
+          <w:p>
+            <w:r/>
+            <w:r>
+              <w:rPr>
+                <w:b w:val="0"/>
+              </w:rPr>
+              <w:t>Usuário autenticado, na tela de detalhe de um jogo ainda não curtido.</w:t>
+            </w:r>
+          </w:p>
+        </w:tc>
+      </w:tr>
+      <w:tr>
+        <w:tc>
+          <w:tcPr>
+            <w:tcW w:type="dxa" w:w="4320"/>
+          </w:tcPr>
+          <w:p>
+            <w:r/>
+            <w:r>
+              <w:rPr>
+                <w:b/>
+              </w:rPr>
+              <w:t>Procedimento</w:t>
+            </w:r>
+          </w:p>
+        </w:tc>
+        <w:tc>
+          <w:tcPr>
+            <w:tcW w:type="dxa" w:w="4320"/>
+          </w:tcPr>
+          <w:p>
+            <w:r/>
+            <w:r>
+              <w:rPr>
+                <w:b w:val="0"/>
+              </w:rPr>
+              <w:t>1) Clicar no botão "Curtir" (ícone de coração).</w:t>
+            </w:r>
+          </w:p>
+          <w:p>
+            <w:r>
+              <w:rPr>
+                <w:b w:val="0"/>
+              </w:rPr>
+              <w:t>2) Observar a mudança visual do botão e o contador "Curtiram".</w:t>
+            </w:r>
+          </w:p>
+        </w:tc>
+      </w:tr>
+      <w:tr>
+        <w:tc>
+          <w:tcPr>
+            <w:tcW w:type="dxa" w:w="4320"/>
+          </w:tcPr>
+          <w:p>
+            <w:r/>
+            <w:r>
+              <w:rPr>
+                <w:b/>
+              </w:rPr>
+              <w:t>Dados de entrada</w:t>
+            </w:r>
+          </w:p>
+        </w:tc>
+        <w:tc>
+          <w:tcPr>
+            <w:tcW w:type="dxa" w:w="4320"/>
+          </w:tcPr>
+          <w:p>
+            <w:r/>
+            <w:r>
+              <w:rPr>
+                <w:b w:val="0"/>
+              </w:rPr>
+              <w:t>Clique no botão "Curtir".</w:t>
+            </w:r>
+          </w:p>
+        </w:tc>
+      </w:tr>
+      <w:tr>
+        <w:tc>
+          <w:tcPr>
+            <w:tcW w:type="dxa" w:w="4320"/>
+          </w:tcPr>
+          <w:p>
+            <w:r/>
+            <w:r>
+              <w:rPr>
+                <w:b/>
+              </w:rPr>
+              <w:t>Saída esperada</w:t>
+            </w:r>
+          </w:p>
+        </w:tc>
+        <w:tc>
+          <w:tcPr>
+            <w:tcW w:type="dxa" w:w="4320"/>
+          </w:tcPr>
+          <w:p>
+            <w:r/>
+            <w:r>
+              <w:rPr>
+                <w:b w:val="0"/>
+              </w:rPr>
+              <w:t>O botão muda para "Curtido" (coração preenchido, em rosa) e o contador "Curtiram" é incrementado em 1.</w:t>
+            </w:r>
+          </w:p>
+        </w:tc>
+      </w:tr>
+      <w:tr>
+        <w:tc>
+          <w:tcPr>
+            <w:tcW w:type="dxa" w:w="4320"/>
+          </w:tcPr>
+          <w:p>
+            <w:r/>
+            <w:r>
+              <w:rPr>
+                <w:b/>
+              </w:rPr>
+              <w:t>Saída encontrada</w:t>
+            </w:r>
+          </w:p>
+        </w:tc>
+        <w:tc>
+          <w:tcPr>
+            <w:tcW w:type="dxa" w:w="4320"/>
+          </w:tcPr>
+          <w:p>
+            <w:r/>
+            <w:r>
+              <w:rPr>
+                <w:b w:val="0"/>
+              </w:rPr>
+              <w:t>(A preencher na execução — inserir aqui o print do resultado.)</w:t>
+            </w:r>
+          </w:p>
+          <w:p/>
+          <w:p/>
+          <w:p/>
+          <w:p/>
+        </w:tc>
+      </w:tr>
+      <w:tr>
+        <w:tc>
+          <w:tcPr>
+            <w:tcW w:type="dxa" w:w="4320"/>
+          </w:tcPr>
+          <w:p>
+            <w:r/>
+            <w:r>
+              <w:rPr>
+                <w:b/>
+              </w:rPr>
+              <w:t>Prioridade</w:t>
+            </w:r>
+          </w:p>
+        </w:tc>
+        <w:tc>
+          <w:tcPr>
+            <w:tcW w:type="dxa" w:w="4320"/>
+          </w:tcPr>
+          <w:p>
+            <w:r/>
+            <w:r>
+              <w:rPr>
+                <w:b w:val="0"/>
+              </w:rPr>
+              <w:t>Média</w:t>
+            </w:r>
+          </w:p>
+        </w:tc>
+      </w:tr>
+      <w:tr>
+        <w:tc>
+          <w:tcPr>
+            <w:tcW w:type="dxa" w:w="4320"/>
+          </w:tcPr>
+          <w:p>
+            <w:r/>
+            <w:r>
+              <w:rPr>
+                <w:b/>
+              </w:rPr>
+              <w:t>Técnica</w:t>
+            </w:r>
+          </w:p>
+        </w:tc>
+        <w:tc>
+          <w:tcPr>
+            <w:tcW w:type="dxa" w:w="4320"/>
+          </w:tcPr>
+          <w:p>
+            <w:r/>
+            <w:r>
+              <w:rPr>
+                <w:b w:val="0"/>
+              </w:rPr>
+              <w:t>Manual (caixa-preta)</w:t>
+            </w:r>
+          </w:p>
+        </w:tc>
+      </w:tr>
+    </w:tbl>
+    <w:p/>
+    <w:tbl>
+      <w:tblPr>
+        <w:tblStyle w:val="TableGrid"/>
+        <w:tblW w:type="auto" w:w="0"/>
+        <w:tblLayout w:type="fixed"/>
+        <w:tblLook w:firstColumn="1" w:firstRow="1" w:lastColumn="0" w:lastRow="0" w:noHBand="0" w:noVBand="1" w:val="04A0"/>
+      </w:tblPr>
+      <w:tblGrid>
+        <w:gridCol w:w="4320"/>
+        <w:gridCol w:w="4320"/>
+      </w:tblGrid>
+      <w:tr>
+        <w:tc>
+          <w:tcPr>
+            <w:tcW w:type="dxa" w:w="4320"/>
+          </w:tcPr>
+          <w:p>
+            <w:r/>
+            <w:r>
+              <w:rPr>
+                <w:b/>
+              </w:rPr>
+              <w:t>Caso de Teste</w:t>
+            </w:r>
+          </w:p>
+        </w:tc>
+        <w:tc>
+          <w:tcPr>
+            <w:tcW w:type="dxa" w:w="4320"/>
+          </w:tcPr>
+          <w:p>
+            <w:r/>
+            <w:r>
+              <w:rPr>
+                <w:b w:val="0"/>
+              </w:rPr>
+              <w:t>CT25 – Curtir o comentário de outro usuário</w:t>
+            </w:r>
+          </w:p>
+        </w:tc>
+      </w:tr>
+      <w:tr>
+        <w:tc>
+          <w:tcPr>
+            <w:tcW w:type="dxa" w:w="4320"/>
+          </w:tcPr>
+          <w:p>
+            <w:r/>
+            <w:r>
+              <w:rPr>
+                <w:b/>
+              </w:rPr>
+              <w:t>Pré-Condição</w:t>
+            </w:r>
+          </w:p>
+        </w:tc>
+        <w:tc>
+          <w:tcPr>
+            <w:tcW w:type="dxa" w:w="4320"/>
+          </w:tcPr>
+          <w:p>
+            <w:r/>
+            <w:r>
+              <w:rPr>
+                <w:b w:val="0"/>
+              </w:rPr>
+              <w:t>Existir, no jogo, um comentário de OUTRO usuário; estar autenticado.</w:t>
+            </w:r>
+          </w:p>
+        </w:tc>
+      </w:tr>
+      <w:tr>
+        <w:tc>
+          <w:tcPr>
+            <w:tcW w:type="dxa" w:w="4320"/>
+          </w:tcPr>
+          <w:p>
+            <w:r/>
+            <w:r>
+              <w:rPr>
+                <w:b/>
+              </w:rPr>
+              <w:t>Procedimento</w:t>
+            </w:r>
+          </w:p>
+        </w:tc>
+        <w:tc>
+          <w:tcPr>
+            <w:tcW w:type="dxa" w:w="4320"/>
+          </w:tcPr>
+          <w:p>
+            <w:r/>
+            <w:r>
+              <w:rPr>
+                <w:b w:val="0"/>
+              </w:rPr>
+              <w:t>1) Abrir o detalhe do jogo e localizar, em "Comentários", um comentário de outro usuário.</w:t>
+            </w:r>
+          </w:p>
+          <w:p>
+            <w:r>
+              <w:rPr>
+                <w:b w:val="0"/>
+              </w:rPr>
+              <w:t>2) Clicar no botão de curtidas (ícone de "joinha") desse comentário.</w:t>
+            </w:r>
+          </w:p>
+        </w:tc>
+      </w:tr>
+      <w:tr>
+        <w:tc>
+          <w:tcPr>
+            <w:tcW w:type="dxa" w:w="4320"/>
+          </w:tcPr>
+          <w:p>
+            <w:r/>
+            <w:r>
+              <w:rPr>
+                <w:b/>
+              </w:rPr>
+              <w:t>Dados de entrada</w:t>
+            </w:r>
+          </w:p>
+        </w:tc>
+        <w:tc>
+          <w:tcPr>
+            <w:tcW w:type="dxa" w:w="4320"/>
+          </w:tcPr>
+          <w:p>
+            <w:r/>
+            <w:r>
+              <w:rPr>
+                <w:b w:val="0"/>
+              </w:rPr>
+              <w:t>Clique no botão de curtidas de um comentário de outro usuário.</w:t>
+            </w:r>
+          </w:p>
+        </w:tc>
+      </w:tr>
+      <w:tr>
+        <w:tc>
+          <w:tcPr>
+            <w:tcW w:type="dxa" w:w="4320"/>
+          </w:tcPr>
+          <w:p>
+            <w:r/>
+            <w:r>
+              <w:rPr>
+                <w:b/>
+              </w:rPr>
+              <w:t>Saída esperada</w:t>
+            </w:r>
+          </w:p>
+        </w:tc>
+        <w:tc>
+          <w:tcPr>
+            <w:tcW w:type="dxa" w:w="4320"/>
+          </w:tcPr>
+          <w:p>
+            <w:r/>
+            <w:r>
+              <w:rPr>
+                <w:b w:val="0"/>
+              </w:rPr>
+              <w:t>O botão fica destacado (curtido) e a contagem de curtidas do comentário é incrementada em 1 (ex.: "0 curtidas" → "1 curtidas").</w:t>
+            </w:r>
+          </w:p>
+        </w:tc>
+      </w:tr>
+      <w:tr>
+        <w:tc>
+          <w:tcPr>
+            <w:tcW w:type="dxa" w:w="4320"/>
+          </w:tcPr>
+          <w:p>
+            <w:r/>
+            <w:r>
+              <w:rPr>
+                <w:b/>
+              </w:rPr>
+              <w:t>Saída encontrada</w:t>
+            </w:r>
+          </w:p>
+        </w:tc>
+        <w:tc>
+          <w:tcPr>
+            <w:tcW w:type="dxa" w:w="4320"/>
+          </w:tcPr>
+          <w:p>
+            <w:r/>
+            <w:r>
+              <w:rPr>
+                <w:b w:val="0"/>
+              </w:rPr>
+              <w:t>(A preencher na execução — inserir aqui o print do resultado.)</w:t>
+            </w:r>
+          </w:p>
+          <w:p/>
+          <w:p/>
+          <w:p/>
+          <w:p/>
+        </w:tc>
+      </w:tr>
+      <w:tr>
+        <w:tc>
+          <w:tcPr>
+            <w:tcW w:type="dxa" w:w="4320"/>
+          </w:tcPr>
+          <w:p>
+            <w:r/>
+            <w:r>
+              <w:rPr>
+                <w:b/>
+              </w:rPr>
+              <w:t>Prioridade</w:t>
+            </w:r>
+          </w:p>
+        </w:tc>
+        <w:tc>
+          <w:tcPr>
+            <w:tcW w:type="dxa" w:w="4320"/>
+          </w:tcPr>
+          <w:p>
+            <w:r/>
+            <w:r>
+              <w:rPr>
+                <w:b w:val="0"/>
+              </w:rPr>
+              <w:t>Média</w:t>
+            </w:r>
+          </w:p>
+        </w:tc>
+      </w:tr>
+      <w:tr>
+        <w:tc>
+          <w:tcPr>
+            <w:tcW w:type="dxa" w:w="4320"/>
+          </w:tcPr>
+          <w:p>
+            <w:r/>
+            <w:r>
+              <w:rPr>
+                <w:b/>
+              </w:rPr>
+              <w:t>Técnica</w:t>
+            </w:r>
+          </w:p>
+        </w:tc>
+        <w:tc>
+          <w:tcPr>
+            <w:tcW w:type="dxa" w:w="4320"/>
+          </w:tcPr>
+          <w:p>
+            <w:r/>
+            <w:r>
+              <w:rPr>
+                <w:b w:val="0"/>
+              </w:rPr>
+              <w:t>Manual (caixa-preta)</w:t>
+            </w:r>
+          </w:p>
+        </w:tc>
+      </w:tr>
+    </w:tbl>
+    <w:p/>
+    <w:tbl>
+      <w:tblPr>
+        <w:tblStyle w:val="TableGrid"/>
+        <w:tblW w:type="auto" w:w="0"/>
+        <w:tblLayout w:type="fixed"/>
+        <w:tblLook w:firstColumn="1" w:firstRow="1" w:lastColumn="0" w:lastRow="0" w:noHBand="0" w:noVBand="1" w:val="04A0"/>
+      </w:tblPr>
+      <w:tblGrid>
+        <w:gridCol w:w="4320"/>
+        <w:gridCol w:w="4320"/>
+      </w:tblGrid>
+      <w:tr>
+        <w:tc>
+          <w:tcPr>
+            <w:tcW w:type="dxa" w:w="4320"/>
+          </w:tcPr>
+          <w:p>
+            <w:r/>
+            <w:r>
+              <w:rPr>
+                <w:b/>
+              </w:rPr>
+              <w:t>Caso de Teste</w:t>
+            </w:r>
+          </w:p>
+        </w:tc>
+        <w:tc>
+          <w:tcPr>
+            <w:tcW w:type="dxa" w:w="4320"/>
+          </w:tcPr>
+          <w:p>
+            <w:r/>
+            <w:r>
+              <w:rPr>
+                <w:b w:val="0"/>
+              </w:rPr>
+              <w:t>CT26 – Tentar curtir o próprio comentário (não permitido)</w:t>
+            </w:r>
+          </w:p>
+        </w:tc>
+      </w:tr>
+      <w:tr>
+        <w:tc>
+          <w:tcPr>
+            <w:tcW w:type="dxa" w:w="4320"/>
+          </w:tcPr>
+          <w:p>
+            <w:r/>
+            <w:r>
+              <w:rPr>
+                <w:b/>
+              </w:rPr>
+              <w:t>Pré-Condição</w:t>
+            </w:r>
+          </w:p>
+        </w:tc>
+        <w:tc>
+          <w:tcPr>
+            <w:tcW w:type="dxa" w:w="4320"/>
+          </w:tcPr>
+          <w:p>
+            <w:r/>
+            <w:r>
+              <w:rPr>
+                <w:b w:val="0"/>
+              </w:rPr>
+              <w:t>O próprio usuário autenticado possui um comentário publicado no jogo.</w:t>
+            </w:r>
+          </w:p>
+        </w:tc>
+      </w:tr>
+      <w:tr>
+        <w:tc>
+          <w:tcPr>
+            <w:tcW w:type="dxa" w:w="4320"/>
+          </w:tcPr>
+          <w:p>
+            <w:r/>
+            <w:r>
+              <w:rPr>
+                <w:b/>
+              </w:rPr>
+              <w:t>Procedimento</w:t>
+            </w:r>
+          </w:p>
+        </w:tc>
+        <w:tc>
+          <w:tcPr>
+            <w:tcW w:type="dxa" w:w="4320"/>
+          </w:tcPr>
+          <w:p>
+            <w:r/>
+            <w:r>
+              <w:rPr>
+                <w:b w:val="0"/>
+              </w:rPr>
+              <w:t>1) Abrir o detalhe do jogo e localizar o próprio comentário em "Comentários".</w:t>
+            </w:r>
+          </w:p>
+          <w:p>
+            <w:r>
+              <w:rPr>
+                <w:b w:val="0"/>
+              </w:rPr>
+              <w:t>2) Passar o mouse sobre o botão de curtidas e tentar clicar.</w:t>
+            </w:r>
+          </w:p>
+        </w:tc>
+      </w:tr>
+      <w:tr>
+        <w:tc>
+          <w:tcPr>
+            <w:tcW w:type="dxa" w:w="4320"/>
+          </w:tcPr>
+          <w:p>
+            <w:r/>
+            <w:r>
+              <w:rPr>
+                <w:b/>
+              </w:rPr>
+              <w:t>Dados de entrada</w:t>
+            </w:r>
+          </w:p>
+        </w:tc>
+        <w:tc>
+          <w:tcPr>
+            <w:tcW w:type="dxa" w:w="4320"/>
+          </w:tcPr>
+          <w:p>
+            <w:r/>
+            <w:r>
+              <w:rPr>
+                <w:b w:val="0"/>
+              </w:rPr>
+              <w:t>Tentativa de clique no botão de curtidas do próprio comentário.</w:t>
+            </w:r>
+          </w:p>
+        </w:tc>
+      </w:tr>
+      <w:tr>
+        <w:tc>
+          <w:tcPr>
+            <w:tcW w:type="dxa" w:w="4320"/>
+          </w:tcPr>
+          <w:p>
+            <w:r/>
+            <w:r>
+              <w:rPr>
+                <w:b/>
+              </w:rPr>
+              <w:t>Saída esperada</w:t>
+            </w:r>
+          </w:p>
+        </w:tc>
+        <w:tc>
+          <w:tcPr>
+            <w:tcW w:type="dxa" w:w="4320"/>
+          </w:tcPr>
+          <w:p>
+            <w:r/>
+            <w:r>
+              <w:rPr>
+                <w:b w:val="0"/>
+              </w:rPr>
+              <w:t>O botão de curtidas aparece desabilitado (cursor "não permitido") com a dica "Você não pode curtir seu próprio comentário"; a contagem de curtidas não é alterada.</w:t>
+            </w:r>
+          </w:p>
+        </w:tc>
+      </w:tr>
+      <w:tr>
+        <w:tc>
+          <w:tcPr>
+            <w:tcW w:type="dxa" w:w="4320"/>
+          </w:tcPr>
+          <w:p>
+            <w:r/>
+            <w:r>
+              <w:rPr>
+                <w:b/>
+              </w:rPr>
+              <w:t>Saída encontrada</w:t>
+            </w:r>
+          </w:p>
+        </w:tc>
+        <w:tc>
+          <w:tcPr>
+            <w:tcW w:type="dxa" w:w="4320"/>
+          </w:tcPr>
+          <w:p>
+            <w:r/>
+            <w:r>
+              <w:rPr>
+                <w:b w:val="0"/>
+              </w:rPr>
+              <w:t>(A preencher na execução — inserir aqui o print do resultado.)</w:t>
+            </w:r>
+          </w:p>
+          <w:p/>
+          <w:p/>
+          <w:p/>
+          <w:p/>
+        </w:tc>
+      </w:tr>
+      <w:tr>
+        <w:tc>
+          <w:tcPr>
+            <w:tcW w:type="dxa" w:w="4320"/>
+          </w:tcPr>
+          <w:p>
+            <w:r/>
+            <w:r>
+              <w:rPr>
+                <w:b/>
+              </w:rPr>
+              <w:t>Prioridade</w:t>
+            </w:r>
+          </w:p>
+        </w:tc>
+        <w:tc>
+          <w:tcPr>
+            <w:tcW w:type="dxa" w:w="4320"/>
+          </w:tcPr>
+          <w:p>
+            <w:r/>
+            <w:r>
+              <w:rPr>
+                <w:b w:val="0"/>
+              </w:rPr>
+              <w:t>Baixa</w:t>
+            </w:r>
+          </w:p>
+        </w:tc>
+      </w:tr>
+      <w:tr>
+        <w:tc>
+          <w:tcPr>
+            <w:tcW w:type="dxa" w:w="4320"/>
+          </w:tcPr>
+          <w:p>
+            <w:r/>
+            <w:r>
+              <w:rPr>
+                <w:b/>
+              </w:rPr>
+              <w:t>Técnica</w:t>
+            </w:r>
+          </w:p>
+        </w:tc>
+        <w:tc>
+          <w:tcPr>
+            <w:tcW w:type="dxa" w:w="4320"/>
+          </w:tcPr>
+          <w:p>
+            <w:r/>
+            <w:r>
+              <w:rPr>
+                <w:b w:val="0"/>
+              </w:rPr>
+              <w:t>Manual (caixa-preta)</w:t>
+            </w:r>
+          </w:p>
+        </w:tc>
+      </w:tr>
+    </w:tbl>
+    <w:p/>
+    <w:tbl>
+      <w:tblPr>
+        <w:tblStyle w:val="TableGrid"/>
+        <w:tblW w:type="auto" w:w="0"/>
+        <w:tblLayout w:type="fixed"/>
+        <w:tblLook w:firstColumn="1" w:firstRow="1" w:lastColumn="0" w:lastRow="0" w:noHBand="0" w:noVBand="1" w:val="04A0"/>
+      </w:tblPr>
+      <w:tblGrid>
+        <w:gridCol w:w="4320"/>
+        <w:gridCol w:w="4320"/>
+      </w:tblGrid>
+      <w:tr>
+        <w:tc>
+          <w:tcPr>
+            <w:tcW w:type="dxa" w:w="4320"/>
+          </w:tcPr>
+          <w:p>
+            <w:r/>
+            <w:r>
+              <w:rPr>
+                <w:b/>
+              </w:rPr>
+              <w:t>Caso de Teste</w:t>
+            </w:r>
+          </w:p>
+        </w:tc>
+        <w:tc>
+          <w:tcPr>
+            <w:tcW w:type="dxa" w:w="4320"/>
+          </w:tcPr>
+          <w:p>
+            <w:r/>
+            <w:r>
+              <w:rPr>
+                <w:b w:val="0"/>
+              </w:rPr>
+              <w:t>CT27 – Adicionar um jogo a uma lista existente</w:t>
+            </w:r>
+          </w:p>
+        </w:tc>
+      </w:tr>
+      <w:tr>
+        <w:tc>
+          <w:tcPr>
+            <w:tcW w:type="dxa" w:w="4320"/>
+          </w:tcPr>
+          <w:p>
+            <w:r/>
+            <w:r>
+              <w:rPr>
+                <w:b/>
+              </w:rPr>
+              <w:t>Pré-Condição</w:t>
+            </w:r>
+          </w:p>
+        </w:tc>
+        <w:tc>
+          <w:tcPr>
+            <w:tcW w:type="dxa" w:w="4320"/>
+          </w:tcPr>
+          <w:p>
+            <w:r/>
+            <w:r>
+              <w:rPr>
+                <w:b w:val="0"/>
+              </w:rPr>
+              <w:t>Usuário autenticado com pelo menos uma lista de jogos criada.</w:t>
+            </w:r>
+          </w:p>
+        </w:tc>
+      </w:tr>
+      <w:tr>
+        <w:tc>
+          <w:tcPr>
+            <w:tcW w:type="dxa" w:w="4320"/>
+          </w:tcPr>
+          <w:p>
+            <w:r/>
+            <w:r>
+              <w:rPr>
+                <w:b/>
+              </w:rPr>
+              <w:t>Procedimento</w:t>
+            </w:r>
+          </w:p>
+        </w:tc>
+        <w:tc>
+          <w:tcPr>
+            <w:tcW w:type="dxa" w:w="4320"/>
+          </w:tcPr>
+          <w:p>
+            <w:r/>
+            <w:r>
+              <w:rPr>
+                <w:b w:val="0"/>
+              </w:rPr>
+              <w:t>1) Abrir o detalhe de um jogo.</w:t>
+            </w:r>
+          </w:p>
+          <w:p>
+            <w:r>
+              <w:rPr>
+                <w:b w:val="0"/>
+              </w:rPr>
+              <w:t>2) Clicar no botão "Lista".</w:t>
+            </w:r>
+          </w:p>
+          <w:p>
+            <w:r>
+              <w:rPr>
+                <w:b w:val="0"/>
+              </w:rPr>
+              <w:t>3) No modal "Adicionar a uma lista", clicar em "Adicionar" na lista desejada.</w:t>
+            </w:r>
+          </w:p>
+        </w:tc>
+      </w:tr>
+      <w:tr>
+        <w:tc>
+          <w:tcPr>
+            <w:tcW w:type="dxa" w:w="4320"/>
+          </w:tcPr>
+          <w:p>
+            <w:r/>
+            <w:r>
+              <w:rPr>
+                <w:b/>
+              </w:rPr>
+              <w:t>Dados de entrada</w:t>
+            </w:r>
+          </w:p>
+        </w:tc>
+        <w:tc>
+          <w:tcPr>
+            <w:tcW w:type="dxa" w:w="4320"/>
+          </w:tcPr>
+          <w:p>
+            <w:r/>
+            <w:r>
+              <w:rPr>
+                <w:b w:val="0"/>
+              </w:rPr>
+              <w:t>Lista de destino: uma lista previamente criada pelo usuário.</w:t>
+            </w:r>
+          </w:p>
+        </w:tc>
+      </w:tr>
+      <w:tr>
+        <w:tc>
+          <w:tcPr>
+            <w:tcW w:type="dxa" w:w="4320"/>
+          </w:tcPr>
+          <w:p>
+            <w:r/>
+            <w:r>
+              <w:rPr>
+                <w:b/>
+              </w:rPr>
+              <w:t>Saída esperada</w:t>
+            </w:r>
+          </w:p>
+        </w:tc>
+        <w:tc>
+          <w:tcPr>
+            <w:tcW w:type="dxa" w:w="4320"/>
+          </w:tcPr>
+          <w:p>
+            <w:r/>
+            <w:r>
+              <w:rPr>
+                <w:b w:val="0"/>
+              </w:rPr>
+              <w:t>O modal é fechado e o jogo é incluído na lista escolhida (ao reabrir o modal, o botão daquela lista passa a exibir "Remover", e o jogo aparece ao acessar a lista).</w:t>
+            </w:r>
+          </w:p>
+        </w:tc>
+      </w:tr>
+      <w:tr>
+        <w:tc>
+          <w:tcPr>
+            <w:tcW w:type="dxa" w:w="4320"/>
+          </w:tcPr>
+          <w:p>
+            <w:r/>
+            <w:r>
+              <w:rPr>
+                <w:b/>
+              </w:rPr>
+              <w:t>Saída encontrada</w:t>
+            </w:r>
+          </w:p>
+        </w:tc>
+        <w:tc>
+          <w:tcPr>
+            <w:tcW w:type="dxa" w:w="4320"/>
+          </w:tcPr>
+          <w:p>
+            <w:r/>
+            <w:r>
+              <w:rPr>
+                <w:b w:val="0"/>
+              </w:rPr>
+              <w:t>(A preencher na execução — inserir aqui o print do resultado.)</w:t>
+            </w:r>
+          </w:p>
+          <w:p/>
+          <w:p/>
+          <w:p/>
+          <w:p/>
+        </w:tc>
+      </w:tr>
+      <w:tr>
+        <w:tc>
+          <w:tcPr>
+            <w:tcW w:type="dxa" w:w="4320"/>
+          </w:tcPr>
+          <w:p>
+            <w:r/>
+            <w:r>
+              <w:rPr>
+                <w:b/>
+              </w:rPr>
+              <w:t>Prioridade</w:t>
+            </w:r>
+          </w:p>
+        </w:tc>
+        <w:tc>
+          <w:tcPr>
+            <w:tcW w:type="dxa" w:w="4320"/>
+          </w:tcPr>
+          <w:p>
+            <w:r/>
+            <w:r>
+              <w:rPr>
+                <w:b w:val="0"/>
+              </w:rPr>
+              <w:t>Alta</w:t>
+            </w:r>
+          </w:p>
+        </w:tc>
+      </w:tr>
+      <w:tr>
+        <w:tc>
+          <w:tcPr>
+            <w:tcW w:type="dxa" w:w="4320"/>
+          </w:tcPr>
+          <w:p>
+            <w:r/>
+            <w:r>
+              <w:rPr>
+                <w:b/>
+              </w:rPr>
+              <w:t>Técnica</w:t>
+            </w:r>
+          </w:p>
+        </w:tc>
+        <w:tc>
+          <w:tcPr>
+            <w:tcW w:type="dxa" w:w="4320"/>
+          </w:tcPr>
+          <w:p>
+            <w:r/>
+            <w:r>
+              <w:rPr>
+                <w:b w:val="0"/>
+              </w:rPr>
+              <w:t>Manual (caixa-preta)</w:t>
+            </w:r>
+          </w:p>
+        </w:tc>
+      </w:tr>
+    </w:tbl>
+    <w:p/>
+    <w:tbl>
+      <w:tblPr>
+        <w:tblStyle w:val="TableGrid"/>
+        <w:tblW w:type="auto" w:w="0"/>
+        <w:tblLayout w:type="fixed"/>
+        <w:tblLook w:firstColumn="1" w:firstRow="1" w:lastColumn="0" w:lastRow="0" w:noHBand="0" w:noVBand="1" w:val="04A0"/>
+      </w:tblPr>
+      <w:tblGrid>
+        <w:gridCol w:w="4320"/>
+        <w:gridCol w:w="4320"/>
+      </w:tblGrid>
+      <w:tr>
+        <w:tc>
+          <w:tcPr>
+            <w:tcW w:type="dxa" w:w="4320"/>
+          </w:tcPr>
+          <w:p>
+            <w:r/>
+            <w:r>
+              <w:rPr>
+                <w:b/>
+              </w:rPr>
+              <w:t>Caso de Teste</w:t>
+            </w:r>
+          </w:p>
+        </w:tc>
+        <w:tc>
+          <w:tcPr>
+            <w:tcW w:type="dxa" w:w="4320"/>
+          </w:tcPr>
+          <w:p>
+            <w:r/>
+            <w:r>
+              <w:rPr>
+                <w:b w:val="0"/>
+              </w:rPr>
+              <w:t>CT28 – Editar o perfil em Configurações (nome e bio)</w:t>
+            </w:r>
+          </w:p>
+        </w:tc>
+      </w:tr>
+      <w:tr>
+        <w:tc>
+          <w:tcPr>
+            <w:tcW w:type="dxa" w:w="4320"/>
+          </w:tcPr>
+          <w:p>
+            <w:r/>
+            <w:r>
+              <w:rPr>
+                <w:b/>
+              </w:rPr>
+              <w:t>Pré-Condição</w:t>
+            </w:r>
+          </w:p>
+        </w:tc>
+        <w:tc>
+          <w:tcPr>
+            <w:tcW w:type="dxa" w:w="4320"/>
+          </w:tcPr>
+          <w:p>
+            <w:r/>
+            <w:r>
+              <w:rPr>
+                <w:b w:val="0"/>
+              </w:rPr>
+              <w:t>Usuário autenticado.</w:t>
+            </w:r>
+          </w:p>
+        </w:tc>
+      </w:tr>
+      <w:tr>
+        <w:tc>
+          <w:tcPr>
+            <w:tcW w:type="dxa" w:w="4320"/>
+          </w:tcPr>
+          <w:p>
+            <w:r/>
+            <w:r>
+              <w:rPr>
+                <w:b/>
+              </w:rPr>
+              <w:t>Procedimento</w:t>
+            </w:r>
+          </w:p>
+        </w:tc>
+        <w:tc>
+          <w:tcPr>
+            <w:tcW w:type="dxa" w:w="4320"/>
+          </w:tcPr>
+          <w:p>
+            <w:r/>
+            <w:r>
+              <w:rPr>
+                <w:b w:val="0"/>
+              </w:rPr>
+              <w:t>1) Abrir o menu do usuário (avatar na navbar) e clicar em "Configurações".</w:t>
+            </w:r>
+          </w:p>
+          <w:p>
+            <w:r>
+              <w:rPr>
+                <w:b w:val="0"/>
+              </w:rPr>
+              <w:t>2) Na aba "Perfil", alterar os campos de nome e biografia.</w:t>
+            </w:r>
+          </w:p>
+          <w:p>
+            <w:r>
+              <w:rPr>
+                <w:b w:val="0"/>
+              </w:rPr>
+              <w:t>3) Salvar as alterações.</w:t>
+            </w:r>
+          </w:p>
+        </w:tc>
+      </w:tr>
+      <w:tr>
+        <w:tc>
+          <w:tcPr>
+            <w:tcW w:type="dxa" w:w="4320"/>
+          </w:tcPr>
+          <w:p>
+            <w:r/>
+            <w:r>
+              <w:rPr>
+                <w:b/>
+              </w:rPr>
+              <w:t>Dados de entrada</w:t>
+            </w:r>
+          </w:p>
+        </w:tc>
+        <w:tc>
+          <w:tcPr>
+            <w:tcW w:type="dxa" w:w="4320"/>
+          </w:tcPr>
+          <w:p>
+            <w:r/>
+            <w:r>
+              <w:rPr>
+                <w:b w:val="0"/>
+              </w:rPr>
+              <w:t>Nome = "JogadorPro"; Bio = "Curto RPGs e jogos indie."</w:t>
+            </w:r>
+          </w:p>
+        </w:tc>
+      </w:tr>
+      <w:tr>
+        <w:tc>
+          <w:tcPr>
+            <w:tcW w:type="dxa" w:w="4320"/>
+          </w:tcPr>
+          <w:p>
+            <w:r/>
+            <w:r>
+              <w:rPr>
+                <w:b/>
+              </w:rPr>
+              <w:t>Saída esperada</w:t>
+            </w:r>
+          </w:p>
+        </w:tc>
+        <w:tc>
+          <w:tcPr>
+            <w:tcW w:type="dxa" w:w="4320"/>
+          </w:tcPr>
+          <w:p>
+            <w:r/>
+            <w:r>
+              <w:rPr>
+                <w:b w:val="0"/>
+              </w:rPr>
+              <w:t>É exibida mensagem de sucesso e os dados são persistidos; o novo nome/bio passam a ser refletidos no perfil do usuário.</w:t>
+            </w:r>
+          </w:p>
+        </w:tc>
+      </w:tr>
+      <w:tr>
+        <w:tc>
+          <w:tcPr>
+            <w:tcW w:type="dxa" w:w="4320"/>
+          </w:tcPr>
+          <w:p>
+            <w:r/>
+            <w:r>
+              <w:rPr>
+                <w:b/>
+              </w:rPr>
+              <w:t>Saída encontrada</w:t>
+            </w:r>
+          </w:p>
+        </w:tc>
+        <w:tc>
+          <w:tcPr>
+            <w:tcW w:type="dxa" w:w="4320"/>
+          </w:tcPr>
+          <w:p>
+            <w:r/>
+            <w:r>
+              <w:rPr>
+                <w:b w:val="0"/>
+              </w:rPr>
+              <w:t>(A preencher na execução — inserir aqui o print do resultado.)</w:t>
+            </w:r>
+          </w:p>
+          <w:p/>
+          <w:p/>
+          <w:p/>
+          <w:p/>
+        </w:tc>
+      </w:tr>
+      <w:tr>
+        <w:tc>
+          <w:tcPr>
+            <w:tcW w:type="dxa" w:w="4320"/>
+          </w:tcPr>
+          <w:p>
+            <w:r/>
+            <w:r>
+              <w:rPr>
+                <w:b/>
+              </w:rPr>
+              <w:t>Prioridade</w:t>
+            </w:r>
+          </w:p>
+        </w:tc>
+        <w:tc>
+          <w:tcPr>
+            <w:tcW w:type="dxa" w:w="4320"/>
+          </w:tcPr>
+          <w:p>
+            <w:r/>
+            <w:r>
+              <w:rPr>
+                <w:b w:val="0"/>
+              </w:rPr>
+              <w:t>Média</w:t>
+            </w:r>
+          </w:p>
+        </w:tc>
+      </w:tr>
+      <w:tr>
+        <w:tc>
+          <w:tcPr>
+            <w:tcW w:type="dxa" w:w="4320"/>
+          </w:tcPr>
+          <w:p>
+            <w:r/>
+            <w:r>
+              <w:rPr>
+                <w:b/>
+              </w:rPr>
+              <w:t>Técnica</w:t>
+            </w:r>
+          </w:p>
+        </w:tc>
+        <w:tc>
+          <w:tcPr>
+            <w:tcW w:type="dxa" w:w="4320"/>
+          </w:tcPr>
+          <w:p>
+            <w:r/>
+            <w:r>
+              <w:rPr>
+                <w:b w:val="0"/>
+              </w:rPr>
+              <w:t>Manual (caixa-preta)</w:t>
+            </w:r>
+          </w:p>
+        </w:tc>
+      </w:tr>
+    </w:tbl>
+    <w:p/>
+    <w:tbl>
+      <w:tblPr>
+        <w:tblStyle w:val="TableGrid"/>
+        <w:tblW w:type="auto" w:w="0"/>
+        <w:tblLayout w:type="fixed"/>
+        <w:tblLook w:firstColumn="1" w:firstRow="1" w:lastColumn="0" w:lastRow="0" w:noHBand="0" w:noVBand="1" w:val="04A0"/>
+      </w:tblPr>
+      <w:tblGrid>
+        <w:gridCol w:w="4320"/>
+        <w:gridCol w:w="4320"/>
+      </w:tblGrid>
+      <w:tr>
+        <w:tc>
+          <w:tcPr>
+            <w:tcW w:type="dxa" w:w="4320"/>
+          </w:tcPr>
+          <w:p>
+            <w:r/>
+            <w:r>
+              <w:rPr>
+                <w:b/>
+              </w:rPr>
+              <w:t>Caso de Teste</w:t>
+            </w:r>
+          </w:p>
+        </w:tc>
+        <w:tc>
+          <w:tcPr>
+            <w:tcW w:type="dxa" w:w="4320"/>
+          </w:tcPr>
+          <w:p>
+            <w:r/>
+            <w:r>
+              <w:rPr>
+                <w:b w:val="0"/>
+              </w:rPr>
+              <w:t>CT29 – Navegar pela Galeria de imagens do jogo</w:t>
+            </w:r>
+          </w:p>
+        </w:tc>
+      </w:tr>
+      <w:tr>
+        <w:tc>
+          <w:tcPr>
+            <w:tcW w:type="dxa" w:w="4320"/>
+          </w:tcPr>
+          <w:p>
+            <w:r/>
+            <w:r>
+              <w:rPr>
+                <w:b/>
+              </w:rPr>
+              <w:t>Pré-Condição</w:t>
+            </w:r>
+          </w:p>
+        </w:tc>
+        <w:tc>
+          <w:tcPr>
+            <w:tcW w:type="dxa" w:w="4320"/>
+          </w:tcPr>
+          <w:p>
+            <w:r/>
+            <w:r>
+              <w:rPr>
+                <w:b w:val="0"/>
+              </w:rPr>
+              <w:t>Estar na tela de detalhe de um jogo que possua screenshots.</w:t>
+            </w:r>
+          </w:p>
+        </w:tc>
+      </w:tr>
+      <w:tr>
+        <w:tc>
+          <w:tcPr>
+            <w:tcW w:type="dxa" w:w="4320"/>
+          </w:tcPr>
+          <w:p>
+            <w:r/>
+            <w:r>
+              <w:rPr>
+                <w:b/>
+              </w:rPr>
+              <w:t>Procedimento</w:t>
+            </w:r>
+          </w:p>
+        </w:tc>
+        <w:tc>
+          <w:tcPr>
+            <w:tcW w:type="dxa" w:w="4320"/>
+          </w:tcPr>
+          <w:p>
+            <w:r/>
+            <w:r>
+              <w:rPr>
+                <w:b w:val="0"/>
+              </w:rPr>
+              <w:t>1) Clicar na aba "Galeria".</w:t>
+            </w:r>
+          </w:p>
+          <w:p>
+            <w:r>
+              <w:rPr>
+                <w:b w:val="0"/>
+              </w:rPr>
+              <w:t>2) Usar as setas "anterior" e "próxima" para trocar as imagens.</w:t>
+            </w:r>
+          </w:p>
+          <w:p>
+            <w:r>
+              <w:rPr>
+                <w:b w:val="0"/>
+              </w:rPr>
+              <w:t>3) Clicar diretamente em um dos indicadores (bolinhas) de imagem.</w:t>
+            </w:r>
+          </w:p>
+        </w:tc>
+      </w:tr>
+      <w:tr>
+        <w:tc>
+          <w:tcPr>
+            <w:tcW w:type="dxa" w:w="4320"/>
+          </w:tcPr>
+          <w:p>
+            <w:r/>
+            <w:r>
+              <w:rPr>
+                <w:b/>
+              </w:rPr>
+              <w:t>Dados de entrada</w:t>
+            </w:r>
+          </w:p>
+        </w:tc>
+        <w:tc>
+          <w:tcPr>
+            <w:tcW w:type="dxa" w:w="4320"/>
+          </w:tcPr>
+          <w:p>
+            <w:r/>
+            <w:r>
+              <w:rPr>
+                <w:b w:val="0"/>
+              </w:rPr>
+              <w:t>Cliques nas setas de navegação e nos indicadores da galeria.</w:t>
+            </w:r>
+          </w:p>
+        </w:tc>
+      </w:tr>
+      <w:tr>
+        <w:tc>
+          <w:tcPr>
+            <w:tcW w:type="dxa" w:w="4320"/>
+          </w:tcPr>
+          <w:p>
+            <w:r/>
+            <w:r>
+              <w:rPr>
+                <w:b/>
+              </w:rPr>
+              <w:t>Saída esperada</w:t>
+            </w:r>
+          </w:p>
+        </w:tc>
+        <w:tc>
+          <w:tcPr>
+            <w:tcW w:type="dxa" w:w="4320"/>
+          </w:tcPr>
+          <w:p>
+            <w:r/>
+            <w:r>
+              <w:rPr>
+                <w:b w:val="0"/>
+              </w:rPr>
+              <w:t>As imagens (screenshots) alternam conforme a navegação e o indicador "X / N" é atualizado de acordo com a imagem exibida.</w:t>
+            </w:r>
+          </w:p>
+        </w:tc>
+      </w:tr>
+      <w:tr>
+        <w:tc>
+          <w:tcPr>
+            <w:tcW w:type="dxa" w:w="4320"/>
+          </w:tcPr>
+          <w:p>
+            <w:r/>
+            <w:r>
+              <w:rPr>
+                <w:b/>
+              </w:rPr>
+              <w:t>Saída encontrada</w:t>
+            </w:r>
+          </w:p>
+        </w:tc>
+        <w:tc>
+          <w:tcPr>
+            <w:tcW w:type="dxa" w:w="4320"/>
+          </w:tcPr>
+          <w:p>
+            <w:r/>
+            <w:r>
+              <w:rPr>
+                <w:b w:val="0"/>
+              </w:rPr>
+              <w:t>(A preencher na execução — inserir aqui o print do resultado.)</w:t>
+            </w:r>
+          </w:p>
+          <w:p/>
+          <w:p/>
+          <w:p/>
+          <w:p/>
+        </w:tc>
+      </w:tr>
+      <w:tr>
+        <w:tc>
+          <w:tcPr>
+            <w:tcW w:type="dxa" w:w="4320"/>
+          </w:tcPr>
+          <w:p>
+            <w:r/>
+            <w:r>
+              <w:rPr>
+                <w:b/>
+              </w:rPr>
+              <w:t>Prioridade</w:t>
+            </w:r>
+          </w:p>
+        </w:tc>
+        <w:tc>
+          <w:tcPr>
+            <w:tcW w:type="dxa" w:w="4320"/>
+          </w:tcPr>
+          <w:p>
+            <w:r/>
+            <w:r>
+              <w:rPr>
+                <w:b w:val="0"/>
+              </w:rPr>
+              <w:t>Baixa</w:t>
+            </w:r>
+          </w:p>
+        </w:tc>
+      </w:tr>
+      <w:tr>
+        <w:tc>
+          <w:tcPr>
+            <w:tcW w:type="dxa" w:w="4320"/>
+          </w:tcPr>
+          <w:p>
+            <w:r/>
+            <w:r>
+              <w:rPr>
+                <w:b/>
+              </w:rPr>
+              <w:t>Técnica</w:t>
+            </w:r>
+          </w:p>
+        </w:tc>
+        <w:tc>
+          <w:tcPr>
+            <w:tcW w:type="dxa" w:w="4320"/>
+          </w:tcPr>
+          <w:p>
+            <w:r/>
+            <w:r>
+              <w:rPr>
+                <w:b w:val="0"/>
+              </w:rPr>
+              <w:t>Manual (caixa-preta)</w:t>
+            </w:r>
+          </w:p>
+        </w:tc>
+      </w:tr>
+    </w:tbl>
+    <w:p/>
+    <w:tbl>
+      <w:tblPr>
+        <w:tblStyle w:val="TableGrid"/>
+        <w:tblW w:type="auto" w:w="0"/>
+        <w:tblLayout w:type="fixed"/>
+        <w:tblLook w:firstColumn="1" w:firstRow="1" w:lastColumn="0" w:lastRow="0" w:noHBand="0" w:noVBand="1" w:val="04A0"/>
+      </w:tblPr>
+      <w:tblGrid>
+        <w:gridCol w:w="4320"/>
+        <w:gridCol w:w="4320"/>
+      </w:tblGrid>
+      <w:tr>
+        <w:tc>
+          <w:tcPr>
+            <w:tcW w:type="dxa" w:w="4320"/>
+          </w:tcPr>
+          <w:p>
+            <w:r/>
+            <w:r>
+              <w:rPr>
+                <w:b/>
+              </w:rPr>
+              <w:t>Caso de Teste</w:t>
+            </w:r>
+          </w:p>
+        </w:tc>
+        <w:tc>
+          <w:tcPr>
+            <w:tcW w:type="dxa" w:w="4320"/>
+          </w:tcPr>
+          <w:p>
+            <w:r/>
+            <w:r>
+              <w:rPr>
+                <w:b w:val="0"/>
+              </w:rPr>
+              <w:t>CT30 – Encerrar a sessão (logout) pelo menu do usuário</w:t>
+            </w:r>
+          </w:p>
+        </w:tc>
+      </w:tr>
+      <w:tr>
+        <w:tc>
+          <w:tcPr>
+            <w:tcW w:type="dxa" w:w="4320"/>
+          </w:tcPr>
+          <w:p>
+            <w:r/>
+            <w:r>
+              <w:rPr>
+                <w:b/>
+              </w:rPr>
+              <w:t>Pré-Condição</w:t>
+            </w:r>
+          </w:p>
+        </w:tc>
+        <w:tc>
+          <w:tcPr>
+            <w:tcW w:type="dxa" w:w="4320"/>
+          </w:tcPr>
+          <w:p>
+            <w:r/>
+            <w:r>
+              <w:rPr>
+                <w:b w:val="0"/>
+              </w:rPr>
+              <w:t>Usuário autenticado.</w:t>
+            </w:r>
+          </w:p>
+        </w:tc>
+      </w:tr>
+      <w:tr>
+        <w:tc>
+          <w:tcPr>
+            <w:tcW w:type="dxa" w:w="4320"/>
+          </w:tcPr>
+          <w:p>
+            <w:r/>
+            <w:r>
+              <w:rPr>
+                <w:b/>
+              </w:rPr>
+              <w:t>Procedimento</w:t>
+            </w:r>
+          </w:p>
+        </w:tc>
+        <w:tc>
+          <w:tcPr>
+            <w:tcW w:type="dxa" w:w="4320"/>
+          </w:tcPr>
+          <w:p>
+            <w:r/>
+            <w:r>
+              <w:rPr>
+                <w:b w:val="0"/>
+              </w:rPr>
+              <w:t>1) Clicar no avatar do usuário na navbar para abrir o menu.</w:t>
+            </w:r>
+          </w:p>
+          <w:p>
+            <w:r>
+              <w:rPr>
+                <w:b w:val="0"/>
+              </w:rPr>
+              <w:t>2) Clicar na opção "Sair".</w:t>
+            </w:r>
+          </w:p>
+        </w:tc>
+      </w:tr>
+      <w:tr>
+        <w:tc>
+          <w:tcPr>
+            <w:tcW w:type="dxa" w:w="4320"/>
+          </w:tcPr>
+          <w:p>
+            <w:r/>
+            <w:r>
+              <w:rPr>
+                <w:b/>
+              </w:rPr>
+              <w:t>Dados de entrada</w:t>
+            </w:r>
+          </w:p>
+        </w:tc>
+        <w:tc>
+          <w:tcPr>
+            <w:tcW w:type="dxa" w:w="4320"/>
+          </w:tcPr>
+          <w:p>
+            <w:r/>
+            <w:r>
+              <w:rPr>
+                <w:b w:val="0"/>
+              </w:rPr>
+              <w:t>Clique na opção "Sair".</w:t>
+            </w:r>
+          </w:p>
+        </w:tc>
+      </w:tr>
+      <w:tr>
+        <w:tc>
+          <w:tcPr>
+            <w:tcW w:type="dxa" w:w="4320"/>
+          </w:tcPr>
+          <w:p>
+            <w:r/>
+            <w:r>
+              <w:rPr>
+                <w:b/>
+              </w:rPr>
+              <w:t>Saída esperada</w:t>
+            </w:r>
+          </w:p>
+        </w:tc>
+        <w:tc>
+          <w:tcPr>
+            <w:tcW w:type="dxa" w:w="4320"/>
+          </w:tcPr>
+          <w:p>
+            <w:r/>
+            <w:r>
+              <w:rPr>
+                <w:b w:val="0"/>
+              </w:rPr>
+              <w:t>A sessão é encerrada; a navbar volta a exibir os botões "Entrar" e "Registrar", e as opções restritas a usuários logados deixam de aparecer.</w:t>
+            </w:r>
+          </w:p>
+        </w:tc>
+      </w:tr>
+      <w:tr>
+        <w:tc>
+          <w:tcPr>
+            <w:tcW w:type="dxa" w:w="4320"/>
+          </w:tcPr>
+          <w:p>
+            <w:r/>
+            <w:r>
+              <w:rPr>
+                <w:b/>
+              </w:rPr>
+              <w:t>Saída encontrada</w:t>
+            </w:r>
+          </w:p>
+        </w:tc>
+        <w:tc>
+          <w:tcPr>
+            <w:tcW w:type="dxa" w:w="4320"/>
+          </w:tcPr>
+          <w:p>
+            <w:r/>
+            <w:r>
+              <w:rPr>
+                <w:b w:val="0"/>
+              </w:rPr>
+              <w:t>(A preencher na execução — inserir aqui o print do resultado.)</w:t>
+            </w:r>
+          </w:p>
+          <w:p/>
+          <w:p/>
+          <w:p/>
+          <w:p/>
+        </w:tc>
+      </w:tr>
+      <w:tr>
+        <w:tc>
+          <w:tcPr>
+            <w:tcW w:type="dxa" w:w="4320"/>
+          </w:tcPr>
+          <w:p>
+            <w:r/>
+            <w:r>
+              <w:rPr>
+                <w:b/>
+              </w:rPr>
+              <w:t>Prioridade</w:t>
+            </w:r>
+          </w:p>
+        </w:tc>
+        <w:tc>
+          <w:tcPr>
+            <w:tcW w:type="dxa" w:w="4320"/>
+          </w:tcPr>
+          <w:p>
+            <w:r/>
+            <w:r>
+              <w:rPr>
+                <w:b w:val="0"/>
+              </w:rPr>
+              <w:t>Alta</w:t>
+            </w:r>
+          </w:p>
+        </w:tc>
+      </w:tr>
+      <w:tr>
+        <w:tc>
+          <w:tcPr>
+            <w:tcW w:type="dxa" w:w="4320"/>
+          </w:tcPr>
+          <w:p>
+            <w:r/>
+            <w:r>
+              <w:rPr>
+                <w:b/>
+              </w:rPr>
+              <w:t>Técnica</w:t>
+            </w:r>
+          </w:p>
+        </w:tc>
+        <w:tc>
+          <w:tcPr>
+            <w:tcW w:type="dxa" w:w="4320"/>
+          </w:tcPr>
+          <w:p>
+            <w:r/>
+            <w:r>
+              <w:rPr>
+                <w:b w:val="0"/>
+              </w:rPr>
+              <w:t>Manual (caixa-preta)</w:t>
+            </w:r>
+          </w:p>
+        </w:tc>
+      </w:tr>
+    </w:tbl>
+    <w:p>
+      <w:pPr>
+        <w:pStyle w:val="Heading1"/>
+      </w:pPr>
+      <w:r>
+        <w:t>4. Refatoração de Métodos</w:t>
+      </w:r>
+    </w:p>
+    <w:p>
+      <w:r>
+        <w:t>Foram refatorados dois métodos do back-end aplicando técnicas clássicas de refatoração. As mudanças preservam o comportamento: a suíte de 10 testes unitários continua 100% aprovada (10/10) após as alterações — os casos CT01 a CT03 exercitam PostUsuario e os casos CT06 e CT07 exercitam PostAvaliacao. Para cada método são apresentados o código antes e depois e uma breve explicação.</w:t>
+      </w:r>
+    </w:p>
+    <w:p>
+      <w:pPr>
+        <w:pStyle w:val="Heading2"/>
+      </w:pPr>
+      <w:r>
+        <w:t>4.1. PostUsuario — Extração de Método (eliminação de duplicação)</w:t>
+      </w:r>
+    </w:p>
+    <w:p>
+      <w:r>
+        <w:t>Técnica: Extração de Método + eliminação de duplicação (princípio DRY). As verificações de "e-mail já cadastrado" e "nome já cadastrado" usavam a mesma consulta AnyAsync repetida em PostUsuario e também em PutUsuario. Essa lógica foi extraída para dois métodos privados reutilizáveis — EmailJaCadastrado(email, ignorarId) e NomeJaCadastrado(nome, ignorarId) —, onde o parâmetro ignorarId permite ao PutUsuario desconsiderar o próprio registro durante a atualização. Resultado: o método ficou mais curto e legível e a regra passou a existir em um único lugar, facilitando a manutenção.</w:t>
+      </w:r>
+    </w:p>
+    <w:p>
+      <w:r>
+        <w:rPr>
+          <w:b/>
+        </w:rPr>
+        <w:t>Antes:</w:t>
+      </w:r>
+    </w:p>
+    <w:p>
+      <w:r>
+        <w:drawing>
+          <wp:inline xmlns:a="http://schemas.openxmlformats.org/drawingml/2006/main" xmlns:pic="http://schemas.openxmlformats.org/drawingml/2006/picture">
+            <wp:extent cx="5486400" cy="3047368"/>
+            <wp:docPr id="1" name="Picture 1"/>
+            <wp:cNvGraphicFramePr>
+              <a:graphicFrameLocks noChangeAspect="1"/>
+            </wp:cNvGraphicFramePr>
+            <a:graphic>
+              <a:graphicData uri="http://schemas.openxmlformats.org/drawingml/2006/picture">
+                <pic:pic>
+                  <pic:nvPicPr>
+                    <pic:cNvPr id="0" name="ref1_PostUsuario_ANTES.png"/>
+                    <pic:cNvPicPr/>
+                  </pic:nvPicPr>
+                  <pic:blipFill>
+                    <a:blip r:embed="rId9"/>
+                    <a:stretch>
+                      <a:fillRect/>
+                    </a:stretch>
+                  </pic:blipFill>
+                  <pic:spPr>
+                    <a:xfrm>
+                      <a:off x="0" y="0"/>
+                      <a:ext cx="5486400" cy="3047368"/>
+                    </a:xfrm>
+                    <a:prstGeom prst="rect"/>
+                  </pic:spPr>
+                </pic:pic>
+              </a:graphicData>
+            </a:graphic>
+          </wp:inline>
+        </w:drawing>
+      </w:r>
+    </w:p>
+    <w:p>
+      <w:r>
+        <w:rPr>
+          <w:b/>
+        </w:rPr>
+        <w:t>Depois:</w:t>
+      </w:r>
+    </w:p>
+    <w:p>
+      <w:r>
+        <w:drawing>
+          <wp:inline xmlns:a="http://schemas.openxmlformats.org/drawingml/2006/main" xmlns:pic="http://schemas.openxmlformats.org/drawingml/2006/picture">
+            <wp:extent cx="5486400" cy="3074449"/>
+            <wp:docPr id="2" name="Picture 2"/>
+            <wp:cNvGraphicFramePr>
+              <a:graphicFrameLocks noChangeAspect="1"/>
+            </wp:cNvGraphicFramePr>
+            <a:graphic>
+              <a:graphicData uri="http://schemas.openxmlformats.org/drawingml/2006/picture">
+                <pic:pic>
+                  <pic:nvPicPr>
+                    <pic:cNvPr id="0" name="ref1_PostUsuario_DEPOIS.png"/>
+                    <pic:cNvPicPr/>
+                  </pic:nvPicPr>
+                  <pic:blipFill>
+                    <a:blip r:embed="rId10"/>
+                    <a:stretch>
+                      <a:fillRect/>
+                    </a:stretch>
+                  </pic:blipFill>
+                  <pic:spPr>
+                    <a:xfrm>
+                      <a:off x="0" y="0"/>
+                      <a:ext cx="5486400" cy="3074449"/>
+                    </a:xfrm>
+                    <a:prstGeom prst="rect"/>
+                  </pic:spPr>
+                </pic:pic>
+              </a:graphicData>
+            </a:graphic>
+          </wp:inline>
+        </w:drawing>
+      </w:r>
+    </w:p>
+    <w:p>
+      <w:pPr>
+        <w:pStyle w:val="Heading2"/>
+      </w:pPr>
+      <w:r>
+        <w:t>4.2. PostAvaliacao — Decompor Condicional</w:t>
+      </w:r>
+    </w:p>
+    <w:p>
+      <w:r>
+        <w:t>Técnica: Decompor Condicional (Decompose Conditional). A condição booleana complexa do if (uma negação combinada a duas comparações sobre o campo Nota) foi extraída para um método com nome auto-explicativo: ComentarioSemNota(avaliacao). Com isso, o if passou a expressar diretamente a regra de negócio — "se há comentário sem nota, retorna BadRequest" —, reduzindo a carga cognitiva da leitura e tornando a regra reutilizável e testável de forma isolada.</w:t>
+      </w:r>
+    </w:p>
+    <w:p>
+      <w:r>
+        <w:rPr>
+          <w:b/>
+        </w:rPr>
+        <w:t>Antes:</w:t>
+      </w:r>
+    </w:p>
+    <w:p>
+      <w:r>
+        <w:drawing>
+          <wp:inline xmlns:a="http://schemas.openxmlformats.org/drawingml/2006/main" xmlns:pic="http://schemas.openxmlformats.org/drawingml/2006/picture">
+            <wp:extent cx="5486400" cy="1588479"/>
+            <wp:docPr id="3" name="Picture 3"/>
+            <wp:cNvGraphicFramePr>
+              <a:graphicFrameLocks noChangeAspect="1"/>
+            </wp:cNvGraphicFramePr>
+            <a:graphic>
+              <a:graphicData uri="http://schemas.openxmlformats.org/drawingml/2006/picture">
+                <pic:pic>
+                  <pic:nvPicPr>
+                    <pic:cNvPr id="0" name="ref2_PostAvaliacao_ANTES.png"/>
+                    <pic:cNvPicPr/>
+                  </pic:nvPicPr>
+                  <pic:blipFill>
+                    <a:blip r:embed="rId11"/>
+                    <a:stretch>
+                      <a:fillRect/>
+                    </a:stretch>
+                  </pic:blipFill>
+                  <pic:spPr>
+                    <a:xfrm>
+                      <a:off x="0" y="0"/>
+                      <a:ext cx="5486400" cy="1588479"/>
+                    </a:xfrm>
+                    <a:prstGeom prst="rect"/>
+                  </pic:spPr>
+                </pic:pic>
+              </a:graphicData>
+            </a:graphic>
+          </wp:inline>
+        </w:drawing>
+      </w:r>
+    </w:p>
+    <w:p>
+      <w:r>
+        <w:rPr>
+          <w:b/>
+        </w:rPr>
+        <w:t>Depois:</w:t>
+      </w:r>
+    </w:p>
+    <w:p>
+      <w:r>
+        <w:drawing>
+          <wp:inline xmlns:a="http://schemas.openxmlformats.org/drawingml/2006/main" xmlns:pic="http://schemas.openxmlformats.org/drawingml/2006/picture">
+            <wp:extent cx="5486400" cy="2517514"/>
+            <wp:docPr id="4" name="Picture 4"/>
+            <wp:cNvGraphicFramePr>
+              <a:graphicFrameLocks noChangeAspect="1"/>
+            </wp:cNvGraphicFramePr>
+            <a:graphic>
+              <a:graphicData uri="http://schemas.openxmlformats.org/drawingml/2006/picture">
+                <pic:pic>
+                  <pic:nvPicPr>
+                    <pic:cNvPr id="0" name="ref2_PostAvaliacao_DEPOIS.png"/>
+                    <pic:cNvPicPr/>
+                  </pic:nvPicPr>
+                  <pic:blipFill>
+                    <a:blip r:embed="rId12"/>
+                    <a:stretch>
+                      <a:fillRect/>
+                    </a:stretch>
+                  </pic:blipFill>
+                  <pic:spPr>
+                    <a:xfrm>
+                      <a:off x="0" y="0"/>
+                      <a:ext cx="5486400" cy="2517514"/>
+                    </a:xfrm>
+                    <a:prstGeom prst="rect"/>
+                  </pic:spPr>
+                </pic:pic>
+              </a:graphicData>
+            </a:graphic>
+          </wp:inline>
+        </w:drawing>
+      </w:r>
+    </w:p>
+    <w:p>
+      <w:pPr>
+        <w:pStyle w:val="Heading1"/>
+      </w:pPr>
+      <w:r>
+        <w:t>5. Relatório de Defeitos</w:t>
+      </w:r>
+    </w:p>
+    <w:p>
+      <w:r>
+        <w:t>Durante a execução dos testes (automatizados e manuais) e a análise do código do GamePad foram identificados os defeitos a seguir. Cada um é descrito com a severidade, o(s) caso(s) de teste relacionado(s), a localização no código, o comportamento esperado e o encontrado, além de uma proposta de solução. Os defeitos são reportados (status "Em aberto"); a correção foge ao escopo desta entrega, que se concentra na atividade de teste.</w:t>
+      </w:r>
+    </w:p>
+    <w:p>
+      <w:pPr>
+        <w:pStyle w:val="Heading2"/>
+      </w:pPr>
+      <w:r>
+        <w:t>5.1. Quadro-resumo dos defeitos</w:t>
+      </w:r>
+    </w:p>
+    <w:tbl>
+      <w:tblPr>
+        <w:tblStyle w:val="TableGrid"/>
+        <w:tblW w:type="auto" w:w="0"/>
+        <w:tblLook w:firstColumn="1" w:firstRow="1" w:lastColumn="0" w:lastRow="0" w:noHBand="0" w:noVBand="1" w:val="04A0"/>
+      </w:tblPr>
+      <w:tblGrid>
+        <w:gridCol w:w="1728"/>
+        <w:gridCol w:w="1728"/>
+        <w:gridCol w:w="1728"/>
+        <w:gridCol w:w="1728"/>
+        <w:gridCol w:w="1728"/>
+      </w:tblGrid>
+      <w:tr>
+        <w:tc>
+          <w:tcPr>
+            <w:tcW w:type="dxa" w:w="1728"/>
+          </w:tcPr>
+          <w:p>
+            <w:r/>
+            <w:r>
+              <w:rPr>
+                <w:b/>
+              </w:rPr>
+              <w:t>ID</w:t>
+            </w:r>
+          </w:p>
+        </w:tc>
+        <w:tc>
+          <w:tcPr>
+            <w:tcW w:type="dxa" w:w="1728"/>
+          </w:tcPr>
+          <w:p>
+            <w:r/>
+            <w:r>
+              <w:rPr>
+                <w:b/>
+              </w:rPr>
+              <w:t>Defeito</w:t>
+            </w:r>
+          </w:p>
+        </w:tc>
+        <w:tc>
+          <w:tcPr>
+            <w:tcW w:type="dxa" w:w="1728"/>
+          </w:tcPr>
+          <w:p>
+            <w:r/>
+            <w:r>
+              <w:rPr>
+                <w:b/>
+              </w:rPr>
+              <w:t>Severidade</w:t>
+            </w:r>
+          </w:p>
+        </w:tc>
+        <w:tc>
+          <w:tcPr>
+            <w:tcW w:type="dxa" w:w="1728"/>
+          </w:tcPr>
+          <w:p>
+            <w:r/>
+            <w:r>
+              <w:rPr>
+                <w:b/>
+              </w:rPr>
+              <w:t>Caso(s)</w:t>
+            </w:r>
+          </w:p>
+        </w:tc>
+        <w:tc>
+          <w:tcPr>
+            <w:tcW w:type="dxa" w:w="1728"/>
+          </w:tcPr>
+          <w:p>
+            <w:r/>
+            <w:r>
+              <w:rPr>
+                <w:b/>
+              </w:rPr>
+              <w:t>Status</w:t>
+            </w:r>
+          </w:p>
+        </w:tc>
+      </w:tr>
+      <w:tr>
+        <w:tc>
+          <w:tcPr>
+            <w:tcW w:type="dxa" w:w="1728"/>
+          </w:tcPr>
+          <w:p>
+            <w:r/>
+            <w:r>
+              <w:rPr>
+                <w:b w:val="0"/>
+              </w:rPr>
+              <w:t>D01</w:t>
+            </w:r>
+          </w:p>
+        </w:tc>
+        <w:tc>
+          <w:tcPr>
+            <w:tcW w:type="dxa" w:w="1728"/>
+          </w:tcPr>
+          <w:p>
+            <w:r/>
+            <w:r>
+              <w:rPr>
+                <w:b w:val="0"/>
+              </w:rPr>
+              <w:t>Estatísticas de status do jogo contam valores de enum incorretos</w:t>
+            </w:r>
+          </w:p>
+        </w:tc>
+        <w:tc>
+          <w:tcPr>
+            <w:tcW w:type="dxa" w:w="1728"/>
+          </w:tcPr>
+          <w:p>
+            <w:r/>
+            <w:r>
+              <w:rPr>
+                <w:b w:val="0"/>
+              </w:rPr>
+              <w:t>Alta</w:t>
+            </w:r>
+          </w:p>
+        </w:tc>
+        <w:tc>
+          <w:tcPr>
+            <w:tcW w:type="dxa" w:w="1728"/>
+          </w:tcPr>
+          <w:p>
+            <w:r/>
+            <w:r>
+              <w:rPr>
+                <w:b w:val="0"/>
+              </w:rPr>
+              <w:t>CT23, CT24</w:t>
+            </w:r>
+          </w:p>
+        </w:tc>
+        <w:tc>
+          <w:tcPr>
+            <w:tcW w:type="dxa" w:w="1728"/>
+          </w:tcPr>
+          <w:p>
+            <w:r/>
+            <w:r>
+              <w:rPr>
+                <w:b w:val="0"/>
+              </w:rPr>
+              <w:t>Em aberto</w:t>
+            </w:r>
+          </w:p>
+        </w:tc>
+      </w:tr>
+      <w:tr>
+        <w:tc>
+          <w:tcPr>
+            <w:tcW w:type="dxa" w:w="1728"/>
+          </w:tcPr>
+          <w:p>
+            <w:r/>
+            <w:r>
+              <w:rPr>
+                <w:b w:val="0"/>
+              </w:rPr>
+              <w:t>D02</w:t>
+            </w:r>
+          </w:p>
+        </w:tc>
+        <w:tc>
+          <w:tcPr>
+            <w:tcW w:type="dxa" w:w="1728"/>
+          </w:tcPr>
+          <w:p>
+            <w:r/>
+            <w:r>
+              <w:rPr>
+                <w:b w:val="0"/>
+              </w:rPr>
+              <w:t>Mensagem de "jogo já está na lista" nunca é exibida</w:t>
+            </w:r>
+          </w:p>
+        </w:tc>
+        <w:tc>
+          <w:tcPr>
+            <w:tcW w:type="dxa" w:w="1728"/>
+          </w:tcPr>
+          <w:p>
+            <w:r/>
+            <w:r>
+              <w:rPr>
+                <w:b w:val="0"/>
+              </w:rPr>
+              <w:t>Média</w:t>
+            </w:r>
+          </w:p>
+        </w:tc>
+        <w:tc>
+          <w:tcPr>
+            <w:tcW w:type="dxa" w:w="1728"/>
+          </w:tcPr>
+          <w:p>
+            <w:r/>
+            <w:r>
+              <w:rPr>
+                <w:b w:val="0"/>
+              </w:rPr>
+              <w:t>CT27</w:t>
+            </w:r>
+          </w:p>
+        </w:tc>
+        <w:tc>
+          <w:tcPr>
+            <w:tcW w:type="dxa" w:w="1728"/>
+          </w:tcPr>
+          <w:p>
+            <w:r/>
+            <w:r>
+              <w:rPr>
+                <w:b w:val="0"/>
+              </w:rPr>
+              <w:t>Em aberto</w:t>
+            </w:r>
+          </w:p>
+        </w:tc>
+      </w:tr>
+      <w:tr>
+        <w:tc>
+          <w:tcPr>
+            <w:tcW w:type="dxa" w:w="1728"/>
+          </w:tcPr>
+          <w:p>
+            <w:r/>
+            <w:r>
+              <w:rPr>
+                <w:b w:val="0"/>
+              </w:rPr>
+              <w:t>D03</w:t>
+            </w:r>
+          </w:p>
+        </w:tc>
+        <w:tc>
+          <w:tcPr>
+            <w:tcW w:type="dxa" w:w="1728"/>
+          </w:tcPr>
+          <w:p>
+            <w:r/>
+            <w:r>
+              <w:rPr>
+                <w:b w:val="0"/>
+              </w:rPr>
+              <w:t>Botão "Ler mais" da descrição do jogo nunca aparece</w:t>
+            </w:r>
+          </w:p>
+        </w:tc>
+        <w:tc>
+          <w:tcPr>
+            <w:tcW w:type="dxa" w:w="1728"/>
+          </w:tcPr>
+          <w:p>
+            <w:r/>
+            <w:r>
+              <w:rPr>
+                <w:b w:val="0"/>
+              </w:rPr>
+              <w:t>Média</w:t>
+            </w:r>
+          </w:p>
+        </w:tc>
+        <w:tc>
+          <w:tcPr>
+            <w:tcW w:type="dxa" w:w="1728"/>
+          </w:tcPr>
+          <w:p>
+            <w:r/>
+            <w:r>
+              <w:rPr>
+                <w:b w:val="0"/>
+              </w:rPr>
+              <w:t>CT14</w:t>
+            </w:r>
+          </w:p>
+        </w:tc>
+        <w:tc>
+          <w:tcPr>
+            <w:tcW w:type="dxa" w:w="1728"/>
+          </w:tcPr>
+          <w:p>
+            <w:r/>
+            <w:r>
+              <w:rPr>
+                <w:b w:val="0"/>
+              </w:rPr>
+              <w:t>Em aberto</w:t>
+            </w:r>
+          </w:p>
+        </w:tc>
+      </w:tr>
+      <w:tr>
+        <w:tc>
+          <w:tcPr>
+            <w:tcW w:type="dxa" w:w="1728"/>
+          </w:tcPr>
+          <w:p>
+            <w:r/>
+            <w:r>
+              <w:rPr>
+                <w:b w:val="0"/>
+              </w:rPr>
+              <w:t>D04</w:t>
+            </w:r>
+          </w:p>
+        </w:tc>
+        <w:tc>
+          <w:tcPr>
+            <w:tcW w:type="dxa" w:w="1728"/>
+          </w:tcPr>
+          <w:p>
+            <w:r/>
+            <w:r>
+              <w:rPr>
+                <w:b w:val="0"/>
+              </w:rPr>
+              <w:t>Chave secreta do JWT embutida (hardcoded) no código-fonte</w:t>
+            </w:r>
+          </w:p>
+        </w:tc>
+        <w:tc>
+          <w:tcPr>
+            <w:tcW w:type="dxa" w:w="1728"/>
+          </w:tcPr>
+          <w:p>
+            <w:r/>
+            <w:r>
+              <w:rPr>
+                <w:b w:val="0"/>
+              </w:rPr>
+              <w:t>Alta</w:t>
+            </w:r>
+          </w:p>
+        </w:tc>
+        <w:tc>
+          <w:tcPr>
+            <w:tcW w:type="dxa" w:w="1728"/>
+          </w:tcPr>
+          <w:p>
+            <w:r/>
+            <w:r>
+              <w:rPr>
+                <w:b w:val="0"/>
+              </w:rPr>
+              <w:t>CT04</w:t>
+            </w:r>
+          </w:p>
+        </w:tc>
+        <w:tc>
+          <w:tcPr>
+            <w:tcW w:type="dxa" w:w="1728"/>
+          </w:tcPr>
+          <w:p>
+            <w:r/>
+            <w:r>
+              <w:rPr>
+                <w:b w:val="0"/>
+              </w:rPr>
+              <w:t>Em aberto</w:t>
+            </w:r>
+          </w:p>
+        </w:tc>
+      </w:tr>
+      <w:tr>
+        <w:tc>
+          <w:tcPr>
+            <w:tcW w:type="dxa" w:w="1728"/>
+          </w:tcPr>
+          <w:p>
+            <w:r/>
+            <w:r>
+              <w:rPr>
+                <w:b w:val="0"/>
+              </w:rPr>
+              <w:t>D05</w:t>
+            </w:r>
+          </w:p>
+        </w:tc>
+        <w:tc>
+          <w:tcPr>
+            <w:tcW w:type="dxa" w:w="1728"/>
+          </w:tcPr>
+          <w:p>
+            <w:r/>
+            <w:r>
+              <w:rPr>
+                <w:b w:val="0"/>
+              </w:rPr>
+              <w:t>PostAvaliacao aceita nota fora da faixa 1–5</w:t>
+            </w:r>
+          </w:p>
+        </w:tc>
+        <w:tc>
+          <w:tcPr>
+            <w:tcW w:type="dxa" w:w="1728"/>
+          </w:tcPr>
+          <w:p>
+            <w:r/>
+            <w:r>
+              <w:rPr>
+                <w:b w:val="0"/>
+              </w:rPr>
+              <w:t>Baixa</w:t>
+            </w:r>
+          </w:p>
+        </w:tc>
+        <w:tc>
+          <w:tcPr>
+            <w:tcW w:type="dxa" w:w="1728"/>
+          </w:tcPr>
+          <w:p>
+            <w:r/>
+            <w:r>
+              <w:rPr>
+                <w:b w:val="0"/>
+              </w:rPr>
+              <w:t>CT06, CT07</w:t>
+            </w:r>
+          </w:p>
+        </w:tc>
+        <w:tc>
+          <w:tcPr>
+            <w:tcW w:type="dxa" w:w="1728"/>
+          </w:tcPr>
+          <w:p>
+            <w:r/>
+            <w:r>
+              <w:rPr>
+                <w:b w:val="0"/>
+              </w:rPr>
+              <w:t>Em aberto</w:t>
+            </w:r>
+          </w:p>
+        </w:tc>
+      </w:tr>
+    </w:tbl>
+    <w:p>
+      <w:pPr>
+        <w:pStyle w:val="Heading2"/>
+      </w:pPr>
+      <w:r>
+        <w:t>5.2. D01 — Estatísticas de status contam valores de enum incorretos</w:t>
+      </w:r>
+    </w:p>
+    <w:tbl>
+      <w:tblPr>
+        <w:tblStyle w:val="TableGrid"/>
+        <w:tblW w:type="auto" w:w="0"/>
+        <w:tblLayout w:type="fixed"/>
+        <w:tblLook w:firstColumn="1" w:firstRow="1" w:lastColumn="0" w:lastRow="0" w:noHBand="0" w:noVBand="1" w:val="04A0"/>
+      </w:tblPr>
+      <w:tblGrid>
+        <w:gridCol w:w="4320"/>
+        <w:gridCol w:w="4320"/>
+      </w:tblGrid>
+      <w:tr>
+        <w:tc>
+          <w:tcPr>
+            <w:tcW w:type="dxa" w:w="4320"/>
+          </w:tcPr>
+          <w:p>
+            <w:r/>
+            <w:r>
+              <w:rPr>
+                <w:b/>
+              </w:rPr>
+              <w:t>Defeito</w:t>
+            </w:r>
+          </w:p>
+        </w:tc>
+        <w:tc>
+          <w:tcPr>
+            <w:tcW w:type="dxa" w:w="4320"/>
+          </w:tcPr>
+          <w:p>
+            <w:r/>
+            <w:r>
+              <w:rPr>
+                <w:b w:val="0"/>
+              </w:rPr>
+              <w:t>D01 – Estatísticas de status do jogo (Curtiram/Jogaram/Desejos) contam valores de enum incorretos.</w:t>
+            </w:r>
+          </w:p>
+        </w:tc>
+      </w:tr>
+      <w:tr>
+        <w:tc>
+          <w:tcPr>
+            <w:tcW w:type="dxa" w:w="4320"/>
+          </w:tcPr>
+          <w:p>
+            <w:r/>
+            <w:r>
+              <w:rPr>
+                <w:b/>
+              </w:rPr>
+              <w:t>Severidade</w:t>
+            </w:r>
+          </w:p>
+        </w:tc>
+        <w:tc>
+          <w:tcPr>
+            <w:tcW w:type="dxa" w:w="4320"/>
+          </w:tcPr>
+          <w:p>
+            <w:r/>
+            <w:r>
+              <w:rPr>
+                <w:b w:val="0"/>
+              </w:rPr>
+              <w:t>Alta</w:t>
+            </w:r>
+          </w:p>
+        </w:tc>
+      </w:tr>
+      <w:tr>
+        <w:tc>
+          <w:tcPr>
+            <w:tcW w:type="dxa" w:w="4320"/>
+          </w:tcPr>
+          <w:p>
+            <w:r/>
+            <w:r>
+              <w:rPr>
+                <w:b/>
+              </w:rPr>
+              <w:t>Caso(s) de teste</w:t>
+            </w:r>
+          </w:p>
+        </w:tc>
+        <w:tc>
+          <w:tcPr>
+            <w:tcW w:type="dxa" w:w="4320"/>
+          </w:tcPr>
+          <w:p>
+            <w:r/>
+            <w:r>
+              <w:rPr>
+                <w:b w:val="0"/>
+              </w:rPr>
+              <w:t>CT23 (marcar "Zerado"/"Desejo") e CT24 (curtir um jogo).</w:t>
+            </w:r>
+          </w:p>
+        </w:tc>
+      </w:tr>
+      <w:tr>
+        <w:tc>
+          <w:tcPr>
+            <w:tcW w:type="dxa" w:w="4320"/>
+          </w:tcPr>
+          <w:p>
+            <w:r/>
+            <w:r>
+              <w:rPr>
+                <w:b/>
+              </w:rPr>
+              <w:t>Localização</w:t>
+            </w:r>
+          </w:p>
+        </w:tc>
+        <w:tc>
+          <w:tcPr>
+            <w:tcW w:type="dxa" w:w="4320"/>
+          </w:tcPr>
+          <w:p>
+            <w:r/>
+            <w:r>
+              <w:rPr>
+                <w:b w:val="0"/>
+              </w:rPr>
+              <w:t>src/front/src/pages/Games/GameSelected.jsx (cálculo de likedCount/playedCount/playingCount/wishlistCount).</w:t>
+            </w:r>
+          </w:p>
+        </w:tc>
+      </w:tr>
+      <w:tr>
+        <w:tc>
+          <w:tcPr>
+            <w:tcW w:type="dxa" w:w="4320"/>
+          </w:tcPr>
+          <w:p>
+            <w:r/>
+            <w:r>
+              <w:rPr>
+                <w:b/>
+              </w:rPr>
+              <w:t>Descrição</w:t>
+            </w:r>
+          </w:p>
+        </w:tc>
+        <w:tc>
+          <w:tcPr>
+            <w:tcW w:type="dxa" w:w="4320"/>
+          </w:tcPr>
+          <w:p>
+            <w:r/>
+            <w:r>
+              <w:rPr>
+                <w:b w:val="0"/>
+              </w:rPr>
+              <w:t>O enum oficial do back-end é Jogando=0, Zerado=1, Wishlist=2, Curtido=3 (não existe 4). A gravação dos status está correta, mas os contadores usam números trocados: likedCount = status 4, playedCount = status 2, playingCount = status 1 e wishlistCount = status 3.</w:t>
+            </w:r>
+          </w:p>
+        </w:tc>
+      </w:tr>
+      <w:tr>
+        <w:tc>
+          <w:tcPr>
+            <w:tcW w:type="dxa" w:w="4320"/>
+          </w:tcPr>
+          <w:p>
+            <w:r/>
+            <w:r>
+              <w:rPr>
+                <w:b/>
+              </w:rPr>
+              <w:t>Comportamento esperado</w:t>
+            </w:r>
+          </w:p>
+        </w:tc>
+        <w:tc>
+          <w:tcPr>
+            <w:tcW w:type="dxa" w:w="4320"/>
+          </w:tcPr>
+          <w:p>
+            <w:r/>
+            <w:r>
+              <w:rPr>
+                <w:b w:val="0"/>
+              </w:rPr>
+              <w:t>"Curtiram" deve contar Curtido=3; "Jogaram" deve contar Jogando=0 e Zerado=1; "Desejos" deve contar Wishlist=2.</w:t>
+            </w:r>
+          </w:p>
+        </w:tc>
+      </w:tr>
+      <w:tr>
+        <w:tc>
+          <w:tcPr>
+            <w:tcW w:type="dxa" w:w="4320"/>
+          </w:tcPr>
+          <w:p>
+            <w:r/>
+            <w:r>
+              <w:rPr>
+                <w:b/>
+              </w:rPr>
+              <w:t>Comportamento encontrado</w:t>
+            </w:r>
+          </w:p>
+        </w:tc>
+        <w:tc>
+          <w:tcPr>
+            <w:tcW w:type="dxa" w:w="4320"/>
+          </w:tcPr>
+          <w:p>
+            <w:r/>
+            <w:r>
+              <w:rPr>
+                <w:b w:val="0"/>
+              </w:rPr>
+              <w:t>"Curtiram" fica sempre 0 (status 4 nunca é gravado); "Desejos" na verdade conta os curtidos (status 3); "Jogaram" mistura Zerado (1) e Wishlist (2).</w:t>
+            </w:r>
+          </w:p>
+        </w:tc>
+      </w:tr>
+      <w:tr>
+        <w:tc>
+          <w:tcPr>
+            <w:tcW w:type="dxa" w:w="4320"/>
+          </w:tcPr>
+          <w:p>
+            <w:r/>
+            <w:r>
+              <w:rPr>
+                <w:b/>
+              </w:rPr>
+              <w:t>Proposta de solução</w:t>
+            </w:r>
+          </w:p>
+        </w:tc>
+        <w:tc>
+          <w:tcPr>
+            <w:tcW w:type="dxa" w:w="4320"/>
+          </w:tcPr>
+          <w:p>
+            <w:r/>
+            <w:r>
+              <w:rPr>
+                <w:b w:val="0"/>
+              </w:rPr>
+              <w:t>Corrigir o mapeamento: likedCount=countStatus(3), playedCount=countStatus(1), playingCount=countStatus(0), wishlistCount=countStatus(2). De preferência, centralizar os códigos de status em uma constante única (front e back) para eliminar números mágicos divergentes.</w:t>
+            </w:r>
+          </w:p>
+        </w:tc>
+      </w:tr>
+      <w:tr>
+        <w:tc>
+          <w:tcPr>
+            <w:tcW w:type="dxa" w:w="4320"/>
+          </w:tcPr>
+          <w:p>
+            <w:r/>
+            <w:r>
+              <w:rPr>
+                <w:b/>
+              </w:rPr>
+              <w:t>Status</w:t>
+            </w:r>
+          </w:p>
+        </w:tc>
+        <w:tc>
+          <w:tcPr>
+            <w:tcW w:type="dxa" w:w="4320"/>
+          </w:tcPr>
+          <w:p>
+            <w:r/>
+            <w:r>
+              <w:rPr>
+                <w:b w:val="0"/>
+              </w:rPr>
+              <w:t>Em aberto</w:t>
+            </w:r>
+          </w:p>
+        </w:tc>
+      </w:tr>
+    </w:tbl>
+    <w:p>
+      <w:pPr>
+        <w:pStyle w:val="Heading2"/>
+      </w:pPr>
+      <w:r>
+        <w:t>5.3. D02 — Mensagem de "jogo já está na lista" nunca é exibida</w:t>
+      </w:r>
+    </w:p>
+    <w:tbl>
+      <w:tblPr>
+        <w:tblStyle w:val="TableGrid"/>
+        <w:tblW w:type="auto" w:w="0"/>
+        <w:tblLayout w:type="fixed"/>
+        <w:tblLook w:firstColumn="1" w:firstRow="1" w:lastColumn="0" w:lastRow="0" w:noHBand="0" w:noVBand="1" w:val="04A0"/>
+      </w:tblPr>
+      <w:tblGrid>
+        <w:gridCol w:w="4320"/>
+        <w:gridCol w:w="4320"/>
+      </w:tblGrid>
+      <w:tr>
+        <w:tc>
+          <w:tcPr>
+            <w:tcW w:type="dxa" w:w="4320"/>
+          </w:tcPr>
+          <w:p>
+            <w:r/>
+            <w:r>
+              <w:rPr>
+                <w:b/>
+              </w:rPr>
+              <w:t>Defeito</w:t>
+            </w:r>
+          </w:p>
+        </w:tc>
+        <w:tc>
+          <w:tcPr>
+            <w:tcW w:type="dxa" w:w="4320"/>
+          </w:tcPr>
+          <w:p>
+            <w:r/>
+            <w:r>
+              <w:rPr>
+                <w:b w:val="0"/>
+              </w:rPr>
+              <w:t>D02 – Ao adicionar um jogo já presente em uma lista, a mensagem específica não é exibida.</w:t>
+            </w:r>
+          </w:p>
+        </w:tc>
+      </w:tr>
+      <w:tr>
+        <w:tc>
+          <w:tcPr>
+            <w:tcW w:type="dxa" w:w="4320"/>
+          </w:tcPr>
+          <w:p>
+            <w:r/>
+            <w:r>
+              <w:rPr>
+                <w:b/>
+              </w:rPr>
+              <w:t>Severidade</w:t>
+            </w:r>
+          </w:p>
+        </w:tc>
+        <w:tc>
+          <w:tcPr>
+            <w:tcW w:type="dxa" w:w="4320"/>
+          </w:tcPr>
+          <w:p>
+            <w:r/>
+            <w:r>
+              <w:rPr>
+                <w:b w:val="0"/>
+              </w:rPr>
+              <w:t>Média</w:t>
+            </w:r>
+          </w:p>
+        </w:tc>
+      </w:tr>
+      <w:tr>
+        <w:tc>
+          <w:tcPr>
+            <w:tcW w:type="dxa" w:w="4320"/>
+          </w:tcPr>
+          <w:p>
+            <w:r/>
+            <w:r>
+              <w:rPr>
+                <w:b/>
+              </w:rPr>
+              <w:t>Caso(s) de teste</w:t>
+            </w:r>
+          </w:p>
+        </w:tc>
+        <w:tc>
+          <w:tcPr>
+            <w:tcW w:type="dxa" w:w="4320"/>
+          </w:tcPr>
+          <w:p>
+            <w:r/>
+            <w:r>
+              <w:rPr>
+                <w:b w:val="0"/>
+              </w:rPr>
+              <w:t>CT27 (adicionar um jogo a uma lista existente).</w:t>
+            </w:r>
+          </w:p>
+        </w:tc>
+      </w:tr>
+      <w:tr>
+        <w:tc>
+          <w:tcPr>
+            <w:tcW w:type="dxa" w:w="4320"/>
+          </w:tcPr>
+          <w:p>
+            <w:r/>
+            <w:r>
+              <w:rPr>
+                <w:b/>
+              </w:rPr>
+              <w:t>Localização</w:t>
+            </w:r>
+          </w:p>
+        </w:tc>
+        <w:tc>
+          <w:tcPr>
+            <w:tcW w:type="dxa" w:w="4320"/>
+          </w:tcPr>
+          <w:p>
+            <w:r/>
+            <w:r>
+              <w:rPr>
+                <w:b w:val="0"/>
+              </w:rPr>
+              <w:t>src/front/src/pages/Games/GameSelected.jsx (addGameToList / handleAddGameToList); back-end: GameListsController.AddGameToList.</w:t>
+            </w:r>
+          </w:p>
+        </w:tc>
+      </w:tr>
+      <w:tr>
+        <w:tc>
+          <w:tcPr>
+            <w:tcW w:type="dxa" w:w="4320"/>
+          </w:tcPr>
+          <w:p>
+            <w:r/>
+            <w:r>
+              <w:rPr>
+                <w:b/>
+              </w:rPr>
+              <w:t>Descrição</w:t>
+            </w:r>
+          </w:p>
+        </w:tc>
+        <w:tc>
+          <w:tcPr>
+            <w:tcW w:type="dxa" w:w="4320"/>
+          </w:tcPr>
+          <w:p>
+            <w:r/>
+            <w:r>
+              <w:rPr>
+                <w:b w:val="0"/>
+              </w:rPr>
+              <w:t>O back-end retorna 409 Conflict com a mensagem "Este jogo já está na lista.". No front, addGameToList lança um Error genérico (new Error(...)) em vez de propagar a resposta HTTP; o bloco catch testa "e instanceof Response &amp;&amp; e.status === 409", condição que nunca é verdadeira.</w:t>
+            </w:r>
+          </w:p>
+        </w:tc>
+      </w:tr>
+      <w:tr>
+        <w:tc>
+          <w:tcPr>
+            <w:tcW w:type="dxa" w:w="4320"/>
+          </w:tcPr>
+          <w:p>
+            <w:r/>
+            <w:r>
+              <w:rPr>
+                <w:b/>
+              </w:rPr>
+              <w:t>Comportamento esperado</w:t>
+            </w:r>
+          </w:p>
+        </w:tc>
+        <w:tc>
+          <w:tcPr>
+            <w:tcW w:type="dxa" w:w="4320"/>
+          </w:tcPr>
+          <w:p>
+            <w:r/>
+            <w:r>
+              <w:rPr>
+                <w:b w:val="0"/>
+              </w:rPr>
+              <w:t>Exibir "Este jogo já está nesta lista." quando o jogo já existir na lista.</w:t>
+            </w:r>
+          </w:p>
+        </w:tc>
+      </w:tr>
+      <w:tr>
+        <w:tc>
+          <w:tcPr>
+            <w:tcW w:type="dxa" w:w="4320"/>
+          </w:tcPr>
+          <w:p>
+            <w:r/>
+            <w:r>
+              <w:rPr>
+                <w:b/>
+              </w:rPr>
+              <w:t>Comportamento encontrado</w:t>
+            </w:r>
+          </w:p>
+        </w:tc>
+        <w:tc>
+          <w:tcPr>
+            <w:tcW w:type="dxa" w:w="4320"/>
+          </w:tcPr>
+          <w:p>
+            <w:r/>
+            <w:r>
+              <w:rPr>
+                <w:b w:val="0"/>
+              </w:rPr>
+              <w:t>É exibida a mensagem genérica "Erro ao adicionar jogo à lista.".</w:t>
+            </w:r>
+          </w:p>
+        </w:tc>
+      </w:tr>
+      <w:tr>
+        <w:tc>
+          <w:tcPr>
+            <w:tcW w:type="dxa" w:w="4320"/>
+          </w:tcPr>
+          <w:p>
+            <w:r/>
+            <w:r>
+              <w:rPr>
+                <w:b/>
+              </w:rPr>
+              <w:t>Proposta de solução</w:t>
+            </w:r>
+          </w:p>
+        </w:tc>
+        <w:tc>
+          <w:tcPr>
+            <w:tcW w:type="dxa" w:w="4320"/>
+          </w:tcPr>
+          <w:p>
+            <w:r/>
+            <w:r>
+              <w:rPr>
+                <w:b w:val="0"/>
+              </w:rPr>
+              <w:t>Tratar o status 409 dentro de addGameToList (por exemplo, verificar res.status e lançar um erro tipado com o status, ou retornar a própria Response) e ajustar o catch para exibir a mensagem correta.</w:t>
+            </w:r>
+          </w:p>
+        </w:tc>
+      </w:tr>
+      <w:tr>
+        <w:tc>
+          <w:tcPr>
+            <w:tcW w:type="dxa" w:w="4320"/>
+          </w:tcPr>
+          <w:p>
+            <w:r/>
+            <w:r>
+              <w:rPr>
+                <w:b/>
+              </w:rPr>
+              <w:t>Status</w:t>
+            </w:r>
+          </w:p>
+        </w:tc>
+        <w:tc>
+          <w:tcPr>
+            <w:tcW w:type="dxa" w:w="4320"/>
+          </w:tcPr>
+          <w:p>
+            <w:r/>
+            <w:r>
+              <w:rPr>
+                <w:b w:val="0"/>
+              </w:rPr>
+              <w:t>Em aberto</w:t>
+            </w:r>
+          </w:p>
+        </w:tc>
+      </w:tr>
+    </w:tbl>
+    <w:p>
+      <w:pPr>
+        <w:pStyle w:val="Heading2"/>
+      </w:pPr>
+      <w:r>
+        <w:t>5.4. D03 — Botão "Ler mais" da descrição do jogo nunca aparece</w:t>
+      </w:r>
+    </w:p>
+    <w:tbl>
+      <w:tblPr>
+        <w:tblStyle w:val="TableGrid"/>
+        <w:tblW w:type="auto" w:w="0"/>
+        <w:tblLayout w:type="fixed"/>
+        <w:tblLook w:firstColumn="1" w:firstRow="1" w:lastColumn="0" w:lastRow="0" w:noHBand="0" w:noVBand="1" w:val="04A0"/>
+      </w:tblPr>
+      <w:tblGrid>
+        <w:gridCol w:w="4320"/>
+        <w:gridCol w:w="4320"/>
+      </w:tblGrid>
+      <w:tr>
+        <w:tc>
+          <w:tcPr>
+            <w:tcW w:type="dxa" w:w="4320"/>
+          </w:tcPr>
+          <w:p>
+            <w:r/>
+            <w:r>
+              <w:rPr>
+                <w:b/>
+              </w:rPr>
+              <w:t>Defeito</w:t>
+            </w:r>
+          </w:p>
+        </w:tc>
+        <w:tc>
+          <w:tcPr>
+            <w:tcW w:type="dxa" w:w="4320"/>
+          </w:tcPr>
+          <w:p>
+            <w:r/>
+            <w:r>
+              <w:rPr>
+                <w:b w:val="0"/>
+              </w:rPr>
+              <w:t>D03 – Descrições longas do jogo ficam truncadas e o botão "Ler mais" nunca é exibido.</w:t>
+            </w:r>
+          </w:p>
+        </w:tc>
+      </w:tr>
+      <w:tr>
+        <w:tc>
+          <w:tcPr>
+            <w:tcW w:type="dxa" w:w="4320"/>
+          </w:tcPr>
+          <w:p>
+            <w:r/>
+            <w:r>
+              <w:rPr>
+                <w:b/>
+              </w:rPr>
+              <w:t>Severidade</w:t>
+            </w:r>
+          </w:p>
+        </w:tc>
+        <w:tc>
+          <w:tcPr>
+            <w:tcW w:type="dxa" w:w="4320"/>
+          </w:tcPr>
+          <w:p>
+            <w:r/>
+            <w:r>
+              <w:rPr>
+                <w:b w:val="0"/>
+              </w:rPr>
+              <w:t>Média (usabilidade)</w:t>
+            </w:r>
+          </w:p>
+        </w:tc>
+      </w:tr>
+      <w:tr>
+        <w:tc>
+          <w:tcPr>
+            <w:tcW w:type="dxa" w:w="4320"/>
+          </w:tcPr>
+          <w:p>
+            <w:r/>
+            <w:r>
+              <w:rPr>
+                <w:b/>
+              </w:rPr>
+              <w:t>Caso(s) de teste</w:t>
+            </w:r>
+          </w:p>
+        </w:tc>
+        <w:tc>
+          <w:tcPr>
+            <w:tcW w:type="dxa" w:w="4320"/>
+          </w:tcPr>
+          <w:p>
+            <w:r/>
+            <w:r>
+              <w:rPr>
+                <w:b w:val="0"/>
+              </w:rPr>
+              <w:t>CT14 (abrir o detalhe de um jogo) / teste exploratório.</w:t>
+            </w:r>
+          </w:p>
+        </w:tc>
+      </w:tr>
+      <w:tr>
+        <w:tc>
+          <w:tcPr>
+            <w:tcW w:type="dxa" w:w="4320"/>
+          </w:tcPr>
+          <w:p>
+            <w:r/>
+            <w:r>
+              <w:rPr>
+                <w:b/>
+              </w:rPr>
+              <w:t>Localização</w:t>
+            </w:r>
+          </w:p>
+        </w:tc>
+        <w:tc>
+          <w:tcPr>
+            <w:tcW w:type="dxa" w:w="4320"/>
+          </w:tcPr>
+          <w:p>
+            <w:r/>
+            <w:r>
+              <w:rPr>
+                <w:b w:val="0"/>
+              </w:rPr>
+              <w:t>src/front/src/pages/Games/GameSelected.jsx (aba "Sobre o jogo").</w:t>
+            </w:r>
+          </w:p>
+        </w:tc>
+      </w:tr>
+      <w:tr>
+        <w:tc>
+          <w:tcPr>
+            <w:tcW w:type="dxa" w:w="4320"/>
+          </w:tcPr>
+          <w:p>
+            <w:r/>
+            <w:r>
+              <w:rPr>
+                <w:b/>
+              </w:rPr>
+              <w:t>Descrição</w:t>
+            </w:r>
+          </w:p>
+        </w:tc>
+        <w:tc>
+          <w:tcPr>
+            <w:tcW w:type="dxa" w:w="4320"/>
+          </w:tcPr>
+          <w:p>
+            <w:r/>
+            <w:r>
+              <w:rPr>
+                <w:b w:val="0"/>
+              </w:rPr>
+              <w:t>O texto exibido vem de game.summary, porém a visibilidade do botão "Ler mais" é controlada por game.description.length &gt; 250. A API (IGDB) fornece o campo summary, não description; assim game.description é indefinido e o botão fica permanentemente oculto (display:none). Como "Mostrar menos" só é alcançável após expandir, ele também nunca aparece.</w:t>
+            </w:r>
+          </w:p>
+        </w:tc>
+      </w:tr>
+      <w:tr>
+        <w:tc>
+          <w:tcPr>
+            <w:tcW w:type="dxa" w:w="4320"/>
+          </w:tcPr>
+          <w:p>
+            <w:r/>
+            <w:r>
+              <w:rPr>
+                <w:b/>
+              </w:rPr>
+              <w:t>Comportamento esperado</w:t>
+            </w:r>
+          </w:p>
+        </w:tc>
+        <w:tc>
+          <w:tcPr>
+            <w:tcW w:type="dxa" w:w="4320"/>
+          </w:tcPr>
+          <w:p>
+            <w:r/>
+            <w:r>
+              <w:rPr>
+                <w:b w:val="0"/>
+              </w:rPr>
+              <w:t>Para resumos longos, o botão "Ler mais" deve aparecer e expandir o texto completo.</w:t>
+            </w:r>
+          </w:p>
+        </w:tc>
+      </w:tr>
+      <w:tr>
+        <w:tc>
+          <w:tcPr>
+            <w:tcW w:type="dxa" w:w="4320"/>
+          </w:tcPr>
+          <w:p>
+            <w:r/>
+            <w:r>
+              <w:rPr>
+                <w:b/>
+              </w:rPr>
+              <w:t>Comportamento encontrado</w:t>
+            </w:r>
+          </w:p>
+        </w:tc>
+        <w:tc>
+          <w:tcPr>
+            <w:tcW w:type="dxa" w:w="4320"/>
+          </w:tcPr>
+          <w:p>
+            <w:r/>
+            <w:r>
+              <w:rPr>
+                <w:b w:val="0"/>
+              </w:rPr>
+              <w:t>O texto é cortado em 6 linhas sem nenhuma opção para expandi-lo.</w:t>
+            </w:r>
+          </w:p>
+        </w:tc>
+      </w:tr>
+      <w:tr>
+        <w:tc>
+          <w:tcPr>
+            <w:tcW w:type="dxa" w:w="4320"/>
+          </w:tcPr>
+          <w:p>
+            <w:r/>
+            <w:r>
+              <w:rPr>
+                <w:b/>
+              </w:rPr>
+              <w:t>Proposta de solução</w:t>
+            </w:r>
+          </w:p>
+        </w:tc>
+        <w:tc>
+          <w:tcPr>
+            <w:tcW w:type="dxa" w:w="4320"/>
+          </w:tcPr>
+          <w:p>
+            <w:r/>
+            <w:r>
+              <w:rPr>
+                <w:b w:val="0"/>
+              </w:rPr>
+              <w:t>Basear a condição no mesmo campo exibido: game.summary &amp;&amp; game.summary.length &gt; 250.</w:t>
+            </w:r>
+          </w:p>
+        </w:tc>
+      </w:tr>
+      <w:tr>
+        <w:tc>
+          <w:tcPr>
+            <w:tcW w:type="dxa" w:w="4320"/>
+          </w:tcPr>
+          <w:p>
+            <w:r/>
+            <w:r>
+              <w:rPr>
+                <w:b/>
+              </w:rPr>
+              <w:t>Status</w:t>
+            </w:r>
+          </w:p>
+        </w:tc>
+        <w:tc>
+          <w:tcPr>
+            <w:tcW w:type="dxa" w:w="4320"/>
+          </w:tcPr>
+          <w:p>
+            <w:r/>
+            <w:r>
+              <w:rPr>
+                <w:b w:val="0"/>
+              </w:rPr>
+              <w:t>Em aberto</w:t>
+            </w:r>
+          </w:p>
+        </w:tc>
+      </w:tr>
+    </w:tbl>
+    <w:p>
+      <w:pPr>
+        <w:pStyle w:val="Heading2"/>
+      </w:pPr>
+      <w:r>
+        <w:t>5.5. D04 — Chave secreta do JWT embutida no código-fonte</w:t>
+      </w:r>
+    </w:p>
+    <w:tbl>
+      <w:tblPr>
+        <w:tblStyle w:val="TableGrid"/>
+        <w:tblW w:type="auto" w:w="0"/>
+        <w:tblLayout w:type="fixed"/>
+        <w:tblLook w:firstColumn="1" w:firstRow="1" w:lastColumn="0" w:lastRow="0" w:noHBand="0" w:noVBand="1" w:val="04A0"/>
+      </w:tblPr>
+      <w:tblGrid>
+        <w:gridCol w:w="4320"/>
+        <w:gridCol w:w="4320"/>
+      </w:tblGrid>
+      <w:tr>
+        <w:tc>
+          <w:tcPr>
+            <w:tcW w:type="dxa" w:w="4320"/>
+          </w:tcPr>
+          <w:p>
+            <w:r/>
+            <w:r>
+              <w:rPr>
+                <w:b/>
+              </w:rPr>
+              <w:t>Defeito</w:t>
+            </w:r>
+          </w:p>
+        </w:tc>
+        <w:tc>
+          <w:tcPr>
+            <w:tcW w:type="dxa" w:w="4320"/>
+          </w:tcPr>
+          <w:p>
+            <w:r/>
+            <w:r>
+              <w:rPr>
+                <w:b w:val="0"/>
+              </w:rPr>
+              <w:t>D04 – A chave de assinatura do token JWT está fixa (hardcoded) no código-fonte.</w:t>
+            </w:r>
+          </w:p>
+        </w:tc>
+      </w:tr>
+      <w:tr>
+        <w:tc>
+          <w:tcPr>
+            <w:tcW w:type="dxa" w:w="4320"/>
+          </w:tcPr>
+          <w:p>
+            <w:r/>
+            <w:r>
+              <w:rPr>
+                <w:b/>
+              </w:rPr>
+              <w:t>Severidade</w:t>
+            </w:r>
+          </w:p>
+        </w:tc>
+        <w:tc>
+          <w:tcPr>
+            <w:tcW w:type="dxa" w:w="4320"/>
+          </w:tcPr>
+          <w:p>
+            <w:r/>
+            <w:r>
+              <w:rPr>
+                <w:b w:val="0"/>
+              </w:rPr>
+              <w:t>Alta (segurança)</w:t>
+            </w:r>
+          </w:p>
+        </w:tc>
+      </w:tr>
+      <w:tr>
+        <w:tc>
+          <w:tcPr>
+            <w:tcW w:type="dxa" w:w="4320"/>
+          </w:tcPr>
+          <w:p>
+            <w:r/>
+            <w:r>
+              <w:rPr>
+                <w:b/>
+              </w:rPr>
+              <w:t>Caso(s) de teste</w:t>
+            </w:r>
+          </w:p>
+        </w:tc>
+        <w:tc>
+          <w:tcPr>
+            <w:tcW w:type="dxa" w:w="4320"/>
+          </w:tcPr>
+          <w:p>
+            <w:r/>
+            <w:r>
+              <w:rPr>
+                <w:b w:val="0"/>
+              </w:rPr>
+              <w:t>CT04 (geração de token JWT) / revisão de segurança.</w:t>
+            </w:r>
+          </w:p>
+        </w:tc>
+      </w:tr>
+      <w:tr>
+        <w:tc>
+          <w:tcPr>
+            <w:tcW w:type="dxa" w:w="4320"/>
+          </w:tcPr>
+          <w:p>
+            <w:r/>
+            <w:r>
+              <w:rPr>
+                <w:b/>
+              </w:rPr>
+              <w:t>Localização</w:t>
+            </w:r>
+          </w:p>
+        </w:tc>
+        <w:tc>
+          <w:tcPr>
+            <w:tcW w:type="dxa" w:w="4320"/>
+          </w:tcPr>
+          <w:p>
+            <w:r/>
+            <w:r>
+              <w:rPr>
+                <w:b w:val="0"/>
+              </w:rPr>
+              <w:t>src/back/GamePadAPI/GamePadAPI/Controllers/UsuariosController.cs (GenerateJwtToken).</w:t>
+            </w:r>
+          </w:p>
+        </w:tc>
+      </w:tr>
+      <w:tr>
+        <w:tc>
+          <w:tcPr>
+            <w:tcW w:type="dxa" w:w="4320"/>
+          </w:tcPr>
+          <w:p>
+            <w:r/>
+            <w:r>
+              <w:rPr>
+                <w:b/>
+              </w:rPr>
+              <w:t>Descrição</w:t>
+            </w:r>
+          </w:p>
+        </w:tc>
+        <w:tc>
+          <w:tcPr>
+            <w:tcW w:type="dxa" w:w="4320"/>
+          </w:tcPr>
+          <w:p>
+            <w:r/>
+            <w:r>
+              <w:rPr>
+                <w:b w:val="0"/>
+              </w:rPr>
+              <w:t>A chave usada para assinar os tokens é um literal de string no próprio código e está versionada no repositório. Qualquer pessoa com acesso ao código consegue forjar tokens válidos e se passar por qualquer usuário.</w:t>
+            </w:r>
+          </w:p>
+        </w:tc>
+      </w:tr>
+      <w:tr>
+        <w:tc>
+          <w:tcPr>
+            <w:tcW w:type="dxa" w:w="4320"/>
+          </w:tcPr>
+          <w:p>
+            <w:r/>
+            <w:r>
+              <w:rPr>
+                <w:b/>
+              </w:rPr>
+              <w:t>Comportamento esperado</w:t>
+            </w:r>
+          </w:p>
+        </w:tc>
+        <w:tc>
+          <w:tcPr>
+            <w:tcW w:type="dxa" w:w="4320"/>
+          </w:tcPr>
+          <w:p>
+            <w:r/>
+            <w:r>
+              <w:rPr>
+                <w:b w:val="0"/>
+              </w:rPr>
+              <w:t>A chave deve ficar fora do código, em configuração protegida, e ser carregada em tempo de execução.</w:t>
+            </w:r>
+          </w:p>
+        </w:tc>
+      </w:tr>
+      <w:tr>
+        <w:tc>
+          <w:tcPr>
+            <w:tcW w:type="dxa" w:w="4320"/>
+          </w:tcPr>
+          <w:p>
+            <w:r/>
+            <w:r>
+              <w:rPr>
+                <w:b/>
+              </w:rPr>
+              <w:t>Comportamento encontrado</w:t>
+            </w:r>
+          </w:p>
+        </w:tc>
+        <w:tc>
+          <w:tcPr>
+            <w:tcW w:type="dxa" w:w="4320"/>
+          </w:tcPr>
+          <w:p>
+            <w:r/>
+            <w:r>
+              <w:rPr>
+                <w:b w:val="0"/>
+              </w:rPr>
+              <w:t>Chave fixa no código-fonte, exposta no controle de versão.</w:t>
+            </w:r>
+          </w:p>
+        </w:tc>
+      </w:tr>
+      <w:tr>
+        <w:tc>
+          <w:tcPr>
+            <w:tcW w:type="dxa" w:w="4320"/>
+          </w:tcPr>
+          <w:p>
+            <w:r/>
+            <w:r>
+              <w:rPr>
+                <w:b/>
+              </w:rPr>
+              <w:t>Proposta de solução</w:t>
+            </w:r>
+          </w:p>
+        </w:tc>
+        <w:tc>
+          <w:tcPr>
+            <w:tcW w:type="dxa" w:w="4320"/>
+          </w:tcPr>
+          <w:p>
+            <w:r/>
+            <w:r>
+              <w:rPr>
+                <w:b w:val="0"/>
+              </w:rPr>
+              <w:t>Mover a chave para appsettings/variável de ambiente/User Secrets, lendo-a via IConfiguration; rotacionar a chave atual, já comprometida.</w:t>
+            </w:r>
+          </w:p>
+        </w:tc>
+      </w:tr>
+      <w:tr>
+        <w:tc>
+          <w:tcPr>
+            <w:tcW w:type="dxa" w:w="4320"/>
+          </w:tcPr>
+          <w:p>
+            <w:r/>
+            <w:r>
+              <w:rPr>
+                <w:b/>
+              </w:rPr>
+              <w:t>Status</w:t>
+            </w:r>
+          </w:p>
+        </w:tc>
+        <w:tc>
+          <w:tcPr>
+            <w:tcW w:type="dxa" w:w="4320"/>
+          </w:tcPr>
+          <w:p>
+            <w:r/>
+            <w:r>
+              <w:rPr>
+                <w:b w:val="0"/>
+              </w:rPr>
+              <w:t>Em aberto</w:t>
+            </w:r>
+          </w:p>
+        </w:tc>
+      </w:tr>
+    </w:tbl>
+    <w:p>
+      <w:pPr>
+        <w:pStyle w:val="Heading2"/>
+      </w:pPr>
+      <w:r>
+        <w:t>5.6. D05 — PostAvaliacao aceita nota fora da faixa 1–5</w:t>
+      </w:r>
+    </w:p>
+    <w:tbl>
+      <w:tblPr>
+        <w:tblStyle w:val="TableGrid"/>
+        <w:tblW w:type="auto" w:w="0"/>
+        <w:tblLayout w:type="fixed"/>
+        <w:tblLook w:firstColumn="1" w:firstRow="1" w:lastColumn="0" w:lastRow="0" w:noHBand="0" w:noVBand="1" w:val="04A0"/>
+      </w:tblPr>
+      <w:tblGrid>
+        <w:gridCol w:w="4320"/>
+        <w:gridCol w:w="4320"/>
+      </w:tblGrid>
+      <w:tr>
+        <w:tc>
+          <w:tcPr>
+            <w:tcW w:type="dxa" w:w="4320"/>
+          </w:tcPr>
+          <w:p>
+            <w:r/>
+            <w:r>
+              <w:rPr>
+                <w:b/>
+              </w:rPr>
+              <w:t>Defeito</w:t>
+            </w:r>
+          </w:p>
+        </w:tc>
+        <w:tc>
+          <w:tcPr>
+            <w:tcW w:type="dxa" w:w="4320"/>
+          </w:tcPr>
+          <w:p>
+            <w:r/>
+            <w:r>
+              <w:rPr>
+                <w:b w:val="0"/>
+              </w:rPr>
+              <w:t>D05 – A criação de avaliação não valida a faixa da nota.</w:t>
+            </w:r>
+          </w:p>
+        </w:tc>
+      </w:tr>
+      <w:tr>
+        <w:tc>
+          <w:tcPr>
+            <w:tcW w:type="dxa" w:w="4320"/>
+          </w:tcPr>
+          <w:p>
+            <w:r/>
+            <w:r>
+              <w:rPr>
+                <w:b/>
+              </w:rPr>
+              <w:t>Severidade</w:t>
+            </w:r>
+          </w:p>
+        </w:tc>
+        <w:tc>
+          <w:tcPr>
+            <w:tcW w:type="dxa" w:w="4320"/>
+          </w:tcPr>
+          <w:p>
+            <w:r/>
+            <w:r>
+              <w:rPr>
+                <w:b w:val="0"/>
+              </w:rPr>
+              <w:t>Baixa</w:t>
+            </w:r>
+          </w:p>
+        </w:tc>
+      </w:tr>
+      <w:tr>
+        <w:tc>
+          <w:tcPr>
+            <w:tcW w:type="dxa" w:w="4320"/>
+          </w:tcPr>
+          <w:p>
+            <w:r/>
+            <w:r>
+              <w:rPr>
+                <w:b/>
+              </w:rPr>
+              <w:t>Caso(s) de teste</w:t>
+            </w:r>
+          </w:p>
+        </w:tc>
+        <w:tc>
+          <w:tcPr>
+            <w:tcW w:type="dxa" w:w="4320"/>
+          </w:tcPr>
+          <w:p>
+            <w:r/>
+            <w:r>
+              <w:rPr>
+                <w:b w:val="0"/>
+              </w:rPr>
+              <w:t>CT06 e CT07 (regras de avaliação).</w:t>
+            </w:r>
+          </w:p>
+        </w:tc>
+      </w:tr>
+      <w:tr>
+        <w:tc>
+          <w:tcPr>
+            <w:tcW w:type="dxa" w:w="4320"/>
+          </w:tcPr>
+          <w:p>
+            <w:r/>
+            <w:r>
+              <w:rPr>
+                <w:b/>
+              </w:rPr>
+              <w:t>Localização</w:t>
+            </w:r>
+          </w:p>
+        </w:tc>
+        <w:tc>
+          <w:tcPr>
+            <w:tcW w:type="dxa" w:w="4320"/>
+          </w:tcPr>
+          <w:p>
+            <w:r/>
+            <w:r>
+              <w:rPr>
+                <w:b w:val="0"/>
+              </w:rPr>
+              <w:t>src/back/GamePadAPI/GamePadAPI/Controllers/AvaliacoesApiController.cs (PostAvaliacao).</w:t>
+            </w:r>
+          </w:p>
+        </w:tc>
+      </w:tr>
+      <w:tr>
+        <w:tc>
+          <w:tcPr>
+            <w:tcW w:type="dxa" w:w="4320"/>
+          </w:tcPr>
+          <w:p>
+            <w:r/>
+            <w:r>
+              <w:rPr>
+                <w:b/>
+              </w:rPr>
+              <w:t>Descrição</w:t>
+            </w:r>
+          </w:p>
+        </w:tc>
+        <w:tc>
+          <w:tcPr>
+            <w:tcW w:type="dxa" w:w="4320"/>
+          </w:tcPr>
+          <w:p>
+            <w:r/>
+            <w:r>
+              <w:rPr>
+                <w:b w:val="0"/>
+              </w:rPr>
+              <w:t>A única validação existente impede comentário sem nota. Uma avaliação com nota "0" sem comentário, ou com valores fora da faixa (ex.: "99"), é aceita e persistida. O cálculo de média (GetMedias) considera esses valores, enquanto o gráfico de distribuição só contabiliza 1–5, gerando incoerência.</w:t>
+            </w:r>
+          </w:p>
+        </w:tc>
+      </w:tr>
+      <w:tr>
+        <w:tc>
+          <w:tcPr>
+            <w:tcW w:type="dxa" w:w="4320"/>
+          </w:tcPr>
+          <w:p>
+            <w:r/>
+            <w:r>
+              <w:rPr>
+                <w:b/>
+              </w:rPr>
+              <w:t>Comportamento esperado</w:t>
+            </w:r>
+          </w:p>
+        </w:tc>
+        <w:tc>
+          <w:tcPr>
+            <w:tcW w:type="dxa" w:w="4320"/>
+          </w:tcPr>
+          <w:p>
+            <w:r/>
+            <w:r>
+              <w:rPr>
+                <w:b w:val="0"/>
+              </w:rPr>
+              <w:t>Quando houver nota, ela deve ser um inteiro entre 1 e 5; valores fora da faixa devem ser rejeitados.</w:t>
+            </w:r>
+          </w:p>
+        </w:tc>
+      </w:tr>
+      <w:tr>
+        <w:tc>
+          <w:tcPr>
+            <w:tcW w:type="dxa" w:w="4320"/>
+          </w:tcPr>
+          <w:p>
+            <w:r/>
+            <w:r>
+              <w:rPr>
+                <w:b/>
+              </w:rPr>
+              <w:t>Comportamento encontrado</w:t>
+            </w:r>
+          </w:p>
+        </w:tc>
+        <w:tc>
+          <w:tcPr>
+            <w:tcW w:type="dxa" w:w="4320"/>
+          </w:tcPr>
+          <w:p>
+            <w:r/>
+            <w:r>
+              <w:rPr>
+                <w:b w:val="0"/>
+              </w:rPr>
+              <w:t>Notas "0" ou fora de 1–5 são aceitas e influenciam a média.</w:t>
+            </w:r>
+          </w:p>
+        </w:tc>
+      </w:tr>
+      <w:tr>
+        <w:tc>
+          <w:tcPr>
+            <w:tcW w:type="dxa" w:w="4320"/>
+          </w:tcPr>
+          <w:p>
+            <w:r/>
+            <w:r>
+              <w:rPr>
+                <w:b/>
+              </w:rPr>
+              <w:t>Proposta de solução</w:t>
+            </w:r>
+          </w:p>
+        </w:tc>
+        <w:tc>
+          <w:tcPr>
+            <w:tcW w:type="dxa" w:w="4320"/>
+          </w:tcPr>
+          <w:p>
+            <w:r/>
+            <w:r>
+              <w:rPr>
+                <w:b w:val="0"/>
+              </w:rPr>
+              <w:t>Validar no PostAvaliacao que a nota, quando presente, seja inteiro de 1 a 5, retornando BadRequest caso contrário.</w:t>
+            </w:r>
+          </w:p>
+        </w:tc>
+      </w:tr>
+      <w:tr>
+        <w:tc>
+          <w:tcPr>
+            <w:tcW w:type="dxa" w:w="4320"/>
+          </w:tcPr>
+          <w:p>
+            <w:r/>
+            <w:r>
+              <w:rPr>
+                <w:b/>
+              </w:rPr>
+              <w:t>Status</w:t>
+            </w:r>
+          </w:p>
+        </w:tc>
+        <w:tc>
+          <w:tcPr>
+            <w:tcW w:type="dxa" w:w="4320"/>
+          </w:tcPr>
+          <w:p>
+            <w:r/>
+            <w:r>
+              <w:rPr>
+                <w:b w:val="0"/>
+              </w:rPr>
+              <w:t>Em aberto</w:t>
+            </w:r>
+          </w:p>
+        </w:tc>
+      </w:tr>
+    </w:tbl>
     <w:sectPr>
       <w:pgSz w:w="12240" w:h="15840"/>
       <w:pgMar w:top="1440" w:right="1800" w:bottom="1440" w:left="1800" w:header="720" w:footer="720" w:gutter="0"/>
